--- a/deliverables/Varactor_Reflectarray_CST_Report_Working_Draft.docx
+++ b/deliverables/Varactor_Reflectarray_CST_Report_Working_Draft.docx
@@ -557,7 +557,7 @@
         <w:rPr>
           <w:sz w:val="20"/>
         </w:rPr>
-        <w:t>3</w:t>
+        <w:t>4</w:t>
       </w:r>
     </w:p>
     <w:p>
@@ -633,7 +633,7 @@
         <w:rPr>
           <w:sz w:val="20"/>
         </w:rPr>
-        <w:t>4</w:t>
+        <w:t>5</w:t>
       </w:r>
     </w:p>
     <w:p>
@@ -709,7 +709,7 @@
         <w:rPr>
           <w:sz w:val="20"/>
         </w:rPr>
-        <w:t>6</w:t>
+        <w:t>7</w:t>
       </w:r>
     </w:p>
     <w:p>
@@ -734,7 +734,7 @@
         <w:rPr>
           <w:sz w:val="20"/>
         </w:rPr>
-        <w:t>6</w:t>
+        <w:t>7</w:t>
       </w:r>
     </w:p>
     <w:p>
@@ -759,7 +759,7 @@
         <w:rPr>
           <w:sz w:val="20"/>
         </w:rPr>
-        <w:t>7</w:t>
+        <w:t>8</w:t>
       </w:r>
     </w:p>
     <w:p>
@@ -986,7 +986,7 @@
         <w:rPr>
           <w:sz w:val="20"/>
         </w:rPr>
-        <w:t>10</w:t>
+        <w:t>11</w:t>
       </w:r>
     </w:p>
     <w:p>
@@ -1137,7 +1137,7 @@
         <w:rPr>
           <w:sz w:val="20"/>
         </w:rPr>
-        <w:t>12</w:t>
+        <w:t>13</w:t>
       </w:r>
     </w:p>
     <w:p>
@@ -1163,7 +1163,7 @@
         <w:rPr>
           <w:sz w:val="20"/>
         </w:rPr>
-        <w:t>13</w:t>
+        <w:t>14</w:t>
       </w:r>
     </w:p>
     <w:p>
@@ -1215,7 +1215,7 @@
         <w:rPr>
           <w:sz w:val="20"/>
         </w:rPr>
-        <w:t>14</w:t>
+        <w:t>15</w:t>
       </w:r>
     </w:p>
     <w:p>
@@ -1258,7 +1258,7 @@
           <w:b/>
           <w:sz w:val="21"/>
         </w:rPr>
-        <w:t>Appendix A  Complete CST parameter inventory</w:t>
+        <w:t>Appendix A  CST parameter inventory</w:t>
       </w:r>
       <w:r>
         <w:tab/>
@@ -1345,7 +1345,7 @@
         <w:rPr>
           <w:sz w:val="20"/>
         </w:rPr>
-        <w:t>20</w:t>
+        <w:t>21</w:t>
       </w:r>
     </w:p>
     <w:p>
@@ -1371,7 +1371,7 @@
         <w:rPr>
           <w:sz w:val="20"/>
         </w:rPr>
-        <w:t>22</w:t>
+        <w:t>23</w:t>
       </w:r>
     </w:p>
     <w:p>
@@ -1397,7 +1397,7 @@
         <w:rPr>
           <w:sz w:val="20"/>
         </w:rPr>
-        <w:t>23</w:t>
+        <w:t>24</w:t>
       </w:r>
     </w:p>
     <w:p>
@@ -1433,7 +1433,7 @@
         <w:rPr>
           <w:sz w:val="20"/>
         </w:rPr>
-        <w:t>2</w:t>
+        <w:t>3</w:t>
       </w:r>
     </w:p>
     <w:p>
@@ -1511,7 +1511,7 @@
         <w:rPr>
           <w:sz w:val="20"/>
         </w:rPr>
-        <w:t>5</w:t>
+        <w:t>6</w:t>
       </w:r>
     </w:p>
     <w:p>
@@ -1537,7 +1537,7 @@
         <w:rPr>
           <w:sz w:val="20"/>
         </w:rPr>
-        <w:t>9</w:t>
+        <w:t>10</w:t>
       </w:r>
     </w:p>
     <w:p>
@@ -1563,7 +1563,7 @@
         <w:rPr>
           <w:sz w:val="20"/>
         </w:rPr>
-        <w:t>11</w:t>
+        <w:t>12</w:t>
       </w:r>
     </w:p>
     <w:p>
@@ -1615,7 +1615,7 @@
         <w:rPr>
           <w:sz w:val="20"/>
         </w:rPr>
-        <w:t>20</w:t>
+        <w:t>21</w:t>
       </w:r>
     </w:p>
     <w:p>
@@ -1641,7 +1641,7 @@
         <w:rPr>
           <w:sz w:val="20"/>
         </w:rPr>
-        <w:t>22</w:t>
+        <w:t>23</w:t>
       </w:r>
     </w:p>
     <w:p>
@@ -1667,7 +1667,7 @@
         <w:rPr>
           <w:sz w:val="20"/>
         </w:rPr>
-        <w:t>22</w:t>
+        <w:t>23</w:t>
       </w:r>
     </w:p>
     <w:p>
@@ -1693,7 +1693,7 @@
         <w:rPr>
           <w:sz w:val="20"/>
         </w:rPr>
-        <w:t>23</w:t>
+        <w:t>24</w:t>
       </w:r>
     </w:p>
     <w:p>
@@ -1755,7 +1755,7 @@
         <w:rPr>
           <w:sz w:val="20"/>
         </w:rPr>
-        <w:t>7</w:t>
+        <w:t>8</w:t>
       </w:r>
     </w:p>
     <w:p>
@@ -1807,7 +1807,7 @@
         <w:rPr>
           <w:sz w:val="20"/>
         </w:rPr>
-        <w:t>8</w:t>
+        <w:t>9</w:t>
       </w:r>
     </w:p>
     <w:p>
@@ -1833,7 +1833,7 @@
         <w:rPr>
           <w:sz w:val="20"/>
         </w:rPr>
-        <w:t>10</w:t>
+        <w:t>11</w:t>
       </w:r>
     </w:p>
     <w:p>
@@ -1859,7 +1859,7 @@
         <w:rPr>
           <w:sz w:val="20"/>
         </w:rPr>
-        <w:t>12</w:t>
+        <w:t>13</w:t>
       </w:r>
     </w:p>
     <w:p>
@@ -1876,7 +1876,7 @@
           <w:b/>
           <w:sz w:val="21"/>
         </w:rPr>
-        <w:t>Table A.1  Complete CST parameter inventory</w:t>
+        <w:t>Table A.1  Current reconstructed-model parameters</w:t>
       </w:r>
       <w:r>
         <w:tab/>
@@ -1902,6 +1902,32 @@
           <w:b/>
           <w:sz w:val="21"/>
         </w:rPr>
+        <w:t>Table A.2  Development-record and unverified parameter names</w:t>
+      </w:r>
+      <w:r>
+        <w:tab/>
+      </w:r>
+      <w:r>
+        <w:rPr>
+          <w:sz w:val="20"/>
+        </w:rPr>
+        <w:t>19</w:t>
+      </w:r>
+    </w:p>
+    <w:p>
+      <w:pPr>
+        <w:tabs>
+          <w:tab w:pos="9071" w:val="right" w:leader="dot"/>
+        </w:tabs>
+        <w:spacing w:after="70" w:line="269" w:lineRule="auto"/>
+        <w:ind w:left="0"/>
+        <w:jc w:val="left"/>
+      </w:pPr>
+      <w:r>
+        <w:rPr>
+          <w:b/>
+          <w:sz w:val="21"/>
+        </w:rPr>
         <w:t>Table B.1  Layer stack with derived z coordinates</w:t>
       </w:r>
       <w:r>
@@ -1911,7 +1937,7 @@
         <w:rPr>
           <w:sz w:val="20"/>
         </w:rPr>
-        <w:t>19</w:t>
+        <w:t>20</w:t>
       </w:r>
     </w:p>
     <w:p>
@@ -1963,7 +1989,7 @@
         <w:rPr>
           <w:sz w:val="20"/>
         </w:rPr>
-        <w:t>21</w:t>
+        <w:t>22</w:t>
       </w:r>
     </w:p>
     <w:p>
@@ -2540,7 +2566,7 @@
     </w:p>
     <w:p>
       <w:r>
-        <w:t>The arrangement has a second benefit that motivated its selection. Every active and biasing component sits behind the layer-four ground plane, so the reflecting face stays flat and the backscatter depends only on the patch and the slot, with no parasitic radiation from the bias circuitry [2].</w:t>
+        <w:t>The arrangement has a second benefit that motivated its selection. The 2020 precursor states that every active and biasing component sits behind the ground layer, so that the reflecting face stays flat and the backscatter depends only on the patch and the slot, with no parasitic radiation from the bias circuitry [2]. That is a statement about the precursor element. The 2022 source assigns no conductor layer to the bias-T of the element reconstructed here, so how far the property carries over is open; Section 3.4 records the position taken.</w:t>
       </w:r>
     </w:p>
     <w:p>
@@ -6284,7 +6310,7 @@
     </w:p>
     <w:p>
       <w:r>
-        <w:t>Table 3 lists the quantities the model requires but the source does not publish. These are the values most likely to be responsible for any difference between the reconstruction and the published element, and none of them has yet been sensitivity-tested.</w:t>
+        <w:t>Table 3 lists the quantities the model requires but the source does not publish. These quantities are potential contributors to differences between the reconstruction and the published element, and their influence has not yet been sensitivity-tested.</w:t>
       </w:r>
     </w:p>
     <w:p>
@@ -8926,7 +8952,7 @@
     </w:tbl>
     <w:p>
       <w:r>
-        <w:t>The solver-reported maximum given in the caption lies at the layer-two level near the aperture. On the rescaled plot the current on the layer-three resonant path is of the order of a few amperes per metre, roughly two orders of magnitude below it. That maximum and its position are solver-reported; the level on the resonant path is an estimate read from a fixed-scale plot.</w:t>
+        <w:t>The solver-reported maximum given in the caption, 392.368 A/m at the layer-two level near the aperture, is the only calibrated value available for this run. On the fixed 0 to 5 A/m display the layer-three resonant path appears at substantially lower current density than the layer-two field concentration. That display is qualitative and supports no numerical ratio between the two.</w:t>
       </w:r>
     </w:p>
     <w:p>
@@ -9114,22 +9140,35 @@
         <w:pageBreakBefore/>
       </w:pPr>
       <w:r>
-        <w:t>Appendix A  Complete CST parameter inventory</w:t>
+        <w:t>Appendix A  CST parameter inventory</w:t>
       </w:r>
     </w:p>
     <w:p>
       <w:r>
-        <w:t>Table A.1 lists every named parameter used by the model, together with its defining expression where it has one. The baseline column and the current column are given separately, so that a value produced at the reconstruction baseline is never shown as though it were the value at the present checkpoint. For a parameter that does not depend on a displaced dimension the two columns are identical.</w:t>
+        <w:t>This appendix lists every named parameter the model records, divided by how far each one can be tied to the present reconstruction. Section A.1 holds the parameters believed to belong to the current model, and Section A.2 holds entries that the development record preserves but that the present evidence cannot place in it. Nothing is discarded between the two.</w:t>
       </w:r>
     </w:p>
     <w:p>
       <w:r>
-        <w:t>Three parameters are displaced from their published values at the current checkpoint: slotW, slotL and lineV. Every expression that depends on lineV re-evaluates with it, and the current column for those entries is computed from the recorded expression rather than read back from the solver. The origin column marks them accordingly.</w:t>
+        <w:t>Neither table is an export. No CST parameter export is available on the machine used to prepare this report, so the inventory is assembled from the project model records. A direct export from the live model is still needed before Table A.1 can be treated as an authoritative statement of what the model contains.</w:t>
+      </w:r>
+    </w:p>
+    <w:p>
+      <w:pPr>
+        <w:pStyle w:val="Heading2"/>
+      </w:pPr>
+      <w:r>
+        <w:t>A.1  Current reconstructed-model parameter inventory</w:t>
       </w:r>
     </w:p>
     <w:p>
       <w:r>
-        <w:t>Parameter names were checked against the project model records. Two discrepancies survive that check. The substrate permittivity parameter is written espAstra in the Stage-A parameter table and epsAstra in the later bias-T parameter audit, and no CST parameter export is available on the machine used to prepare this report, so the spelling is flagged rather than silently corrected. The stub half-height parameter is captured as 1.3 mm in the audit and as Bw/2 in the earlier construction, and it is flagged on the same grounds. Entries recorded before the source-topology rebuild described in Appendix D are marked as such, because the rebuild moved the bias network and their present status is unconfirmed.</w:t>
+        <w:t>The baseline column and the current column are given separately, so that a value produced at the reconstruction baseline is never shown as though it were the value at the present checkpoint. For a parameter that does not depend on a displaced dimension the two columns are identical.</w:t>
+      </w:r>
+    </w:p>
+    <w:p>
+      <w:r>
+        <w:t>Three parameters are displaced from their published values at the current checkpoint: slotW, slotL and lineV. Every expression that depends on lineV re-evaluates with it, and the current column for those entries is computed from the recorded expression rather than read back from the solver. The origin column marks them accordingly. The substrate permittivity is not listed here because its parameter spelling is disputed; the entry is in Table A.2 and the value it carries, 3, is the published one.</w:t>
       </w:r>
     </w:p>
     <w:p>
@@ -9143,7 +9182,7 @@
         <w:t xml:space="preserve">Table A.1. </w:t>
       </w:r>
       <w:r>
-        <w:t>Complete inventory of named parameters in the CST model. The baseline column is the reconstruction baseline; the current column is the diagnostic checkpoint at slotW = 0.35 mm, slotL = 2.32 mm and lineV = 1.13 mm. A value given as [VERIFY] carries the flag VERIFY AGAINST CST PARAMETER LIST: the entry exists in the model record but could not be confirmed against the present model from the evidence available here.</w:t>
+        <w:t>Named parameters of the current reconstruction. The baseline column is the reconstruction baseline; the current column is the diagnostic checkpoint at slotW = 0.35 mm, slotL = 2.32 mm and lineV = 1.13 mm. Development-record, superseded and disputed names are held separately in Table A.2.</w:t>
       </w:r>
     </w:p>
     <w:tbl>
@@ -11995,7 +12034,7 @@
             </w:pPr>
             <w:r/>
             <w:r>
-              <w:t>espAstra</w:t>
+              <w:t>tanDAstra</w:t>
             </w:r>
           </w:p>
         </w:tc>
@@ -12015,7 +12054,7 @@
             </w:pPr>
             <w:r/>
             <w:r>
-              <w:t>3</w:t>
+              <w:t>0.0017</w:t>
             </w:r>
           </w:p>
         </w:tc>
@@ -12035,7 +12074,7 @@
             </w:pPr>
             <w:r/>
             <w:r>
-              <w:t>3</w:t>
+              <w:t>0.0017</w:t>
             </w:r>
           </w:p>
         </w:tc>
@@ -12055,7 +12094,7 @@
             </w:pPr>
             <w:r/>
             <w:r>
-              <w:t>3</w:t>
+              <w:t>0.0017</w:t>
             </w:r>
           </w:p>
         </w:tc>
@@ -12095,7 +12134,7 @@
             </w:pPr>
             <w:r/>
             <w:r>
-              <w:t>Substrate relative permittivity</w:t>
+              <w:t>Substrate electric loss tangent</w:t>
             </w:r>
           </w:p>
         </w:tc>
@@ -12115,7 +12154,7 @@
             </w:pPr>
             <w:r/>
             <w:r>
-              <w:t>Value published [3]; spelling disputed, [VERIFY AGAINST CST PARAMETER LIST]</w:t>
+              <w:t>Published [3]</w:t>
             </w:r>
           </w:p>
         </w:tc>
@@ -12140,7 +12179,7 @@
             </w:pPr>
             <w:r/>
             <w:r>
-              <w:t>tanDAstra</w:t>
+              <w:t>biasW</w:t>
             </w:r>
           </w:p>
         </w:tc>
@@ -12160,7 +12199,7 @@
             </w:pPr>
             <w:r/>
             <w:r>
-              <w:t>0.0017</w:t>
+              <w:t>0.25</w:t>
             </w:r>
           </w:p>
         </w:tc>
@@ -12180,7 +12219,7 @@
             </w:pPr>
             <w:r/>
             <w:r>
-              <w:t>0.0017</w:t>
+              <w:t>0.25</w:t>
             </w:r>
           </w:p>
         </w:tc>
@@ -12200,7 +12239,7 @@
             </w:pPr>
             <w:r/>
             <w:r>
-              <w:t>0.0017</w:t>
+              <w:t>0.25</w:t>
             </w:r>
           </w:p>
         </w:tc>
@@ -12220,7 +12259,7 @@
             </w:pPr>
             <w:r/>
             <w:r>
-              <w:t>-</w:t>
+              <w:t>mm</w:t>
             </w:r>
           </w:p>
         </w:tc>
@@ -12240,7 +12279,7 @@
             </w:pPr>
             <w:r/>
             <w:r>
-              <w:t>Substrate electric loss tangent</w:t>
+              <w:t>Bias-line width; published symbol Bl</w:t>
             </w:r>
           </w:p>
         </w:tc>
@@ -12260,7 +12299,7 @@
             </w:pPr>
             <w:r/>
             <w:r>
-              <w:t>Published [3]</w:t>
+              <w:t>Published [3]; CST name from the model record</w:t>
             </w:r>
           </w:p>
         </w:tc>
@@ -12285,7 +12324,7 @@
             </w:pPr>
             <w:r/>
             <w:r>
-              <w:t>biasW</w:t>
+              <w:t>Bd</w:t>
             </w:r>
           </w:p>
         </w:tc>
@@ -12305,7 +12344,7 @@
             </w:pPr>
             <w:r/>
             <w:r>
-              <w:t>0.25</w:t>
+              <w:t>1.6</w:t>
             </w:r>
           </w:p>
         </w:tc>
@@ -12325,7 +12364,7 @@
             </w:pPr>
             <w:r/>
             <w:r>
-              <w:t>0.25</w:t>
+              <w:t>1.6</w:t>
             </w:r>
           </w:p>
         </w:tc>
@@ -12345,7 +12384,7 @@
             </w:pPr>
             <w:r/>
             <w:r>
-              <w:t>0.25</w:t>
+              <w:t>1.6</w:t>
             </w:r>
           </w:p>
         </w:tc>
@@ -12385,7 +12424,7 @@
             </w:pPr>
             <w:r/>
             <w:r>
-              <w:t>Bias-line width; published symbol Bl</w:t>
+              <w:t>Junction to radial-stub offset</w:t>
             </w:r>
           </w:p>
         </w:tc>
@@ -12405,7 +12444,7 @@
             </w:pPr>
             <w:r/>
             <w:r>
-              <w:t>Published [3]; CST name from the model record</w:t>
+              <w:t>Published [3]</w:t>
             </w:r>
           </w:p>
         </w:tc>
@@ -12430,7 +12469,7 @@
             </w:pPr>
             <w:r/>
             <w:r>
-              <w:t>Bd</w:t>
+              <w:t>Bw</w:t>
             </w:r>
           </w:p>
         </w:tc>
@@ -12450,7 +12489,7 @@
             </w:pPr>
             <w:r/>
             <w:r>
-              <w:t>1.6</w:t>
+              <w:t>1.3</w:t>
             </w:r>
           </w:p>
         </w:tc>
@@ -12470,7 +12509,7 @@
             </w:pPr>
             <w:r/>
             <w:r>
-              <w:t>1.6</w:t>
+              <w:t>1.3</w:t>
             </w:r>
           </w:p>
         </w:tc>
@@ -12490,7 +12529,7 @@
             </w:pPr>
             <w:r/>
             <w:r>
-              <w:t>1.6</w:t>
+              <w:t>1.3</w:t>
             </w:r>
           </w:p>
         </w:tc>
@@ -12530,7 +12569,7 @@
             </w:pPr>
             <w:r/>
             <w:r>
-              <w:t>Junction to radial-stub offset</w:t>
+              <w:t>Radial-stub half-span</w:t>
             </w:r>
           </w:p>
         </w:tc>
@@ -12575,7 +12614,7 @@
             </w:pPr>
             <w:r/>
             <w:r>
-              <w:t>Bw</w:t>
+              <w:t>Bh</w:t>
             </w:r>
           </w:p>
         </w:tc>
@@ -12595,7 +12634,7 @@
             </w:pPr>
             <w:r/>
             <w:r>
-              <w:t>1.3</w:t>
+              <w:t>1.13</w:t>
             </w:r>
           </w:p>
         </w:tc>
@@ -12615,7 +12654,7 @@
             </w:pPr>
             <w:r/>
             <w:r>
-              <w:t>1.3</w:t>
+              <w:t>1.13</w:t>
             </w:r>
           </w:p>
         </w:tc>
@@ -12635,7 +12674,7 @@
             </w:pPr>
             <w:r/>
             <w:r>
-              <w:t>1.3</w:t>
+              <w:t>1.13</w:t>
             </w:r>
           </w:p>
         </w:tc>
@@ -12675,7 +12714,7 @@
             </w:pPr>
             <w:r/>
             <w:r>
-              <w:t>Radial-stub half-span</w:t>
+              <w:t>Radial-stub chord offset</w:t>
             </w:r>
           </w:p>
         </w:tc>
@@ -12720,7 +12759,7 @@
             </w:pPr>
             <w:r/>
             <w:r>
-              <w:t>Bh</w:t>
+              <w:t>zPatchBottom</w:t>
             </w:r>
           </w:p>
         </w:tc>
@@ -12740,7 +12779,7 @@
             </w:pPr>
             <w:r/>
             <w:r>
-              <w:t>1.13</w:t>
+              <w:t>0</w:t>
             </w:r>
           </w:p>
         </w:tc>
@@ -12760,7 +12799,7 @@
             </w:pPr>
             <w:r/>
             <w:r>
-              <w:t>1.13</w:t>
+              <w:t>0</w:t>
             </w:r>
           </w:p>
         </w:tc>
@@ -12780,7 +12819,7 @@
             </w:pPr>
             <w:r/>
             <w:r>
-              <w:t>1.13</w:t>
+              <w:t>0</w:t>
             </w:r>
           </w:p>
         </w:tc>
@@ -12820,7 +12859,7 @@
             </w:pPr>
             <w:r/>
             <w:r>
-              <w:t>Radial-stub chord offset</w:t>
+              <w:t>L1 lower face, stack datum</w:t>
             </w:r>
           </w:p>
         </w:tc>
@@ -12840,7 +12879,7 @@
             </w:pPr>
             <w:r/>
             <w:r>
-              <w:t>Published [3]</w:t>
+              <w:t>Derived</w:t>
             </w:r>
           </w:p>
         </w:tc>
@@ -12865,7 +12904,7 @@
             </w:pPr>
             <w:r/>
             <w:r>
-              <w:t>zPatchBottom</w:t>
+              <w:t>zPatchTop</w:t>
             </w:r>
           </w:p>
         </w:tc>
@@ -12885,7 +12924,7 @@
             </w:pPr>
             <w:r/>
             <w:r>
-              <w:t>0</w:t>
+              <w:t>zPatchBottom + cuOuter</w:t>
             </w:r>
           </w:p>
         </w:tc>
@@ -12905,7 +12944,7 @@
             </w:pPr>
             <w:r/>
             <w:r>
-              <w:t>0</w:t>
+              <w:t>0.035</w:t>
             </w:r>
           </w:p>
         </w:tc>
@@ -12925,7 +12964,7 @@
             </w:pPr>
             <w:r/>
             <w:r>
-              <w:t>0</w:t>
+              <w:t>0.035</w:t>
             </w:r>
           </w:p>
         </w:tc>
@@ -12965,7 +13004,7 @@
             </w:pPr>
             <w:r/>
             <w:r>
-              <w:t>L1 lower face, stack datum</w:t>
+              <w:t>L1 upper face</w:t>
             </w:r>
           </w:p>
         </w:tc>
@@ -13010,7 +13049,7 @@
             </w:pPr>
             <w:r/>
             <w:r>
-              <w:t>zPatchTop</w:t>
+              <w:t>zL2Top</w:t>
             </w:r>
           </w:p>
         </w:tc>
@@ -13030,7 +13069,7 @@
             </w:pPr>
             <w:r/>
             <w:r>
-              <w:t>zPatchBottom + cuOuter</w:t>
+              <w:t>-sub1</w:t>
             </w:r>
           </w:p>
         </w:tc>
@@ -13050,7 +13089,7 @@
             </w:pPr>
             <w:r/>
             <w:r>
-              <w:t>0.035</w:t>
+              <w:t>-0.254</w:t>
             </w:r>
           </w:p>
         </w:tc>
@@ -13070,7 +13109,7 @@
             </w:pPr>
             <w:r/>
             <w:r>
-              <w:t>0.035</w:t>
+              <w:t>-0.254</w:t>
             </w:r>
           </w:p>
         </w:tc>
@@ -13110,7 +13149,7 @@
             </w:pPr>
             <w:r/>
             <w:r>
-              <w:t>L1 upper face</w:t>
+              <w:t>L2 upper face</w:t>
             </w:r>
           </w:p>
         </w:tc>
@@ -13155,7 +13194,7 @@
             </w:pPr>
             <w:r/>
             <w:r>
-              <w:t>zL2Top</w:t>
+              <w:t>zL2Bottom</w:t>
             </w:r>
           </w:p>
         </w:tc>
@@ -13175,7 +13214,7 @@
             </w:pPr>
             <w:r/>
             <w:r>
-              <w:t>-sub1</w:t>
+              <w:t>zL2Top - cuOuter</w:t>
             </w:r>
           </w:p>
         </w:tc>
@@ -13195,7 +13234,7 @@
             </w:pPr>
             <w:r/>
             <w:r>
-              <w:t>-0.254</w:t>
+              <w:t>-0.289</w:t>
             </w:r>
           </w:p>
         </w:tc>
@@ -13215,7 +13254,7 @@
             </w:pPr>
             <w:r/>
             <w:r>
-              <w:t>-0.254</w:t>
+              <w:t>-0.289</w:t>
             </w:r>
           </w:p>
         </w:tc>
@@ -13255,7 +13294,7 @@
             </w:pPr>
             <w:r/>
             <w:r>
-              <w:t>L2 upper face</w:t>
+              <w:t>L2 lower face</w:t>
             </w:r>
           </w:p>
         </w:tc>
@@ -13300,7 +13339,7 @@
             </w:pPr>
             <w:r/>
             <w:r>
-              <w:t>zL2Bottom</w:t>
+              <w:t>zL3Top</w:t>
             </w:r>
           </w:p>
         </w:tc>
@@ -13320,7 +13359,7 @@
             </w:pPr>
             <w:r/>
             <w:r>
-              <w:t>zL2Top - cuOuter</w:t>
+              <w:t>zL2Bottom - sub2</w:t>
             </w:r>
           </w:p>
         </w:tc>
@@ -13340,7 +13379,7 @@
             </w:pPr>
             <w:r/>
             <w:r>
-              <w:t>-0.289</w:t>
+              <w:t>-0.543</w:t>
             </w:r>
           </w:p>
         </w:tc>
@@ -13360,7 +13399,7 @@
             </w:pPr>
             <w:r/>
             <w:r>
-              <w:t>-0.289</w:t>
+              <w:t>-0.543</w:t>
             </w:r>
           </w:p>
         </w:tc>
@@ -13400,7 +13439,7 @@
             </w:pPr>
             <w:r/>
             <w:r>
-              <w:t>L2 lower face</w:t>
+              <w:t>L3 upper face</w:t>
             </w:r>
           </w:p>
         </w:tc>
@@ -13445,7 +13484,7 @@
             </w:pPr>
             <w:r/>
             <w:r>
-              <w:t>zL3Top</w:t>
+              <w:t>zL3Bottom</w:t>
             </w:r>
           </w:p>
         </w:tc>
@@ -13465,7 +13504,7 @@
             </w:pPr>
             <w:r/>
             <w:r>
-              <w:t>zL2Bottom - sub2</w:t>
+              <w:t>zL3Top - cuInner</w:t>
             </w:r>
           </w:p>
         </w:tc>
@@ -13485,7 +13524,7 @@
             </w:pPr>
             <w:r/>
             <w:r>
-              <w:t>-0.543</w:t>
+              <w:t>-0.561</w:t>
             </w:r>
           </w:p>
         </w:tc>
@@ -13505,7 +13544,7 @@
             </w:pPr>
             <w:r/>
             <w:r>
-              <w:t>-0.543</w:t>
+              <w:t>-0.561</w:t>
             </w:r>
           </w:p>
         </w:tc>
@@ -13545,7 +13584,7 @@
             </w:pPr>
             <w:r/>
             <w:r>
-              <w:t>L3 upper face</w:t>
+              <w:t>L3 lower face</w:t>
             </w:r>
           </w:p>
         </w:tc>
@@ -13590,7 +13629,7 @@
             </w:pPr>
             <w:r/>
             <w:r>
-              <w:t>zL3Bottom</w:t>
+              <w:t>zL4Top</w:t>
             </w:r>
           </w:p>
         </w:tc>
@@ -13610,7 +13649,7 @@
             </w:pPr>
             <w:r/>
             <w:r>
-              <w:t>zL3Top - cuInner</w:t>
+              <w:t>zL3Bottom - sub3</w:t>
             </w:r>
           </w:p>
         </w:tc>
@@ -13630,7 +13669,7 @@
             </w:pPr>
             <w:r/>
             <w:r>
-              <w:t>-0.561</w:t>
+              <w:t>-0.815</w:t>
             </w:r>
           </w:p>
         </w:tc>
@@ -13650,7 +13689,7 @@
             </w:pPr>
             <w:r/>
             <w:r>
-              <w:t>-0.561</w:t>
+              <w:t>-0.815</w:t>
             </w:r>
           </w:p>
         </w:tc>
@@ -13690,7 +13729,7 @@
             </w:pPr>
             <w:r/>
             <w:r>
-              <w:t>L3 lower face</w:t>
+              <w:t>L4 upper face</w:t>
             </w:r>
           </w:p>
         </w:tc>
@@ -13735,7 +13774,7 @@
             </w:pPr>
             <w:r/>
             <w:r>
-              <w:t>zL4Top</w:t>
+              <w:t>zL4Bottom</w:t>
             </w:r>
           </w:p>
         </w:tc>
@@ -13755,7 +13794,7 @@
             </w:pPr>
             <w:r/>
             <w:r>
-              <w:t>zL3Bottom - sub3</w:t>
+              <w:t>zL4Top - cuInner</w:t>
             </w:r>
           </w:p>
         </w:tc>
@@ -13775,7 +13814,7 @@
             </w:pPr>
             <w:r/>
             <w:r>
-              <w:t>-0.815</w:t>
+              <w:t>-0.833</w:t>
             </w:r>
           </w:p>
         </w:tc>
@@ -13795,7 +13834,7 @@
             </w:pPr>
             <w:r/>
             <w:r>
-              <w:t>-0.815</w:t>
+              <w:t>-0.833</w:t>
             </w:r>
           </w:p>
         </w:tc>
@@ -13835,7 +13874,7 @@
             </w:pPr>
             <w:r/>
             <w:r>
-              <w:t>L4 upper face</w:t>
+              <w:t>L4 lower face</w:t>
             </w:r>
           </w:p>
         </w:tc>
@@ -13880,7 +13919,7 @@
             </w:pPr>
             <w:r/>
             <w:r>
-              <w:t>zL4Bottom</w:t>
+              <w:t>zL5Top</w:t>
             </w:r>
           </w:p>
         </w:tc>
@@ -13900,7 +13939,7 @@
             </w:pPr>
             <w:r/>
             <w:r>
-              <w:t>zL4Top - cuInner</w:t>
+              <w:t>zL4Bottom - sub4</w:t>
             </w:r>
           </w:p>
         </w:tc>
@@ -13920,7 +13959,7 @@
             </w:pPr>
             <w:r/>
             <w:r>
-              <w:t>-0.833</w:t>
+              <w:t>-0.960</w:t>
             </w:r>
           </w:p>
         </w:tc>
@@ -13940,7 +13979,7 @@
             </w:pPr>
             <w:r/>
             <w:r>
-              <w:t>-0.833</w:t>
+              <w:t>-0.960</w:t>
             </w:r>
           </w:p>
         </w:tc>
@@ -13980,7 +14019,7 @@
             </w:pPr>
             <w:r/>
             <w:r>
-              <w:t>L4 lower face</w:t>
+              <w:t>L5 upper face</w:t>
             </w:r>
           </w:p>
         </w:tc>
@@ -14025,7 +14064,7 @@
             </w:pPr>
             <w:r/>
             <w:r>
-              <w:t>zL5Top</w:t>
+              <w:t>zL5Bottom</w:t>
             </w:r>
           </w:p>
         </w:tc>
@@ -14045,7 +14084,7 @@
             </w:pPr>
             <w:r/>
             <w:r>
-              <w:t>zL4Bottom - sub4</w:t>
+              <w:t>zL5Top - cuOuter</w:t>
             </w:r>
           </w:p>
         </w:tc>
@@ -14065,7 +14104,7 @@
             </w:pPr>
             <w:r/>
             <w:r>
-              <w:t>-0.960</w:t>
+              <w:t>-0.995</w:t>
             </w:r>
           </w:p>
         </w:tc>
@@ -14085,7 +14124,7 @@
             </w:pPr>
             <w:r/>
             <w:r>
-              <w:t>-0.960</w:t>
+              <w:t>-0.995</w:t>
             </w:r>
           </w:p>
         </w:tc>
@@ -14125,7 +14164,7 @@
             </w:pPr>
             <w:r/>
             <w:r>
-              <w:t>L5 upper face</w:t>
+              <w:t>L5 lower face</w:t>
             </w:r>
           </w:p>
         </w:tc>
@@ -14170,7 +14209,7 @@
             </w:pPr>
             <w:r/>
             <w:r>
-              <w:t>zL5Bottom</w:t>
+              <w:t>zL6Top</w:t>
             </w:r>
           </w:p>
         </w:tc>
@@ -14190,7 +14229,7 @@
             </w:pPr>
             <w:r/>
             <w:r>
-              <w:t>zL5Top - cuOuter</w:t>
+              <w:t>zL5Bottom - sub5</w:t>
             </w:r>
           </w:p>
         </w:tc>
@@ -14210,7 +14249,7 @@
             </w:pPr>
             <w:r/>
             <w:r>
-              <w:t>-0.995</w:t>
+              <w:t>-1.122</w:t>
             </w:r>
           </w:p>
         </w:tc>
@@ -14230,7 +14269,7 @@
             </w:pPr>
             <w:r/>
             <w:r>
-              <w:t>-0.995</w:t>
+              <w:t>-1.122</w:t>
             </w:r>
           </w:p>
         </w:tc>
@@ -14270,7 +14309,7 @@
             </w:pPr>
             <w:r/>
             <w:r>
-              <w:t>L5 lower face</w:t>
+              <w:t>L6 upper face</w:t>
             </w:r>
           </w:p>
         </w:tc>
@@ -14315,7 +14354,7 @@
             </w:pPr>
             <w:r/>
             <w:r>
-              <w:t>zL6Top</w:t>
+              <w:t>zL6Bottom</w:t>
             </w:r>
           </w:p>
         </w:tc>
@@ -14335,7 +14374,7 @@
             </w:pPr>
             <w:r/>
             <w:r>
-              <w:t>zL5Bottom - sub5</w:t>
+              <w:t>zL6Top - cuOuter</w:t>
             </w:r>
           </w:p>
         </w:tc>
@@ -14355,7 +14394,7 @@
             </w:pPr>
             <w:r/>
             <w:r>
-              <w:t>-1.122</w:t>
+              <w:t>-1.157</w:t>
             </w:r>
           </w:p>
         </w:tc>
@@ -14375,7 +14414,7 @@
             </w:pPr>
             <w:r/>
             <w:r>
-              <w:t>-1.122</w:t>
+              <w:t>-1.157</w:t>
             </w:r>
           </w:p>
         </w:tc>
@@ -14415,7 +14454,7 @@
             </w:pPr>
             <w:r/>
             <w:r>
-              <w:t>L6 upper face</w:t>
+              <w:t>L6 lower face</w:t>
             </w:r>
           </w:p>
         </w:tc>
@@ -14460,7 +14499,7 @@
             </w:pPr>
             <w:r/>
             <w:r>
-              <w:t>zL6Bottom</w:t>
+              <w:t>viaD</w:t>
             </w:r>
           </w:p>
         </w:tc>
@@ -14480,7 +14519,7 @@
             </w:pPr>
             <w:r/>
             <w:r>
-              <w:t>zL6Top - cuOuter</w:t>
+              <w:t>0.20</w:t>
             </w:r>
           </w:p>
         </w:tc>
@@ -14500,7 +14539,7 @@
             </w:pPr>
             <w:r/>
             <w:r>
-              <w:t>-1.157</w:t>
+              <w:t>0.20</w:t>
             </w:r>
           </w:p>
         </w:tc>
@@ -14520,7 +14559,7 @@
             </w:pPr>
             <w:r/>
             <w:r>
-              <w:t>-1.157</w:t>
+              <w:t>0.20</w:t>
             </w:r>
           </w:p>
         </w:tc>
@@ -14560,7 +14599,7 @@
             </w:pPr>
             <w:r/>
             <w:r>
-              <w:t>L6 lower face</w:t>
+              <w:t>Blind-via diameter</w:t>
             </w:r>
           </w:p>
         </w:tc>
@@ -14580,7 +14619,7 @@
             </w:pPr>
             <w:r/>
             <w:r>
-              <w:t>Derived</w:t>
+              <w:t>Assumed</w:t>
             </w:r>
           </w:p>
         </w:tc>
@@ -14605,7 +14644,7 @@
             </w:pPr>
             <w:r/>
             <w:r>
-              <w:t>viaD</w:t>
+              <w:t>viaClearD</w:t>
             </w:r>
           </w:p>
         </w:tc>
@@ -14625,7 +14664,7 @@
             </w:pPr>
             <w:r/>
             <w:r>
-              <w:t>0.20</w:t>
+              <w:t>0.50</w:t>
             </w:r>
           </w:p>
         </w:tc>
@@ -14645,7 +14684,7 @@
             </w:pPr>
             <w:r/>
             <w:r>
-              <w:t>0.20</w:t>
+              <w:t>0.50</w:t>
             </w:r>
           </w:p>
         </w:tc>
@@ -14665,7 +14704,7 @@
             </w:pPr>
             <w:r/>
             <w:r>
-              <w:t>0.20</w:t>
+              <w:t>0.50</w:t>
             </w:r>
           </w:p>
         </w:tc>
@@ -14705,7 +14744,7 @@
             </w:pPr>
             <w:r/>
             <w:r>
-              <w:t>Blind-via diameter</w:t>
+              <w:t>L4 clearance diameter</w:t>
             </w:r>
           </w:p>
         </w:tc>
@@ -14750,7 +14789,7 @@
             </w:pPr>
             <w:r/>
             <w:r>
-              <w:t>viaClearD</w:t>
+              <w:t>viaX</w:t>
             </w:r>
           </w:p>
         </w:tc>
@@ -14770,7 +14809,7 @@
             </w:pPr>
             <w:r/>
             <w:r>
-              <w:t>0.50</w:t>
+              <w:t>capX</w:t>
             </w:r>
           </w:p>
         </w:tc>
@@ -14790,7 +14829,7 @@
             </w:pPr>
             <w:r/>
             <w:r>
-              <w:t>0.50</w:t>
+              <w:t>0</w:t>
             </w:r>
           </w:p>
         </w:tc>
@@ -14810,7 +14849,7 @@
             </w:pPr>
             <w:r/>
             <w:r>
-              <w:t>0.50</w:t>
+              <w:t>0</w:t>
             </w:r>
           </w:p>
         </w:tc>
@@ -14850,7 +14889,7 @@
             </w:pPr>
             <w:r/>
             <w:r>
-              <w:t>L4 clearance diameter</w:t>
+              <w:t>Blind-via centre, x</w:t>
             </w:r>
           </w:p>
         </w:tc>
@@ -14870,7 +14909,7 @@
             </w:pPr>
             <w:r/>
             <w:r>
-              <w:t>Assumed</w:t>
+              <w:t>Derived</w:t>
             </w:r>
           </w:p>
         </w:tc>
@@ -14895,7 +14934,7 @@
             </w:pPr>
             <w:r/>
             <w:r>
-              <w:t>viaX</w:t>
+              <w:t>viaY</w:t>
             </w:r>
           </w:p>
         </w:tc>
@@ -14915,7 +14954,7 @@
             </w:pPr>
             <w:r/>
             <w:r>
-              <w:t>capX</w:t>
+              <w:t>0</w:t>
             </w:r>
           </w:p>
         </w:tc>
@@ -14995,7 +15034,7 @@
             </w:pPr>
             <w:r/>
             <w:r>
-              <w:t>Blind-via centre, x</w:t>
+              <w:t>Blind-via centre, y; splits L3 into Lv and Ls</w:t>
             </w:r>
           </w:p>
         </w:tc>
@@ -15015,7 +15054,7 @@
             </w:pPr>
             <w:r/>
             <w:r>
-              <w:t>Derived</w:t>
+              <w:t>Derived, locked</w:t>
             </w:r>
           </w:p>
         </w:tc>
@@ -15040,7 +15079,7 @@
             </w:pPr>
             <w:r/>
             <w:r>
-              <w:t>viaY</w:t>
+              <w:t>viaZtop</w:t>
             </w:r>
           </w:p>
         </w:tc>
@@ -15060,7 +15099,7 @@
             </w:pPr>
             <w:r/>
             <w:r>
-              <w:t>0</w:t>
+              <w:t>zL3Bottom</w:t>
             </w:r>
           </w:p>
         </w:tc>
@@ -15080,7 +15119,7 @@
             </w:pPr>
             <w:r/>
             <w:r>
-              <w:t>0</w:t>
+              <w:t>-0.561</w:t>
             </w:r>
           </w:p>
         </w:tc>
@@ -15100,7 +15139,7 @@
             </w:pPr>
             <w:r/>
             <w:r>
-              <w:t>0</w:t>
+              <w:t>-0.561</w:t>
             </w:r>
           </w:p>
         </w:tc>
@@ -15140,7 +15179,7 @@
             </w:pPr>
             <w:r/>
             <w:r>
-              <w:t>Blind-via centre, y; splits L3 into Lv and Ls</w:t>
+              <w:t>Blind-via upper end</w:t>
             </w:r>
           </w:p>
         </w:tc>
@@ -15160,7 +15199,7 @@
             </w:pPr>
             <w:r/>
             <w:r>
-              <w:t>Derived, locked</w:t>
+              <w:t>Derived</w:t>
             </w:r>
           </w:p>
         </w:tc>
@@ -15185,7 +15224,7 @@
             </w:pPr>
             <w:r/>
             <w:r>
-              <w:t>viaZtop</w:t>
+              <w:t>viaZbottom</w:t>
             </w:r>
           </w:p>
         </w:tc>
@@ -15205,7 +15244,7 @@
             </w:pPr>
             <w:r/>
             <w:r>
-              <w:t>zL3Bottom</w:t>
+              <w:t>zL6Top</w:t>
             </w:r>
           </w:p>
         </w:tc>
@@ -15225,7 +15264,7 @@
             </w:pPr>
             <w:r/>
             <w:r>
-              <w:t>-0.561</w:t>
+              <w:t>-1.122</w:t>
             </w:r>
           </w:p>
         </w:tc>
@@ -15245,7 +15284,7 @@
             </w:pPr>
             <w:r/>
             <w:r>
-              <w:t>-0.561</w:t>
+              <w:t>-1.122</w:t>
             </w:r>
           </w:p>
         </w:tc>
@@ -15285,7 +15324,7 @@
             </w:pPr>
             <w:r/>
             <w:r>
-              <w:t>Blind-via upper end</w:t>
+              <w:t>Blind-via lower end</w:t>
             </w:r>
           </w:p>
         </w:tc>
@@ -15330,7 +15369,7 @@
             </w:pPr>
             <w:r/>
             <w:r>
-              <w:t>viaZbottom</w:t>
+              <w:t>capX</w:t>
             </w:r>
           </w:p>
         </w:tc>
@@ -15350,7 +15389,7 @@
             </w:pPr>
             <w:r/>
             <w:r>
-              <w:t>zL6Top</w:t>
+              <w:t>0</w:t>
             </w:r>
           </w:p>
         </w:tc>
@@ -15370,7 +15409,7 @@
             </w:pPr>
             <w:r/>
             <w:r>
-              <w:t>-1.122</w:t>
+              <w:t>0</w:t>
             </w:r>
           </w:p>
         </w:tc>
@@ -15390,7 +15429,7 @@
             </w:pPr>
             <w:r/>
             <w:r>
-              <w:t>-1.122</w:t>
+              <w:t>0</w:t>
             </w:r>
           </w:p>
         </w:tc>
@@ -15430,7 +15469,7 @@
             </w:pPr>
             <w:r/>
             <w:r>
-              <w:t>Blind-via lower end</w:t>
+              <w:t>Tuning-element centre, x</w:t>
             </w:r>
           </w:p>
         </w:tc>
@@ -15475,7 +15514,7 @@
             </w:pPr>
             <w:r/>
             <w:r>
-              <w:t>capX</w:t>
+              <w:t>capY</w:t>
             </w:r>
           </w:p>
         </w:tc>
@@ -15495,7 +15534,7 @@
             </w:pPr>
             <w:r/>
             <w:r>
-              <w:t>0</w:t>
+              <w:t>-lineV + lineW/2</w:t>
             </w:r>
           </w:p>
         </w:tc>
@@ -15515,7 +15554,7 @@
             </w:pPr>
             <w:r/>
             <w:r>
-              <w:t>0</w:t>
+              <w:t>-0.945</w:t>
             </w:r>
           </w:p>
         </w:tc>
@@ -15535,7 +15574,7 @@
             </w:pPr>
             <w:r/>
             <w:r>
-              <w:t>0</w:t>
+              <w:t>-0.965</w:t>
             </w:r>
           </w:p>
         </w:tc>
@@ -15575,7 +15614,7 @@
             </w:pPr>
             <w:r/>
             <w:r>
-              <w:t>Tuning-element centre, x</w:t>
+              <w:t>Tuning-element centre, y</w:t>
             </w:r>
           </w:p>
         </w:tc>
@@ -15595,7 +15634,7 @@
             </w:pPr>
             <w:r/>
             <w:r>
-              <w:t>Derived</w:t>
+              <w:t>Derived; computed from the expression</w:t>
             </w:r>
           </w:p>
         </w:tc>
@@ -15620,32 +15659,32 @@
             </w:pPr>
             <w:r/>
             <w:r>
+              <w:t>varCenterY</w:t>
+            </w:r>
+          </w:p>
+        </w:tc>
+        <w:tc>
+          <w:tcPr>
+            <w:tcW w:type="dxa" w:w="1613"/>
+            <w:tcBorders>
+              <w:top w:val="single" w:sz="6" w:color="666666"/>
+              <w:bottom w:val="single" w:sz="6" w:color="666666"/>
+              <w:left w:val="nil"/>
+              <w:right w:val="nil"/>
+            </w:tcBorders>
+          </w:tcPr>
+          <w:p>
+            <w:pPr>
+              <w:pStyle w:val="TableBody"/>
+            </w:pPr>
+            <w:r/>
+            <w:r>
               <w:t>capY</w:t>
             </w:r>
           </w:p>
         </w:tc>
         <w:tc>
           <w:tcPr>
-            <w:tcW w:type="dxa" w:w="1613"/>
-            <w:tcBorders>
-              <w:top w:val="single" w:sz="6" w:color="666666"/>
-              <w:bottom w:val="single" w:sz="6" w:color="666666"/>
-              <w:left w:val="nil"/>
-              <w:right w:val="nil"/>
-            </w:tcBorders>
-          </w:tcPr>
-          <w:p>
-            <w:pPr>
-              <w:pStyle w:val="TableBody"/>
-            </w:pPr>
-            <w:r/>
-            <w:r>
-              <w:t>-lineV + lineW/2</w:t>
-            </w:r>
-          </w:p>
-        </w:tc>
-        <w:tc>
-          <w:tcPr>
             <w:tcW w:type="dxa" w:w="864"/>
             <w:tcBorders>
               <w:top w:val="single" w:sz="6" w:color="666666"/>
@@ -15720,7 +15759,7 @@
             </w:pPr>
             <w:r/>
             <w:r>
-              <w:t>Tuning-element centre, y</w:t>
+              <w:t>Varactor terminal-pair centre</w:t>
             </w:r>
           </w:p>
         </w:tc>
@@ -15765,7 +15804,7 @@
             </w:pPr>
             <w:r/>
             <w:r>
-              <w:t>varCenterY</w:t>
+              <w:t>varTermSep</w:t>
             </w:r>
           </w:p>
         </w:tc>
@@ -15785,7 +15824,7 @@
             </w:pPr>
             <w:r/>
             <w:r>
-              <w:t>capY</w:t>
+              <w:t>0.4185</w:t>
             </w:r>
           </w:p>
         </w:tc>
@@ -15805,7 +15844,7 @@
             </w:pPr>
             <w:r/>
             <w:r>
-              <w:t>-0.945</w:t>
+              <w:t>0.4185</w:t>
             </w:r>
           </w:p>
         </w:tc>
@@ -15825,7 +15864,7 @@
             </w:pPr>
             <w:r/>
             <w:r>
-              <w:t>-0.965</w:t>
+              <w:t>0.4185</w:t>
             </w:r>
           </w:p>
         </w:tc>
@@ -15865,7 +15904,7 @@
             </w:pPr>
             <w:r/>
             <w:r>
-              <w:t>Varactor terminal-pair centre</w:t>
+              <w:t>Separation of the two terminal pads</w:t>
             </w:r>
           </w:p>
         </w:tc>
@@ -15885,7 +15924,7 @@
             </w:pPr>
             <w:r/>
             <w:r>
-              <w:t>Derived; computed from the expression</w:t>
+              <w:t>Assumed from a package outline</w:t>
             </w:r>
           </w:p>
         </w:tc>
@@ -15910,7 +15949,7 @@
             </w:pPr>
             <w:r/>
             <w:r>
-              <w:t>varTermSep</w:t>
+              <w:t>varPadW</w:t>
             </w:r>
           </w:p>
         </w:tc>
@@ -15930,7 +15969,7 @@
             </w:pPr>
             <w:r/>
             <w:r>
-              <w:t>0.4185</w:t>
+              <w:t>0.2155</w:t>
             </w:r>
           </w:p>
         </w:tc>
@@ -15950,7 +15989,7 @@
             </w:pPr>
             <w:r/>
             <w:r>
-              <w:t>0.4185</w:t>
+              <w:t>0.2155</w:t>
             </w:r>
           </w:p>
         </w:tc>
@@ -15970,7 +16009,7 @@
             </w:pPr>
             <w:r/>
             <w:r>
-              <w:t>0.4185</w:t>
+              <w:t>0.2155</w:t>
             </w:r>
           </w:p>
         </w:tc>
@@ -16010,7 +16049,7 @@
             </w:pPr>
             <w:r/>
             <w:r>
-              <w:t>Separation of the two terminal pads</w:t>
+              <w:t>Terminal pad width on L6</w:t>
             </w:r>
           </w:p>
         </w:tc>
@@ -16055,7 +16094,7 @@
             </w:pPr>
             <w:r/>
             <w:r>
-              <w:t>varPadW</w:t>
+              <w:t>varPadL</w:t>
             </w:r>
           </w:p>
         </w:tc>
@@ -16075,7 +16114,7 @@
             </w:pPr>
             <w:r/>
             <w:r>
-              <w:t>0.2155</w:t>
+              <w:t>0.1905</w:t>
             </w:r>
           </w:p>
         </w:tc>
@@ -16095,7 +16134,7 @@
             </w:pPr>
             <w:r/>
             <w:r>
-              <w:t>0.2155</w:t>
+              <w:t>0.1905</w:t>
             </w:r>
           </w:p>
         </w:tc>
@@ -16115,7 +16154,7 @@
             </w:pPr>
             <w:r/>
             <w:r>
-              <w:t>0.2155</w:t>
+              <w:t>0.1905</w:t>
             </w:r>
           </w:p>
         </w:tc>
@@ -16155,7 +16194,7 @@
             </w:pPr>
             <w:r/>
             <w:r>
-              <w:t>Terminal pad width on L6</w:t>
+              <w:t>Terminal pad length on L6</w:t>
             </w:r>
           </w:p>
         </w:tc>
@@ -16200,7 +16239,7 @@
             </w:pPr>
             <w:r/>
             <w:r>
-              <w:t>varPadL</w:t>
+              <w:t>varRFPadY</w:t>
             </w:r>
           </w:p>
         </w:tc>
@@ -16220,7 +16259,7 @@
             </w:pPr>
             <w:r/>
             <w:r>
-              <w:t>0.1905</w:t>
+              <w:t>varCenterY + varTermSep/2</w:t>
             </w:r>
           </w:p>
         </w:tc>
@@ -16240,7 +16279,7 @@
             </w:pPr>
             <w:r/>
             <w:r>
-              <w:t>0.1905</w:t>
+              <w:t>-0.73575</w:t>
             </w:r>
           </w:p>
         </w:tc>
@@ -16260,7 +16299,7 @@
             </w:pPr>
             <w:r/>
             <w:r>
-              <w:t>0.1905</w:t>
+              <w:t>-0.75575</w:t>
             </w:r>
           </w:p>
         </w:tc>
@@ -16300,7 +16339,7 @@
             </w:pPr>
             <w:r/>
             <w:r>
-              <w:t>Terminal pad length on L6</w:t>
+              <w:t>Radio-frequency-side pad centre</w:t>
             </w:r>
           </w:p>
         </w:tc>
@@ -16320,7 +16359,7 @@
             </w:pPr>
             <w:r/>
             <w:r>
-              <w:t>Assumed from a package outline</w:t>
+              <w:t>Derived; computed from the expression</w:t>
             </w:r>
           </w:p>
         </w:tc>
@@ -16345,7 +16384,7 @@
             </w:pPr>
             <w:r/>
             <w:r>
-              <w:t>varRFPadY</w:t>
+              <w:t>varDCPadY</w:t>
             </w:r>
           </w:p>
         </w:tc>
@@ -16365,7 +16404,7 @@
             </w:pPr>
             <w:r/>
             <w:r>
-              <w:t>varCenterY + varTermSep/2</w:t>
+              <w:t>varCenterY - varTermSep/2</w:t>
             </w:r>
           </w:p>
         </w:tc>
@@ -16385,7 +16424,7 @@
             </w:pPr>
             <w:r/>
             <w:r>
-              <w:t>-0.73575</w:t>
+              <w:t>-1.15425</w:t>
             </w:r>
           </w:p>
         </w:tc>
@@ -16405,7 +16444,7 @@
             </w:pPr>
             <w:r/>
             <w:r>
-              <w:t>-0.75575</w:t>
+              <w:t>-1.17425</w:t>
             </w:r>
           </w:p>
         </w:tc>
@@ -16445,7 +16484,7 @@
             </w:pPr>
             <w:r/>
             <w:r>
-              <w:t>Radio-frequency-side pad centre</w:t>
+              <w:t>DC-side pad centre</w:t>
             </w:r>
           </w:p>
         </w:tc>
@@ -16490,7 +16529,7 @@
             </w:pPr>
             <w:r/>
             <w:r>
-              <w:t>varDCPadY</w:t>
+              <w:t>varPadXmin</w:t>
             </w:r>
           </w:p>
         </w:tc>
@@ -16510,7 +16549,7 @@
             </w:pPr>
             <w:r/>
             <w:r>
-              <w:t>varCenterY - varTermSep/2</w:t>
+              <w:t>-varPadW/2</w:t>
             </w:r>
           </w:p>
         </w:tc>
@@ -16530,7 +16569,7 @@
             </w:pPr>
             <w:r/>
             <w:r>
-              <w:t>-1.15425</w:t>
+              <w:t>-0.10775</w:t>
             </w:r>
           </w:p>
         </w:tc>
@@ -16550,7 +16589,7 @@
             </w:pPr>
             <w:r/>
             <w:r>
-              <w:t>-1.17425</w:t>
+              <w:t>-0.10775</w:t>
             </w:r>
           </w:p>
         </w:tc>
@@ -16590,7 +16629,7 @@
             </w:pPr>
             <w:r/>
             <w:r>
-              <w:t>DC-side pad centre</w:t>
+              <w:t>Pad extent, x minimum</w:t>
             </w:r>
           </w:p>
         </w:tc>
@@ -16610,7 +16649,7 @@
             </w:pPr>
             <w:r/>
             <w:r>
-              <w:t>Derived; computed from the expression</w:t>
+              <w:t>Derived</w:t>
             </w:r>
           </w:p>
         </w:tc>
@@ -16635,7 +16674,7 @@
             </w:pPr>
             <w:r/>
             <w:r>
-              <w:t>varPadXmin</w:t>
+              <w:t>varPadXmax</w:t>
             </w:r>
           </w:p>
         </w:tc>
@@ -16655,7 +16694,7 @@
             </w:pPr>
             <w:r/>
             <w:r>
-              <w:t>-varPadW/2</w:t>
+              <w:t>+varPadW/2</w:t>
             </w:r>
           </w:p>
         </w:tc>
@@ -16675,7 +16714,7 @@
             </w:pPr>
             <w:r/>
             <w:r>
-              <w:t>-0.10775</w:t>
+              <w:t>+0.10775</w:t>
             </w:r>
           </w:p>
         </w:tc>
@@ -16695,7 +16734,7 @@
             </w:pPr>
             <w:r/>
             <w:r>
-              <w:t>-0.10775</w:t>
+              <w:t>+0.10775</w:t>
             </w:r>
           </w:p>
         </w:tc>
@@ -16735,7 +16774,7 @@
             </w:pPr>
             <w:r/>
             <w:r>
-              <w:t>Pad extent, x minimum</w:t>
+              <w:t>Pad extent, x maximum</w:t>
             </w:r>
           </w:p>
         </w:tc>
@@ -16780,7 +16819,7 @@
             </w:pPr>
             <w:r/>
             <w:r>
-              <w:t>varPadXmax</w:t>
+              <w:t>varRFPadYmax</w:t>
             </w:r>
           </w:p>
         </w:tc>
@@ -16800,7 +16839,7 @@
             </w:pPr>
             <w:r/>
             <w:r>
-              <w:t>+varPadW/2</w:t>
+              <w:t>varRFPadY + varPadL/2</w:t>
             </w:r>
           </w:p>
         </w:tc>
@@ -16820,7 +16859,7 @@
             </w:pPr>
             <w:r/>
             <w:r>
-              <w:t>+0.10775</w:t>
+              <w:t>-0.6405</w:t>
             </w:r>
           </w:p>
         </w:tc>
@@ -16840,7 +16879,7 @@
             </w:pPr>
             <w:r/>
             <w:r>
-              <w:t>+0.10775</w:t>
+              <w:t>-0.6605</w:t>
             </w:r>
           </w:p>
         </w:tc>
@@ -16880,7 +16919,7 @@
             </w:pPr>
             <w:r/>
             <w:r>
-              <w:t>Pad extent, x maximum</w:t>
+              <w:t>Radio-frequency pad extent, y maximum</w:t>
             </w:r>
           </w:p>
         </w:tc>
@@ -16900,7 +16939,7 @@
             </w:pPr>
             <w:r/>
             <w:r>
-              <w:t>Derived</w:t>
+              <w:t>Derived; computed from the expression</w:t>
             </w:r>
           </w:p>
         </w:tc>
@@ -16925,7 +16964,7 @@
             </w:pPr>
             <w:r/>
             <w:r>
-              <w:t>varRFPadYmax</w:t>
+              <w:t>varRFPadYmin</w:t>
             </w:r>
           </w:p>
         </w:tc>
@@ -16945,7 +16984,7 @@
             </w:pPr>
             <w:r/>
             <w:r>
-              <w:t>varRFPadY + varPadL/2</w:t>
+              <w:t>varRFPadY - varPadL/2</w:t>
             </w:r>
           </w:p>
         </w:tc>
@@ -16965,7 +17004,7 @@
             </w:pPr>
             <w:r/>
             <w:r>
-              <w:t>-0.6405</w:t>
+              <w:t>-0.831</w:t>
             </w:r>
           </w:p>
         </w:tc>
@@ -16985,7 +17024,7 @@
             </w:pPr>
             <w:r/>
             <w:r>
-              <w:t>-0.6605</w:t>
+              <w:t>-0.851</w:t>
             </w:r>
           </w:p>
         </w:tc>
@@ -17025,7 +17064,7 @@
             </w:pPr>
             <w:r/>
             <w:r>
-              <w:t>Radio-frequency pad extent, y maximum</w:t>
+              <w:t>Radio-frequency pad extent, y minimum</w:t>
             </w:r>
           </w:p>
         </w:tc>
@@ -17070,7 +17109,7 @@
             </w:pPr>
             <w:r/>
             <w:r>
-              <w:t>varRFPadYmin</w:t>
+              <w:t>varDCPadYmax</w:t>
             </w:r>
           </w:p>
         </w:tc>
@@ -17090,7 +17129,7 @@
             </w:pPr>
             <w:r/>
             <w:r>
-              <w:t>varRFPadY - varPadL/2</w:t>
+              <w:t>varDCPadY + varPadL/2</w:t>
             </w:r>
           </w:p>
         </w:tc>
@@ -17110,7 +17149,7 @@
             </w:pPr>
             <w:r/>
             <w:r>
-              <w:t>-0.831</w:t>
+              <w:t>-1.059</w:t>
             </w:r>
           </w:p>
         </w:tc>
@@ -17130,7 +17169,7 @@
             </w:pPr>
             <w:r/>
             <w:r>
-              <w:t>-0.851</w:t>
+              <w:t>-1.079</w:t>
             </w:r>
           </w:p>
         </w:tc>
@@ -17170,7 +17209,7 @@
             </w:pPr>
             <w:r/>
             <w:r>
-              <w:t>Radio-frequency pad extent, y minimum</w:t>
+              <w:t>DC pad extent, y maximum</w:t>
             </w:r>
           </w:p>
         </w:tc>
@@ -17215,7 +17254,7 @@
             </w:pPr>
             <w:r/>
             <w:r>
-              <w:t>varDCPadYmax</w:t>
+              <w:t>varDCPadYmin</w:t>
             </w:r>
           </w:p>
         </w:tc>
@@ -17235,7 +17274,7 @@
             </w:pPr>
             <w:r/>
             <w:r>
-              <w:t>varDCPadY + varPadL/2</w:t>
+              <w:t>varDCPadY - varPadL/2</w:t>
             </w:r>
           </w:p>
         </w:tc>
@@ -17255,7 +17294,7 @@
             </w:pPr>
             <w:r/>
             <w:r>
-              <w:t>-1.059</w:t>
+              <w:t>-1.2495</w:t>
             </w:r>
           </w:p>
         </w:tc>
@@ -17275,7 +17314,7 @@
             </w:pPr>
             <w:r/>
             <w:r>
-              <w:t>-1.079</w:t>
+              <w:t>-1.2695</w:t>
             </w:r>
           </w:p>
         </w:tc>
@@ -17315,7 +17354,7 @@
             </w:pPr>
             <w:r/>
             <w:r>
-              <w:t>DC pad extent, y maximum</w:t>
+              <w:t>DC pad extent, y minimum</w:t>
             </w:r>
           </w:p>
         </w:tc>
@@ -17360,7 +17399,7 @@
             </w:pPr>
             <w:r/>
             <w:r>
-              <w:t>varDCPadYmin</w:t>
+              <w:t>varElemX</w:t>
             </w:r>
           </w:p>
         </w:tc>
@@ -17380,7 +17419,7 @@
             </w:pPr>
             <w:r/>
             <w:r>
-              <w:t>varDCPadY - varPadL/2</w:t>
+              <w:t>0</w:t>
             </w:r>
           </w:p>
         </w:tc>
@@ -17400,7 +17439,7 @@
             </w:pPr>
             <w:r/>
             <w:r>
-              <w:t>-1.2495</w:t>
+              <w:t>0</w:t>
             </w:r>
           </w:p>
         </w:tc>
@@ -17420,7 +17459,7 @@
             </w:pPr>
             <w:r/>
             <w:r>
-              <w:t>-1.2695</w:t>
+              <w:t>0</w:t>
             </w:r>
           </w:p>
         </w:tc>
@@ -17460,7 +17499,7 @@
             </w:pPr>
             <w:r/>
             <w:r>
-              <w:t>DC pad extent, y minimum</w:t>
+              <w:t>Lumped-element position, x</w:t>
             </w:r>
           </w:p>
         </w:tc>
@@ -17480,7 +17519,7 @@
             </w:pPr>
             <w:r/>
             <w:r>
-              <w:t>Derived; computed from the expression</w:t>
+              <w:t>Derived</w:t>
             </w:r>
           </w:p>
         </w:tc>
@@ -17505,7 +17544,7 @@
             </w:pPr>
             <w:r/>
             <w:r>
-              <w:t>varElemX</w:t>
+              <w:t>varElemZ</w:t>
             </w:r>
           </w:p>
         </w:tc>
@@ -17525,7 +17564,7 @@
             </w:pPr>
             <w:r/>
             <w:r>
-              <w:t>0</w:t>
+              <w:t>zL6Top</w:t>
             </w:r>
           </w:p>
         </w:tc>
@@ -17545,7 +17584,7 @@
             </w:pPr>
             <w:r/>
             <w:r>
-              <w:t>0</w:t>
+              <w:t>-1.122</w:t>
             </w:r>
           </w:p>
         </w:tc>
@@ -17565,7 +17604,7 @@
             </w:pPr>
             <w:r/>
             <w:r>
-              <w:t>0</w:t>
+              <w:t>-1.122</w:t>
             </w:r>
           </w:p>
         </w:tc>
@@ -17605,7 +17644,7 @@
             </w:pPr>
             <w:r/>
             <w:r>
-              <w:t>Lumped-element position, x</w:t>
+              <w:t>Lumped-element position, z</w:t>
             </w:r>
           </w:p>
         </w:tc>
@@ -17650,7 +17689,7 @@
             </w:pPr>
             <w:r/>
             <w:r>
-              <w:t>varElemZ</w:t>
+              <w:t>varElemY_RF</w:t>
             </w:r>
           </w:p>
         </w:tc>
@@ -17670,7 +17709,7 @@
             </w:pPr>
             <w:r/>
             <w:r>
-              <w:t>zL6Top</w:t>
+              <w:t>varRFPadYmin</w:t>
             </w:r>
           </w:p>
         </w:tc>
@@ -17690,7 +17729,7 @@
             </w:pPr>
             <w:r/>
             <w:r>
-              <w:t>-1.122</w:t>
+              <w:t>-0.831</w:t>
             </w:r>
           </w:p>
         </w:tc>
@@ -17710,7 +17749,7 @@
             </w:pPr>
             <w:r/>
             <w:r>
-              <w:t>-1.122</w:t>
+              <w:t>-0.851</w:t>
             </w:r>
           </w:p>
         </w:tc>
@@ -17750,7 +17789,7 @@
             </w:pPr>
             <w:r/>
             <w:r>
-              <w:t>Lumped-element position, z</w:t>
+              <w:t>Lumped-element terminal, radio-frequency side</w:t>
             </w:r>
           </w:p>
         </w:tc>
@@ -17770,7 +17809,7 @@
             </w:pPr>
             <w:r/>
             <w:r>
-              <w:t>Derived</w:t>
+              <w:t>Model record; expression inferred</w:t>
             </w:r>
           </w:p>
         </w:tc>
@@ -17795,7 +17834,7 @@
             </w:pPr>
             <w:r/>
             <w:r>
-              <w:t>varElemY_RF</w:t>
+              <w:t>varElemY_DC</w:t>
             </w:r>
           </w:p>
         </w:tc>
@@ -17815,7 +17854,7 @@
             </w:pPr>
             <w:r/>
             <w:r>
-              <w:t>varRFPadYmin</w:t>
+              <w:t>varDCPadYmax</w:t>
             </w:r>
           </w:p>
         </w:tc>
@@ -17835,7 +17874,7 @@
             </w:pPr>
             <w:r/>
             <w:r>
-              <w:t>-0.831</w:t>
+              <w:t>-1.059</w:t>
             </w:r>
           </w:p>
         </w:tc>
@@ -17855,7 +17894,7 @@
             </w:pPr>
             <w:r/>
             <w:r>
-              <w:t>-0.851</w:t>
+              <w:t>-1.079</w:t>
             </w:r>
           </w:p>
         </w:tc>
@@ -17895,7 +17934,7 @@
             </w:pPr>
             <w:r/>
             <w:r>
-              <w:t>Lumped-element terminal, radio-frequency side</w:t>
+              <w:t>Lumped-element terminal, DC side</w:t>
             </w:r>
           </w:p>
         </w:tc>
@@ -17940,7 +17979,7 @@
             </w:pPr>
             <w:r/>
             <w:r>
-              <w:t>varElemY_DC</w:t>
+              <w:t>stubR</w:t>
             </w:r>
           </w:p>
         </w:tc>
@@ -17960,7 +17999,7 @@
             </w:pPr>
             <w:r/>
             <w:r>
-              <w:t>varDCPadYmax</w:t>
+              <w:t>Sqr(Bh*Bh + Bw*Bw)</w:t>
             </w:r>
           </w:p>
         </w:tc>
@@ -17980,7 +18019,7 @@
             </w:pPr>
             <w:r/>
             <w:r>
-              <w:t>-1.059</w:t>
+              <w:t>1.7225</w:t>
             </w:r>
           </w:p>
         </w:tc>
@@ -18000,7 +18039,7 @@
             </w:pPr>
             <w:r/>
             <w:r>
-              <w:t>-1.079</w:t>
+              <w:t>1.7225</w:t>
             </w:r>
           </w:p>
         </w:tc>
@@ -18040,7 +18079,7 @@
             </w:pPr>
             <w:r/>
             <w:r>
-              <w:t>Lumped-element terminal, DC side</w:t>
+              <w:t>Radial-stub sector radius</w:t>
             </w:r>
           </w:p>
         </w:tc>
@@ -18060,7 +18099,7 @@
             </w:pPr>
             <w:r/>
             <w:r>
-              <w:t>Model record; expression inferred</w:t>
+              <w:t>Derived from published Bh, Bw; agrees with the model record</w:t>
             </w:r>
           </w:p>
         </w:tc>
@@ -18085,7 +18124,7 @@
             </w:pPr>
             <w:r/>
             <w:r>
-              <w:t>stubR</w:t>
+              <w:t>stubHalfAng</w:t>
             </w:r>
           </w:p>
         </w:tc>
@@ -18105,7 +18144,7 @@
             </w:pPr>
             <w:r/>
             <w:r>
-              <w:t>Sqr(Bh*Bh + Bw*Bw)</w:t>
+              <w:t>atan(Bw/Bh)*180/pi</w:t>
             </w:r>
           </w:p>
         </w:tc>
@@ -18125,7 +18164,7 @@
             </w:pPr>
             <w:r/>
             <w:r>
-              <w:t>1.7225</w:t>
+              <w:t>48.99</w:t>
             </w:r>
           </w:p>
         </w:tc>
@@ -18145,7 +18184,7 @@
             </w:pPr>
             <w:r/>
             <w:r>
-              <w:t>1.7225</w:t>
+              <w:t>48.99</w:t>
             </w:r>
           </w:p>
         </w:tc>
@@ -18165,7 +18204,7 @@
             </w:pPr>
             <w:r/>
             <w:r>
-              <w:t>mm</w:t>
+              <w:t>deg</w:t>
             </w:r>
           </w:p>
         </w:tc>
@@ -18185,7 +18224,7 @@
             </w:pPr>
             <w:r/>
             <w:r>
-              <w:t>Radial-stub sector radius</w:t>
+              <w:t>Radial-stub sector half-angle</w:t>
             </w:r>
           </w:p>
         </w:tc>
@@ -18230,7 +18269,7 @@
             </w:pPr>
             <w:r/>
             <w:r>
-              <w:t>stubHalfAng</w:t>
+              <w:t>stubCx</w:t>
             </w:r>
           </w:p>
         </w:tc>
@@ -18250,7 +18289,7 @@
             </w:pPr>
             <w:r/>
             <w:r>
-              <w:t>atan(Bw/Bh)*180/pi</w:t>
+              <w:t>viaX</w:t>
             </w:r>
           </w:p>
         </w:tc>
@@ -18270,7 +18309,7 @@
             </w:pPr>
             <w:r/>
             <w:r>
-              <w:t>48.99</w:t>
+              <w:t>0</w:t>
             </w:r>
           </w:p>
         </w:tc>
@@ -18290,7 +18329,7 @@
             </w:pPr>
             <w:r/>
             <w:r>
-              <w:t>48.99</w:t>
+              <w:t>0</w:t>
             </w:r>
           </w:p>
         </w:tc>
@@ -18310,7 +18349,7 @@
             </w:pPr>
             <w:r/>
             <w:r>
-              <w:t>deg</w:t>
+              <w:t>mm</w:t>
             </w:r>
           </w:p>
         </w:tc>
@@ -18330,7 +18369,7 @@
             </w:pPr>
             <w:r/>
             <w:r>
-              <w:t>Radial-stub sector half-angle</w:t>
+              <w:t>Sector apex, x</w:t>
             </w:r>
           </w:p>
         </w:tc>
@@ -18350,7 +18389,7 @@
             </w:pPr>
             <w:r/>
             <w:r>
-              <w:t>Derived from published Bh, Bw; agrees with the model record</w:t>
+              <w:t>Derived</w:t>
             </w:r>
           </w:p>
         </w:tc>
@@ -18375,7 +18414,7 @@
             </w:pPr>
             <w:r/>
             <w:r>
-              <w:t>stubCx</w:t>
+              <w:t>stubCy</w:t>
             </w:r>
           </w:p>
         </w:tc>
@@ -18395,7 +18434,7 @@
             </w:pPr>
             <w:r/>
             <w:r>
-              <w:t>viaX</w:t>
+              <w:t>viaY - Bd</w:t>
             </w:r>
           </w:p>
         </w:tc>
@@ -18415,7 +18454,7 @@
             </w:pPr>
             <w:r/>
             <w:r>
-              <w:t>0</w:t>
+              <w:t>-1.6</w:t>
             </w:r>
           </w:p>
         </w:tc>
@@ -18435,7 +18474,7 @@
             </w:pPr>
             <w:r/>
             <w:r>
-              <w:t>0</w:t>
+              <w:t>-1.6</w:t>
             </w:r>
           </w:p>
         </w:tc>
@@ -18475,7 +18514,7 @@
             </w:pPr>
             <w:r/>
             <w:r>
-              <w:t>Sector apex, x</w:t>
+              <w:t>Sector apex, y</w:t>
             </w:r>
           </w:p>
         </w:tc>
@@ -18495,7 +18534,7 @@
             </w:pPr>
             <w:r/>
             <w:r>
-              <w:t>Derived</w:t>
+              <w:t>Derived; agrees with the model record</w:t>
             </w:r>
           </w:p>
         </w:tc>
@@ -18520,7 +18559,7 @@
             </w:pPr>
             <w:r/>
             <w:r>
-              <w:t>stubCy</w:t>
+              <w:t>stubChordX</w:t>
             </w:r>
           </w:p>
         </w:tc>
@@ -18540,7 +18579,7 @@
             </w:pPr>
             <w:r/>
             <w:r>
-              <w:t>viaY - Bd</w:t>
+              <w:t>Bh</w:t>
             </w:r>
           </w:p>
         </w:tc>
@@ -18560,7 +18599,7 @@
             </w:pPr>
             <w:r/>
             <w:r>
-              <w:t>-1.6</w:t>
+              <w:t>1.13</w:t>
             </w:r>
           </w:p>
         </w:tc>
@@ -18580,7 +18619,7 @@
             </w:pPr>
             <w:r/>
             <w:r>
-              <w:t>-1.6</w:t>
+              <w:t>1.13</w:t>
             </w:r>
           </w:p>
         </w:tc>
@@ -18620,7 +18659,7 @@
             </w:pPr>
             <w:r/>
             <w:r>
-              <w:t>Sector apex, y</w:t>
+              <w:t>Chord offset from the bias-line axis</w:t>
             </w:r>
           </w:p>
         </w:tc>
@@ -18640,7 +18679,7 @@
             </w:pPr>
             <w:r/>
             <w:r>
-              <w:t>Derived; agrees with the model record</w:t>
+              <w:t>Derived</w:t>
             </w:r>
           </w:p>
         </w:tc>
@@ -18662,10 +18701,11 @@
           <w:p>
             <w:pPr>
               <w:pStyle w:val="TableBody"/>
-            </w:pPr>
-            <w:r/>
-            <w:r>
-              <w:t>stubChordX</w:t>
+              <w:keepNext/>
+            </w:pPr>
+            <w:r/>
+            <w:r>
+              <w:t>Cmin</w:t>
             </w:r>
           </w:p>
         </w:tc>
@@ -18682,10 +18722,11 @@
           <w:p>
             <w:pPr>
               <w:pStyle w:val="TableBody"/>
-            </w:pPr>
-            <w:r/>
-            <w:r>
-              <w:t>Bh</w:t>
+              <w:keepNext/>
+            </w:pPr>
+            <w:r/>
+            <w:r>
+              <w:t>0.025</w:t>
             </w:r>
           </w:p>
         </w:tc>
@@ -18702,10 +18743,11 @@
           <w:p>
             <w:pPr>
               <w:pStyle w:val="TableBody"/>
-            </w:pPr>
-            <w:r/>
-            <w:r>
-              <w:t>1.13</w:t>
+              <w:keepNext/>
+            </w:pPr>
+            <w:r/>
+            <w:r>
+              <w:t>0.025</w:t>
             </w:r>
           </w:p>
         </w:tc>
@@ -18722,10 +18764,11 @@
           <w:p>
             <w:pPr>
               <w:pStyle w:val="TableBody"/>
-            </w:pPr>
-            <w:r/>
-            <w:r>
-              <w:t>1.13</w:t>
+              <w:keepNext/>
+            </w:pPr>
+            <w:r/>
+            <w:r>
+              <w:t>0.025</w:t>
             </w:r>
           </w:p>
         </w:tc>
@@ -18742,10 +18785,11 @@
           <w:p>
             <w:pPr>
               <w:pStyle w:val="TableBody"/>
-            </w:pPr>
-            <w:r/>
-            <w:r>
-              <w:t>mm</w:t>
+              <w:keepNext/>
+            </w:pPr>
+            <w:r/>
+            <w:r>
+              <w:t>pF</w:t>
             </w:r>
           </w:p>
         </w:tc>
@@ -18762,10 +18806,11 @@
           <w:p>
             <w:pPr>
               <w:pStyle w:val="TableBody"/>
-            </w:pPr>
-            <w:r/>
-            <w:r>
-              <w:t>Chord offset from the bias-line axis</w:t>
+              <w:keepNext/>
+            </w:pPr>
+            <w:r/>
+            <w:r>
+              <w:t>Lower capacitance endpoint</w:t>
             </w:r>
           </w:p>
         </w:tc>
@@ -18782,10 +18827,11 @@
           <w:p>
             <w:pPr>
               <w:pStyle w:val="TableBody"/>
-            </w:pPr>
-            <w:r/>
-            <w:r>
-              <w:t>Derived</w:t>
+              <w:keepNext/>
+            </w:pPr>
+            <w:r/>
+            <w:r>
+              <w:t>Published device range [3]</w:t>
             </w:r>
           </w:p>
         </w:tc>
@@ -18807,10 +18853,11 @@
           <w:p>
             <w:pPr>
               <w:pStyle w:val="TableBody"/>
-            </w:pPr>
-            <w:r/>
-            <w:r>
-              <w:t>Cmin</w:t>
+              <w:keepNext/>
+            </w:pPr>
+            <w:r/>
+            <w:r>
+              <w:t>Cmax</w:t>
             </w:r>
           </w:p>
         </w:tc>
@@ -18827,10 +18874,11 @@
           <w:p>
             <w:pPr>
               <w:pStyle w:val="TableBody"/>
-            </w:pPr>
-            <w:r/>
-            <w:r>
-              <w:t>0.025</w:t>
+              <w:keepNext/>
+            </w:pPr>
+            <w:r/>
+            <w:r>
+              <w:t>0.19</w:t>
             </w:r>
           </w:p>
         </w:tc>
@@ -18847,10 +18895,11 @@
           <w:p>
             <w:pPr>
               <w:pStyle w:val="TableBody"/>
-            </w:pPr>
-            <w:r/>
-            <w:r>
-              <w:t>0.025</w:t>
+              <w:keepNext/>
+            </w:pPr>
+            <w:r/>
+            <w:r>
+              <w:t>0.19</w:t>
             </w:r>
           </w:p>
         </w:tc>
@@ -18867,10 +18916,11 @@
           <w:p>
             <w:pPr>
               <w:pStyle w:val="TableBody"/>
-            </w:pPr>
-            <w:r/>
-            <w:r>
-              <w:t>0.025</w:t>
+              <w:keepNext/>
+            </w:pPr>
+            <w:r/>
+            <w:r>
+              <w:t>0.19</w:t>
             </w:r>
           </w:p>
         </w:tc>
@@ -18887,6 +18937,7 @@
           <w:p>
             <w:pPr>
               <w:pStyle w:val="TableBody"/>
+              <w:keepNext/>
             </w:pPr>
             <w:r/>
             <w:r>
@@ -18907,10 +18958,11 @@
           <w:p>
             <w:pPr>
               <w:pStyle w:val="TableBody"/>
-            </w:pPr>
-            <w:r/>
-            <w:r>
-              <w:t>Lower capacitance endpoint</w:t>
+              <w:keepNext/>
+            </w:pPr>
+            <w:r/>
+            <w:r>
+              <w:t>Upper capacitance endpoint</w:t>
             </w:r>
           </w:p>
         </w:tc>
@@ -18927,6 +18979,7 @@
           <w:p>
             <w:pPr>
               <w:pStyle w:val="TableBody"/>
+              <w:keepNext/>
             </w:pPr>
             <w:r/>
             <w:r>
@@ -18955,7 +19008,7 @@
             </w:pPr>
             <w:r/>
             <w:r>
-              <w:t>Cmax</w:t>
+              <w:t>varC</w:t>
             </w:r>
           </w:p>
         </w:tc>
@@ -18975,7 +19028,7 @@
             </w:pPr>
             <w:r/>
             <w:r>
-              <w:t>0.19</w:t>
+              <w:t>set per run</w:t>
             </w:r>
           </w:p>
         </w:tc>
@@ -18995,7 +19048,7 @@
             </w:pPr>
             <w:r/>
             <w:r>
-              <w:t>0.19</w:t>
+              <w:t>0.10</w:t>
             </w:r>
           </w:p>
         </w:tc>
@@ -19015,7 +19068,7 @@
             </w:pPr>
             <w:r/>
             <w:r>
-              <w:t>0.19</w:t>
+              <w:t>0.025 or 0.19</w:t>
             </w:r>
           </w:p>
         </w:tc>
@@ -19055,7 +19108,7 @@
             </w:pPr>
             <w:r/>
             <w:r>
-              <w:t>Upper capacitance endpoint</w:t>
+              <w:t>Active varactor capacitance</w:t>
             </w:r>
           </w:p>
         </w:tc>
@@ -19075,7 +19128,243 @@
             </w:pPr>
             <w:r/>
             <w:r>
-              <w:t>Published device range [3]</w:t>
+              <w:t>Controlled variable</w:t>
+            </w:r>
+          </w:p>
+        </w:tc>
+      </w:tr>
+    </w:tbl>
+    <w:p>
+      <w:pPr>
+        <w:spacing w:after="160"/>
+      </w:pPr>
+    </w:p>
+    <w:p>
+      <w:pPr>
+        <w:pStyle w:val="Heading2"/>
+      </w:pPr>
+      <w:r>
+        <w:t>A.2  Development-record, superseded and unverified parameter names</w:t>
+      </w:r>
+    </w:p>
+    <w:p>
+      <w:r>
+        <w:t>Table A.2 holds the entries that the model records preserve but that cannot be placed in the current model from the evidence available here. They fall into four groups: captures made before the source-topology rebuild described in Appendix D, which moved the bias network; constructions the report records as superseded; names the project records disagree about; and alternative names from the model history that carry no verified value.</w:t>
+      </w:r>
+    </w:p>
+    <w:p>
+      <w:r>
+        <w:t>Two disagreements are worth naming. The substrate permittivity parameter is written espAstra in the Stage-A parameter table and epsAstra in the later bias-T parameter audit. The stub half-height parameter is captured as 1.3 mm in the audit and as Bw/2 in the earlier construction. Both are flagged rather than silently corrected, and both are settled by the same parameter export that Table A.1 needs.</w:t>
+      </w:r>
+    </w:p>
+    <w:p>
+      <w:pPr>
+        <w:pStyle w:val="TableCaption"/>
+      </w:pPr>
+      <w:r>
+        <w:rPr>
+          <w:b/>
+        </w:rPr>
+        <w:t xml:space="preserve">Table A.2. </w:t>
+      </w:r>
+      <w:r>
+        <w:t>Parameter names the model records preserve that cannot be placed in the current model from the evidence available here. A value given as [VERIFY] carries the flag VERIFY AGAINST CST PARAMETER LIST. The baseline column is the value the record captures; the current column is unconfirmed except where the value is published.</w:t>
+      </w:r>
+    </w:p>
+    <w:tbl>
+      <w:tblPr>
+        <w:tblStyle w:val="TableGrid"/>
+        <w:tblW w:type="auto" w:w="0"/>
+        <w:jc w:val="center"/>
+        <w:tblLayout w:type="fixed"/>
+        <w:tblLook w:firstColumn="1" w:firstRow="1" w:lastColumn="0" w:lastRow="0" w:noHBand="0" w:noVBand="1" w:val="04A0"/>
+        <w:tblLayout w:type="fixed"/>
+      </w:tblPr>
+      <w:tblGrid>
+        <w:gridCol w:w="1368"/>
+        <w:gridCol w:w="1613"/>
+        <w:gridCol w:w="1080"/>
+        <w:gridCol w:w="1008"/>
+        <w:gridCol w:w="605"/>
+        <w:gridCol w:w="1872"/>
+        <w:gridCol w:w="1512"/>
+      </w:tblGrid>
+      <w:tr>
+        <w:trPr>
+          <w:tblHeader w:val="true"/>
+        </w:trPr>
+        <w:tc>
+          <w:tcPr>
+            <w:tcW w:type="dxa" w:w="1368"/>
+            <w:shd w:val="clear" w:color="auto" w:fill="EDEDED"/>
+            <w:tcBorders>
+              <w:top w:val="single" w:sz="6" w:color="666666"/>
+              <w:bottom w:val="single" w:sz="6" w:color="666666"/>
+              <w:left w:val="nil"/>
+              <w:right w:val="nil"/>
+            </w:tcBorders>
+          </w:tcPr>
+          <w:p>
+            <w:pPr>
+              <w:pStyle w:val="TableBody"/>
+              <w:keepNext/>
+            </w:pPr>
+            <w:r/>
+            <w:r>
+              <w:rPr>
+                <w:b/>
+              </w:rPr>
+              <w:t>Parameter</w:t>
+            </w:r>
+          </w:p>
+        </w:tc>
+        <w:tc>
+          <w:tcPr>
+            <w:tcW w:type="dxa" w:w="1613"/>
+            <w:shd w:val="clear" w:color="auto" w:fill="EDEDED"/>
+            <w:tcBorders>
+              <w:top w:val="single" w:sz="6" w:color="666666"/>
+              <w:bottom w:val="single" w:sz="6" w:color="666666"/>
+              <w:left w:val="nil"/>
+              <w:right w:val="nil"/>
+            </w:tcBorders>
+          </w:tcPr>
+          <w:p>
+            <w:pPr>
+              <w:pStyle w:val="TableBody"/>
+              <w:keepNext/>
+            </w:pPr>
+            <w:r/>
+            <w:r>
+              <w:rPr>
+                <w:b/>
+              </w:rPr>
+              <w:t>Definition or expression</w:t>
+            </w:r>
+          </w:p>
+        </w:tc>
+        <w:tc>
+          <w:tcPr>
+            <w:tcW w:type="dxa" w:w="1080"/>
+            <w:shd w:val="clear" w:color="auto" w:fill="EDEDED"/>
+            <w:tcBorders>
+              <w:top w:val="single" w:sz="6" w:color="666666"/>
+              <w:bottom w:val="single" w:sz="6" w:color="666666"/>
+              <w:left w:val="nil"/>
+              <w:right w:val="nil"/>
+            </w:tcBorders>
+          </w:tcPr>
+          <w:p>
+            <w:pPr>
+              <w:pStyle w:val="TableBody"/>
+              <w:keepNext/>
+            </w:pPr>
+            <w:r/>
+            <w:r>
+              <w:rPr>
+                <w:b/>
+              </w:rPr>
+              <w:t>Recorded</w:t>
+            </w:r>
+          </w:p>
+        </w:tc>
+        <w:tc>
+          <w:tcPr>
+            <w:tcW w:type="dxa" w:w="1008"/>
+            <w:shd w:val="clear" w:color="auto" w:fill="EDEDED"/>
+            <w:tcBorders>
+              <w:top w:val="single" w:sz="6" w:color="666666"/>
+              <w:bottom w:val="single" w:sz="6" w:color="666666"/>
+              <w:left w:val="nil"/>
+              <w:right w:val="nil"/>
+            </w:tcBorders>
+          </w:tcPr>
+          <w:p>
+            <w:pPr>
+              <w:pStyle w:val="TableBody"/>
+              <w:keepNext/>
+            </w:pPr>
+            <w:r/>
+            <w:r>
+              <w:rPr>
+                <w:b/>
+              </w:rPr>
+              <w:t>Current</w:t>
+            </w:r>
+          </w:p>
+        </w:tc>
+        <w:tc>
+          <w:tcPr>
+            <w:tcW w:type="dxa" w:w="605"/>
+            <w:shd w:val="clear" w:color="auto" w:fill="EDEDED"/>
+            <w:tcBorders>
+              <w:top w:val="single" w:sz="6" w:color="666666"/>
+              <w:bottom w:val="single" w:sz="6" w:color="666666"/>
+              <w:left w:val="nil"/>
+              <w:right w:val="nil"/>
+            </w:tcBorders>
+          </w:tcPr>
+          <w:p>
+            <w:pPr>
+              <w:pStyle w:val="TableBody"/>
+              <w:keepNext/>
+            </w:pPr>
+            <w:r/>
+            <w:r>
+              <w:rPr>
+                <w:b/>
+              </w:rPr>
+              <w:t>Unit</w:t>
+            </w:r>
+          </w:p>
+        </w:tc>
+        <w:tc>
+          <w:tcPr>
+            <w:tcW w:type="dxa" w:w="1872"/>
+            <w:shd w:val="clear" w:color="auto" w:fill="EDEDED"/>
+            <w:tcBorders>
+              <w:top w:val="single" w:sz="6" w:color="666666"/>
+              <w:bottom w:val="single" w:sz="6" w:color="666666"/>
+              <w:left w:val="nil"/>
+              <w:right w:val="nil"/>
+            </w:tcBorders>
+          </w:tcPr>
+          <w:p>
+            <w:pPr>
+              <w:pStyle w:val="TableBody"/>
+              <w:keepNext/>
+            </w:pPr>
+            <w:r/>
+            <w:r>
+              <w:rPr>
+                <w:b/>
+              </w:rPr>
+              <w:t>Purpose</w:t>
+            </w:r>
+          </w:p>
+        </w:tc>
+        <w:tc>
+          <w:tcPr>
+            <w:tcW w:type="dxa" w:w="1512"/>
+            <w:shd w:val="clear" w:color="auto" w:fill="EDEDED"/>
+            <w:tcBorders>
+              <w:top w:val="single" w:sz="6" w:color="666666"/>
+              <w:bottom w:val="single" w:sz="6" w:color="666666"/>
+              <w:left w:val="nil"/>
+              <w:right w:val="nil"/>
+            </w:tcBorders>
+          </w:tcPr>
+          <w:p>
+            <w:pPr>
+              <w:pStyle w:val="TableBody"/>
+              <w:keepNext/>
+            </w:pPr>
+            <w:r/>
+            <w:r>
+              <w:rPr>
+                <w:b/>
+              </w:rPr>
+              <w:t>Origin and status</w:t>
             </w:r>
           </w:p>
         </w:tc>
@@ -19097,10 +19386,11 @@
           <w:p>
             <w:pPr>
               <w:pStyle w:val="TableBody"/>
-            </w:pPr>
-            <w:r/>
-            <w:r>
-              <w:t>varC</w:t>
+              <w:keepNext/>
+            </w:pPr>
+            <w:r/>
+            <w:r>
+              <w:t>espAstra</w:t>
             </w:r>
           </w:p>
         </w:tc>
@@ -19117,30 +19407,32 @@
           <w:p>
             <w:pPr>
               <w:pStyle w:val="TableBody"/>
-            </w:pPr>
-            <w:r/>
-            <w:r>
-              <w:t>set per run</w:t>
-            </w:r>
-          </w:p>
-        </w:tc>
-        <w:tc>
-          <w:tcPr>
-            <w:tcW w:type="dxa" w:w="864"/>
-            <w:tcBorders>
-              <w:top w:val="single" w:sz="6" w:color="666666"/>
-              <w:bottom w:val="single" w:sz="6" w:color="666666"/>
-              <w:left w:val="nil"/>
-              <w:right w:val="nil"/>
-            </w:tcBorders>
-          </w:tcPr>
-          <w:p>
-            <w:pPr>
-              <w:pStyle w:val="TableBody"/>
-            </w:pPr>
-            <w:r/>
-            <w:r>
-              <w:t>0.10</w:t>
+              <w:keepNext/>
+            </w:pPr>
+            <w:r/>
+            <w:r>
+              <w:t>3</w:t>
+            </w:r>
+          </w:p>
+        </w:tc>
+        <w:tc>
+          <w:tcPr>
+            <w:tcW w:type="dxa" w:w="1080"/>
+            <w:tcBorders>
+              <w:top w:val="single" w:sz="6" w:color="666666"/>
+              <w:bottom w:val="single" w:sz="6" w:color="666666"/>
+              <w:left w:val="nil"/>
+              <w:right w:val="nil"/>
+            </w:tcBorders>
+          </w:tcPr>
+          <w:p>
+            <w:pPr>
+              <w:pStyle w:val="TableBody"/>
+              <w:keepNext/>
+            </w:pPr>
+            <w:r/>
+            <w:r>
+              <w:t>3</w:t>
             </w:r>
           </w:p>
         </w:tc>
@@ -19157,10 +19449,11 @@
           <w:p>
             <w:pPr>
               <w:pStyle w:val="TableBody"/>
-            </w:pPr>
-            <w:r/>
-            <w:r>
-              <w:t>0.025 or 0.19</w:t>
+              <w:keepNext/>
+            </w:pPr>
+            <w:r/>
+            <w:r>
+              <w:t>3</w:t>
             </w:r>
           </w:p>
         </w:tc>
@@ -19177,30 +19470,32 @@
           <w:p>
             <w:pPr>
               <w:pStyle w:val="TableBody"/>
-            </w:pPr>
-            <w:r/>
-            <w:r>
-              <w:t>pF</w:t>
-            </w:r>
-          </w:p>
-        </w:tc>
-        <w:tc>
-          <w:tcPr>
-            <w:tcW w:type="dxa" w:w="2088"/>
-            <w:tcBorders>
-              <w:top w:val="single" w:sz="6" w:color="666666"/>
-              <w:bottom w:val="single" w:sz="6" w:color="666666"/>
-              <w:left w:val="nil"/>
-              <w:right w:val="nil"/>
-            </w:tcBorders>
-          </w:tcPr>
-          <w:p>
-            <w:pPr>
-              <w:pStyle w:val="TableBody"/>
-            </w:pPr>
-            <w:r/>
-            <w:r>
-              <w:t>Active varactor capacitance</w:t>
+              <w:keepNext/>
+            </w:pPr>
+            <w:r/>
+            <w:r>
+              <w:t>-</w:t>
+            </w:r>
+          </w:p>
+        </w:tc>
+        <w:tc>
+          <w:tcPr>
+            <w:tcW w:type="dxa" w:w="1872"/>
+            <w:tcBorders>
+              <w:top w:val="single" w:sz="6" w:color="666666"/>
+              <w:bottom w:val="single" w:sz="6" w:color="666666"/>
+              <w:left w:val="nil"/>
+              <w:right w:val="nil"/>
+            </w:tcBorders>
+          </w:tcPr>
+          <w:p>
+            <w:pPr>
+              <w:pStyle w:val="TableBody"/>
+              <w:keepNext/>
+            </w:pPr>
+            <w:r/>
+            <w:r>
+              <w:t>Substrate relative permittivity</w:t>
             </w:r>
           </w:p>
         </w:tc>
@@ -19217,10 +19512,11 @@
           <w:p>
             <w:pPr>
               <w:pStyle w:val="TableBody"/>
-            </w:pPr>
-            <w:r/>
-            <w:r>
-              <w:t>Controlled variable</w:t>
+              <w:keepNext/>
+            </w:pPr>
+            <w:r/>
+            <w:r>
+              <w:t>Value published [3]; CST spelling disputed against epsAstra, [VERIFY]</w:t>
             </w:r>
           </w:p>
         </w:tc>
@@ -19242,6 +19538,7 @@
           <w:p>
             <w:pPr>
               <w:pStyle w:val="TableBody"/>
+              <w:keepNext/>
             </w:pPr>
             <w:r/>
             <w:r>
@@ -19262,6 +19559,7 @@
           <w:p>
             <w:pPr>
               <w:pStyle w:val="TableBody"/>
+              <w:keepNext/>
             </w:pPr>
             <w:r/>
             <w:r>
@@ -19271,17 +19569,18 @@
         </w:tc>
         <w:tc>
           <w:tcPr>
-            <w:tcW w:type="dxa" w:w="864"/>
-            <w:tcBorders>
-              <w:top w:val="single" w:sz="6" w:color="666666"/>
-              <w:bottom w:val="single" w:sz="6" w:color="666666"/>
-              <w:left w:val="nil"/>
-              <w:right w:val="nil"/>
-            </w:tcBorders>
-          </w:tcPr>
-          <w:p>
-            <w:pPr>
-              <w:pStyle w:val="TableBody"/>
+            <w:tcW w:type="dxa" w:w="1080"/>
+            <w:tcBorders>
+              <w:top w:val="single" w:sz="6" w:color="666666"/>
+              <w:bottom w:val="single" w:sz="6" w:color="666666"/>
+              <w:left w:val="nil"/>
+              <w:right w:val="nil"/>
+            </w:tcBorders>
+          </w:tcPr>
+          <w:p>
+            <w:pPr>
+              <w:pStyle w:val="TableBody"/>
+              <w:keepNext/>
             </w:pPr>
             <w:r/>
             <w:r>
@@ -19302,6 +19601,7 @@
           <w:p>
             <w:pPr>
               <w:pStyle w:val="TableBody"/>
+              <w:keepNext/>
             </w:pPr>
             <w:r/>
             <w:r>
@@ -19322,6 +19622,7 @@
           <w:p>
             <w:pPr>
               <w:pStyle w:val="TableBody"/>
+              <w:keepNext/>
             </w:pPr>
             <w:r/>
             <w:r>
@@ -19331,17 +19632,18 @@
         </w:tc>
         <w:tc>
           <w:tcPr>
-            <w:tcW w:type="dxa" w:w="2088"/>
-            <w:tcBorders>
-              <w:top w:val="single" w:sz="6" w:color="666666"/>
-              <w:bottom w:val="single" w:sz="6" w:color="666666"/>
-              <w:left w:val="nil"/>
-              <w:right w:val="nil"/>
-            </w:tcBorders>
-          </w:tcPr>
-          <w:p>
-            <w:pPr>
-              <w:pStyle w:val="TableBody"/>
+            <w:tcW w:type="dxa" w:w="1872"/>
+            <w:tcBorders>
+              <w:top w:val="single" w:sz="6" w:color="666666"/>
+              <w:bottom w:val="single" w:sz="6" w:color="666666"/>
+              <w:left w:val="nil"/>
+              <w:right w:val="nil"/>
+            </w:tcBorders>
+          </w:tcPr>
+          <w:p>
+            <w:pPr>
+              <w:pStyle w:val="TableBody"/>
+              <w:keepNext/>
             </w:pPr>
             <w:r/>
             <w:r>
@@ -19362,6 +19664,7 @@
           <w:p>
             <w:pPr>
               <w:pStyle w:val="TableBody"/>
+              <w:keepNext/>
             </w:pPr>
             <w:r/>
             <w:r>
@@ -19387,6 +19690,7 @@
           <w:p>
             <w:pPr>
               <w:pStyle w:val="TableBody"/>
+              <w:keepNext/>
             </w:pPr>
             <w:r/>
             <w:r>
@@ -19407,6 +19711,7 @@
           <w:p>
             <w:pPr>
               <w:pStyle w:val="TableBody"/>
+              <w:keepNext/>
             </w:pPr>
             <w:r/>
             <w:r>
@@ -19416,17 +19721,18 @@
         </w:tc>
         <w:tc>
           <w:tcPr>
-            <w:tcW w:type="dxa" w:w="864"/>
-            <w:tcBorders>
-              <w:top w:val="single" w:sz="6" w:color="666666"/>
-              <w:bottom w:val="single" w:sz="6" w:color="666666"/>
-              <w:left w:val="nil"/>
-              <w:right w:val="nil"/>
-            </w:tcBorders>
-          </w:tcPr>
-          <w:p>
-            <w:pPr>
-              <w:pStyle w:val="TableBody"/>
+            <w:tcW w:type="dxa" w:w="1080"/>
+            <w:tcBorders>
+              <w:top w:val="single" w:sz="6" w:color="666666"/>
+              <w:bottom w:val="single" w:sz="6" w:color="666666"/>
+              <w:left w:val="nil"/>
+              <w:right w:val="nil"/>
+            </w:tcBorders>
+          </w:tcPr>
+          <w:p>
+            <w:pPr>
+              <w:pStyle w:val="TableBody"/>
+              <w:keepNext/>
             </w:pPr>
             <w:r/>
             <w:r>
@@ -19447,6 +19753,7 @@
           <w:p>
             <w:pPr>
               <w:pStyle w:val="TableBody"/>
+              <w:keepNext/>
             </w:pPr>
             <w:r/>
             <w:r>
@@ -19467,6 +19774,7 @@
           <w:p>
             <w:pPr>
               <w:pStyle w:val="TableBody"/>
+              <w:keepNext/>
             </w:pPr>
             <w:r/>
             <w:r>
@@ -19476,17 +19784,18 @@
         </w:tc>
         <w:tc>
           <w:tcPr>
-            <w:tcW w:type="dxa" w:w="2088"/>
-            <w:tcBorders>
-              <w:top w:val="single" w:sz="6" w:color="666666"/>
-              <w:bottom w:val="single" w:sz="6" w:color="666666"/>
-              <w:left w:val="nil"/>
-              <w:right w:val="nil"/>
-            </w:tcBorders>
-          </w:tcPr>
-          <w:p>
-            <w:pPr>
-              <w:pStyle w:val="TableBody"/>
+            <w:tcW w:type="dxa" w:w="1872"/>
+            <w:tcBorders>
+              <w:top w:val="single" w:sz="6" w:color="666666"/>
+              <w:bottom w:val="single" w:sz="6" w:color="666666"/>
+              <w:left w:val="nil"/>
+              <w:right w:val="nil"/>
+            </w:tcBorders>
+          </w:tcPr>
+          <w:p>
+            <w:pPr>
+              <w:pStyle w:val="TableBody"/>
+              <w:keepNext/>
             </w:pPr>
             <w:r/>
             <w:r>
@@ -19507,6 +19816,7 @@
           <w:p>
             <w:pPr>
               <w:pStyle w:val="TableBody"/>
+              <w:keepNext/>
             </w:pPr>
             <w:r/>
             <w:r>
@@ -19532,6 +19842,7 @@
           <w:p>
             <w:pPr>
               <w:pStyle w:val="TableBody"/>
+              <w:keepNext/>
             </w:pPr>
             <w:r/>
             <w:r>
@@ -19552,6 +19863,7 @@
           <w:p>
             <w:pPr>
               <w:pStyle w:val="TableBody"/>
+              <w:keepNext/>
             </w:pPr>
             <w:r/>
             <w:r>
@@ -19561,17 +19873,18 @@
         </w:tc>
         <w:tc>
           <w:tcPr>
-            <w:tcW w:type="dxa" w:w="864"/>
-            <w:tcBorders>
-              <w:top w:val="single" w:sz="6" w:color="666666"/>
-              <w:bottom w:val="single" w:sz="6" w:color="666666"/>
-              <w:left w:val="nil"/>
-              <w:right w:val="nil"/>
-            </w:tcBorders>
-          </w:tcPr>
-          <w:p>
-            <w:pPr>
-              <w:pStyle w:val="TableBody"/>
+            <w:tcW w:type="dxa" w:w="1080"/>
+            <w:tcBorders>
+              <w:top w:val="single" w:sz="6" w:color="666666"/>
+              <w:bottom w:val="single" w:sz="6" w:color="666666"/>
+              <w:left w:val="nil"/>
+              <w:right w:val="nil"/>
+            </w:tcBorders>
+          </w:tcPr>
+          <w:p>
+            <w:pPr>
+              <w:pStyle w:val="TableBody"/>
+              <w:keepNext/>
             </w:pPr>
             <w:r/>
             <w:r>
@@ -19592,6 +19905,7 @@
           <w:p>
             <w:pPr>
               <w:pStyle w:val="TableBody"/>
+              <w:keepNext/>
             </w:pPr>
             <w:r/>
             <w:r>
@@ -19612,6 +19926,7 @@
           <w:p>
             <w:pPr>
               <w:pStyle w:val="TableBody"/>
+              <w:keepNext/>
             </w:pPr>
             <w:r/>
             <w:r>
@@ -19621,17 +19936,18 @@
         </w:tc>
         <w:tc>
           <w:tcPr>
-            <w:tcW w:type="dxa" w:w="2088"/>
-            <w:tcBorders>
-              <w:top w:val="single" w:sz="6" w:color="666666"/>
-              <w:bottom w:val="single" w:sz="6" w:color="666666"/>
-              <w:left w:val="nil"/>
-              <w:right w:val="nil"/>
-            </w:tcBorders>
-          </w:tcPr>
-          <w:p>
-            <w:pPr>
-              <w:pStyle w:val="TableBody"/>
+            <w:tcW w:type="dxa" w:w="1872"/>
+            <w:tcBorders>
+              <w:top w:val="single" w:sz="6" w:color="666666"/>
+              <w:bottom w:val="single" w:sz="6" w:color="666666"/>
+              <w:left w:val="nil"/>
+              <w:right w:val="nil"/>
+            </w:tcBorders>
+          </w:tcPr>
+          <w:p>
+            <w:pPr>
+              <w:pStyle w:val="TableBody"/>
+              <w:keepNext/>
             </w:pPr>
             <w:r/>
             <w:r>
@@ -19652,6 +19968,7 @@
           <w:p>
             <w:pPr>
               <w:pStyle w:val="TableBody"/>
+              <w:keepNext/>
             </w:pPr>
             <w:r/>
             <w:r>
@@ -19677,6 +19994,7 @@
           <w:p>
             <w:pPr>
               <w:pStyle w:val="TableBody"/>
+              <w:keepNext/>
             </w:pPr>
             <w:r/>
             <w:r>
@@ -19697,6 +20015,7 @@
           <w:p>
             <w:pPr>
               <w:pStyle w:val="TableBody"/>
+              <w:keepNext/>
             </w:pPr>
             <w:r/>
             <w:r>
@@ -19706,17 +20025,18 @@
         </w:tc>
         <w:tc>
           <w:tcPr>
-            <w:tcW w:type="dxa" w:w="864"/>
-            <w:tcBorders>
-              <w:top w:val="single" w:sz="6" w:color="666666"/>
-              <w:bottom w:val="single" w:sz="6" w:color="666666"/>
-              <w:left w:val="nil"/>
-              <w:right w:val="nil"/>
-            </w:tcBorders>
-          </w:tcPr>
-          <w:p>
-            <w:pPr>
-              <w:pStyle w:val="TableBody"/>
+            <w:tcW w:type="dxa" w:w="1080"/>
+            <w:tcBorders>
+              <w:top w:val="single" w:sz="6" w:color="666666"/>
+              <w:bottom w:val="single" w:sz="6" w:color="666666"/>
+              <w:left w:val="nil"/>
+              <w:right w:val="nil"/>
+            </w:tcBorders>
+          </w:tcPr>
+          <w:p>
+            <w:pPr>
+              <w:pStyle w:val="TableBody"/>
+              <w:keepNext/>
             </w:pPr>
             <w:r/>
             <w:r>
@@ -19737,6 +20057,7 @@
           <w:p>
             <w:pPr>
               <w:pStyle w:val="TableBody"/>
+              <w:keepNext/>
             </w:pPr>
             <w:r/>
             <w:r>
@@ -19757,6 +20078,7 @@
           <w:p>
             <w:pPr>
               <w:pStyle w:val="TableBody"/>
+              <w:keepNext/>
             </w:pPr>
             <w:r/>
             <w:r>
@@ -19766,17 +20088,18 @@
         </w:tc>
         <w:tc>
           <w:tcPr>
-            <w:tcW w:type="dxa" w:w="2088"/>
-            <w:tcBorders>
-              <w:top w:val="single" w:sz="6" w:color="666666"/>
-              <w:bottom w:val="single" w:sz="6" w:color="666666"/>
-              <w:left w:val="nil"/>
-              <w:right w:val="nil"/>
-            </w:tcBorders>
-          </w:tcPr>
-          <w:p>
-            <w:pPr>
-              <w:pStyle w:val="TableBody"/>
+            <w:tcW w:type="dxa" w:w="1872"/>
+            <w:tcBorders>
+              <w:top w:val="single" w:sz="6" w:color="666666"/>
+              <w:bottom w:val="single" w:sz="6" w:color="666666"/>
+              <w:left w:val="nil"/>
+              <w:right w:val="nil"/>
+            </w:tcBorders>
+          </w:tcPr>
+          <w:p>
+            <w:pPr>
+              <w:pStyle w:val="TableBody"/>
+              <w:keepNext/>
             </w:pPr>
             <w:r/>
             <w:r>
@@ -19797,6 +20120,7 @@
           <w:p>
             <w:pPr>
               <w:pStyle w:val="TableBody"/>
+              <w:keepNext/>
             </w:pPr>
             <w:r/>
             <w:r>
@@ -19822,6 +20146,7 @@
           <w:p>
             <w:pPr>
               <w:pStyle w:val="TableBody"/>
+              <w:keepNext/>
             </w:pPr>
             <w:r/>
             <w:r>
@@ -19842,6 +20167,7 @@
           <w:p>
             <w:pPr>
               <w:pStyle w:val="TableBody"/>
+              <w:keepNext/>
             </w:pPr>
             <w:r/>
             <w:r>
@@ -19851,17 +20177,18 @@
         </w:tc>
         <w:tc>
           <w:tcPr>
-            <w:tcW w:type="dxa" w:w="864"/>
-            <w:tcBorders>
-              <w:top w:val="single" w:sz="6" w:color="666666"/>
-              <w:bottom w:val="single" w:sz="6" w:color="666666"/>
-              <w:left w:val="nil"/>
-              <w:right w:val="nil"/>
-            </w:tcBorders>
-          </w:tcPr>
-          <w:p>
-            <w:pPr>
-              <w:pStyle w:val="TableBody"/>
+            <w:tcW w:type="dxa" w:w="1080"/>
+            <w:tcBorders>
+              <w:top w:val="single" w:sz="6" w:color="666666"/>
+              <w:bottom w:val="single" w:sz="6" w:color="666666"/>
+              <w:left w:val="nil"/>
+              <w:right w:val="nil"/>
+            </w:tcBorders>
+          </w:tcPr>
+          <w:p>
+            <w:pPr>
+              <w:pStyle w:val="TableBody"/>
+              <w:keepNext/>
             </w:pPr>
             <w:r/>
             <w:r>
@@ -19882,6 +20209,7 @@
           <w:p>
             <w:pPr>
               <w:pStyle w:val="TableBody"/>
+              <w:keepNext/>
             </w:pPr>
             <w:r/>
             <w:r>
@@ -19902,6 +20230,7 @@
           <w:p>
             <w:pPr>
               <w:pStyle w:val="TableBody"/>
+              <w:keepNext/>
             </w:pPr>
             <w:r/>
             <w:r>
@@ -19911,17 +20240,18 @@
         </w:tc>
         <w:tc>
           <w:tcPr>
-            <w:tcW w:type="dxa" w:w="2088"/>
-            <w:tcBorders>
-              <w:top w:val="single" w:sz="6" w:color="666666"/>
-              <w:bottom w:val="single" w:sz="6" w:color="666666"/>
-              <w:left w:val="nil"/>
-              <w:right w:val="nil"/>
-            </w:tcBorders>
-          </w:tcPr>
-          <w:p>
-            <w:pPr>
-              <w:pStyle w:val="TableBody"/>
+            <w:tcW w:type="dxa" w:w="1872"/>
+            <w:tcBorders>
+              <w:top w:val="single" w:sz="6" w:color="666666"/>
+              <w:bottom w:val="single" w:sz="6" w:color="666666"/>
+              <w:left w:val="nil"/>
+              <w:right w:val="nil"/>
+            </w:tcBorders>
+          </w:tcPr>
+          <w:p>
+            <w:pPr>
+              <w:pStyle w:val="TableBody"/>
+              <w:keepNext/>
             </w:pPr>
             <w:r/>
             <w:r>
@@ -19942,6 +20272,7 @@
           <w:p>
             <w:pPr>
               <w:pStyle w:val="TableBody"/>
+              <w:keepNext/>
             </w:pPr>
             <w:r/>
             <w:r>
@@ -19967,6 +20298,7 @@
           <w:p>
             <w:pPr>
               <w:pStyle w:val="TableBody"/>
+              <w:keepNext/>
             </w:pPr>
             <w:r/>
             <w:r>
@@ -19987,6 +20319,7 @@
           <w:p>
             <w:pPr>
               <w:pStyle w:val="TableBody"/>
+              <w:keepNext/>
             </w:pPr>
             <w:r/>
             <w:r>
@@ -19996,17 +20329,18 @@
         </w:tc>
         <w:tc>
           <w:tcPr>
-            <w:tcW w:type="dxa" w:w="864"/>
-            <w:tcBorders>
-              <w:top w:val="single" w:sz="6" w:color="666666"/>
-              <w:bottom w:val="single" w:sz="6" w:color="666666"/>
-              <w:left w:val="nil"/>
-              <w:right w:val="nil"/>
-            </w:tcBorders>
-          </w:tcPr>
-          <w:p>
-            <w:pPr>
-              <w:pStyle w:val="TableBody"/>
+            <w:tcW w:type="dxa" w:w="1080"/>
+            <w:tcBorders>
+              <w:top w:val="single" w:sz="6" w:color="666666"/>
+              <w:bottom w:val="single" w:sz="6" w:color="666666"/>
+              <w:left w:val="nil"/>
+              <w:right w:val="nil"/>
+            </w:tcBorders>
+          </w:tcPr>
+          <w:p>
+            <w:pPr>
+              <w:pStyle w:val="TableBody"/>
+              <w:keepNext/>
             </w:pPr>
             <w:r/>
             <w:r>
@@ -20027,6 +20361,7 @@
           <w:p>
             <w:pPr>
               <w:pStyle w:val="TableBody"/>
+              <w:keepNext/>
             </w:pPr>
             <w:r/>
             <w:r>
@@ -20047,6 +20382,7 @@
           <w:p>
             <w:pPr>
               <w:pStyle w:val="TableBody"/>
+              <w:keepNext/>
             </w:pPr>
             <w:r/>
             <w:r>
@@ -20056,17 +20392,18 @@
         </w:tc>
         <w:tc>
           <w:tcPr>
-            <w:tcW w:type="dxa" w:w="2088"/>
-            <w:tcBorders>
-              <w:top w:val="single" w:sz="6" w:color="666666"/>
-              <w:bottom w:val="single" w:sz="6" w:color="666666"/>
-              <w:left w:val="nil"/>
-              <w:right w:val="nil"/>
-            </w:tcBorders>
-          </w:tcPr>
-          <w:p>
-            <w:pPr>
-              <w:pStyle w:val="TableBody"/>
+            <w:tcW w:type="dxa" w:w="1872"/>
+            <w:tcBorders>
+              <w:top w:val="single" w:sz="6" w:color="666666"/>
+              <w:bottom w:val="single" w:sz="6" w:color="666666"/>
+              <w:left w:val="nil"/>
+              <w:right w:val="nil"/>
+            </w:tcBorders>
+          </w:tcPr>
+          <w:p>
+            <w:pPr>
+              <w:pStyle w:val="TableBody"/>
+              <w:keepNext/>
             </w:pPr>
             <w:r/>
             <w:r>
@@ -20087,6 +20424,7 @@
           <w:p>
             <w:pPr>
               <w:pStyle w:val="TableBody"/>
+              <w:keepNext/>
             </w:pPr>
             <w:r/>
             <w:r>
@@ -20112,6 +20450,7 @@
           <w:p>
             <w:pPr>
               <w:pStyle w:val="TableBody"/>
+              <w:keepNext/>
             </w:pPr>
             <w:r/>
             <w:r>
@@ -20132,6 +20471,7 @@
           <w:p>
             <w:pPr>
               <w:pStyle w:val="TableBody"/>
+              <w:keepNext/>
             </w:pPr>
             <w:r/>
             <w:r>
@@ -20141,17 +20481,18 @@
         </w:tc>
         <w:tc>
           <w:tcPr>
-            <w:tcW w:type="dxa" w:w="864"/>
-            <w:tcBorders>
-              <w:top w:val="single" w:sz="6" w:color="666666"/>
-              <w:bottom w:val="single" w:sz="6" w:color="666666"/>
-              <w:left w:val="nil"/>
-              <w:right w:val="nil"/>
-            </w:tcBorders>
-          </w:tcPr>
-          <w:p>
-            <w:pPr>
-              <w:pStyle w:val="TableBody"/>
+            <w:tcW w:type="dxa" w:w="1080"/>
+            <w:tcBorders>
+              <w:top w:val="single" w:sz="6" w:color="666666"/>
+              <w:bottom w:val="single" w:sz="6" w:color="666666"/>
+              <w:left w:val="nil"/>
+              <w:right w:val="nil"/>
+            </w:tcBorders>
+          </w:tcPr>
+          <w:p>
+            <w:pPr>
+              <w:pStyle w:val="TableBody"/>
+              <w:keepNext/>
             </w:pPr>
             <w:r/>
             <w:r>
@@ -20172,6 +20513,7 @@
           <w:p>
             <w:pPr>
               <w:pStyle w:val="TableBody"/>
+              <w:keepNext/>
             </w:pPr>
             <w:r/>
             <w:r>
@@ -20192,6 +20534,7 @@
           <w:p>
             <w:pPr>
               <w:pStyle w:val="TableBody"/>
+              <w:keepNext/>
             </w:pPr>
             <w:r/>
             <w:r>
@@ -20201,17 +20544,18 @@
         </w:tc>
         <w:tc>
           <w:tcPr>
-            <w:tcW w:type="dxa" w:w="2088"/>
-            <w:tcBorders>
-              <w:top w:val="single" w:sz="6" w:color="666666"/>
-              <w:bottom w:val="single" w:sz="6" w:color="666666"/>
-              <w:left w:val="nil"/>
-              <w:right w:val="nil"/>
-            </w:tcBorders>
-          </w:tcPr>
-          <w:p>
-            <w:pPr>
-              <w:pStyle w:val="TableBody"/>
+            <w:tcW w:type="dxa" w:w="1872"/>
+            <w:tcBorders>
+              <w:top w:val="single" w:sz="6" w:color="666666"/>
+              <w:bottom w:val="single" w:sz="6" w:color="666666"/>
+              <w:left w:val="nil"/>
+              <w:right w:val="nil"/>
+            </w:tcBorders>
+          </w:tcPr>
+          <w:p>
+            <w:pPr>
+              <w:pStyle w:val="TableBody"/>
+              <w:keepNext/>
             </w:pPr>
             <w:r/>
             <w:r>
@@ -20232,6 +20576,7 @@
           <w:p>
             <w:pPr>
               <w:pStyle w:val="TableBody"/>
+              <w:keepNext/>
             </w:pPr>
             <w:r/>
             <w:r>
@@ -20257,6 +20602,7 @@
           <w:p>
             <w:pPr>
               <w:pStyle w:val="TableBody"/>
+              <w:keepNext/>
             </w:pPr>
             <w:r/>
             <w:r>
@@ -20277,6 +20623,7 @@
           <w:p>
             <w:pPr>
               <w:pStyle w:val="TableBody"/>
+              <w:keepNext/>
             </w:pPr>
             <w:r/>
             <w:r>
@@ -20286,17 +20633,18 @@
         </w:tc>
         <w:tc>
           <w:tcPr>
-            <w:tcW w:type="dxa" w:w="864"/>
-            <w:tcBorders>
-              <w:top w:val="single" w:sz="6" w:color="666666"/>
-              <w:bottom w:val="single" w:sz="6" w:color="666666"/>
-              <w:left w:val="nil"/>
-              <w:right w:val="nil"/>
-            </w:tcBorders>
-          </w:tcPr>
-          <w:p>
-            <w:pPr>
-              <w:pStyle w:val="TableBody"/>
+            <w:tcW w:type="dxa" w:w="1080"/>
+            <w:tcBorders>
+              <w:top w:val="single" w:sz="6" w:color="666666"/>
+              <w:bottom w:val="single" w:sz="6" w:color="666666"/>
+              <w:left w:val="nil"/>
+              <w:right w:val="nil"/>
+            </w:tcBorders>
+          </w:tcPr>
+          <w:p>
+            <w:pPr>
+              <w:pStyle w:val="TableBody"/>
+              <w:keepNext/>
             </w:pPr>
             <w:r/>
             <w:r>
@@ -20317,6 +20665,7 @@
           <w:p>
             <w:pPr>
               <w:pStyle w:val="TableBody"/>
+              <w:keepNext/>
             </w:pPr>
             <w:r/>
             <w:r>
@@ -20337,6 +20686,7 @@
           <w:p>
             <w:pPr>
               <w:pStyle w:val="TableBody"/>
+              <w:keepNext/>
             </w:pPr>
             <w:r/>
             <w:r>
@@ -20346,17 +20696,18 @@
         </w:tc>
         <w:tc>
           <w:tcPr>
-            <w:tcW w:type="dxa" w:w="2088"/>
-            <w:tcBorders>
-              <w:top w:val="single" w:sz="6" w:color="666666"/>
-              <w:bottom w:val="single" w:sz="6" w:color="666666"/>
-              <w:left w:val="nil"/>
-              <w:right w:val="nil"/>
-            </w:tcBorders>
-          </w:tcPr>
-          <w:p>
-            <w:pPr>
-              <w:pStyle w:val="TableBody"/>
+            <w:tcW w:type="dxa" w:w="1872"/>
+            <w:tcBorders>
+              <w:top w:val="single" w:sz="6" w:color="666666"/>
+              <w:bottom w:val="single" w:sz="6" w:color="666666"/>
+              <w:left w:val="nil"/>
+              <w:right w:val="nil"/>
+            </w:tcBorders>
+          </w:tcPr>
+          <w:p>
+            <w:pPr>
+              <w:pStyle w:val="TableBody"/>
+              <w:keepNext/>
             </w:pPr>
             <w:r/>
             <w:r>
@@ -20377,6 +20728,7 @@
           <w:p>
             <w:pPr>
               <w:pStyle w:val="TableBody"/>
+              <w:keepNext/>
             </w:pPr>
             <w:r/>
             <w:r>
@@ -20433,7 +20785,7 @@
         </w:tc>
         <w:tc>
           <w:tcPr>
-            <w:tcW w:type="dxa" w:w="864"/>
+            <w:tcW w:type="dxa" w:w="1080"/>
             <w:tcBorders>
               <w:top w:val="single" w:sz="6" w:color="666666"/>
               <w:bottom w:val="single" w:sz="6" w:color="666666"/>
@@ -20496,7 +20848,7 @@
         </w:tc>
         <w:tc>
           <w:tcPr>
-            <w:tcW w:type="dxa" w:w="2088"/>
+            <w:tcW w:type="dxa" w:w="1872"/>
             <w:tcBorders>
               <w:top w:val="single" w:sz="6" w:color="666666"/>
               <w:bottom w:val="single" w:sz="6" w:color="666666"/>
@@ -20585,7 +20937,7 @@
         </w:tc>
         <w:tc>
           <w:tcPr>
-            <w:tcW w:type="dxa" w:w="864"/>
+            <w:tcW w:type="dxa" w:w="1080"/>
             <w:tcBorders>
               <w:top w:val="single" w:sz="6" w:color="666666"/>
               <w:bottom w:val="single" w:sz="6" w:color="666666"/>
@@ -20648,7 +21000,7 @@
         </w:tc>
         <w:tc>
           <w:tcPr>
-            <w:tcW w:type="dxa" w:w="2088"/>
+            <w:tcW w:type="dxa" w:w="1872"/>
             <w:tcBorders>
               <w:top w:val="single" w:sz="6" w:color="666666"/>
               <w:bottom w:val="single" w:sz="6" w:color="666666"/>
@@ -20735,7 +21087,7 @@
         </w:tc>
         <w:tc>
           <w:tcPr>
-            <w:tcW w:type="dxa" w:w="864"/>
+            <w:tcW w:type="dxa" w:w="1080"/>
             <w:tcBorders>
               <w:top w:val="single" w:sz="6" w:color="666666"/>
               <w:bottom w:val="single" w:sz="6" w:color="666666"/>
@@ -20795,7 +21147,7 @@
         </w:tc>
         <w:tc>
           <w:tcPr>
-            <w:tcW w:type="dxa" w:w="2088"/>
+            <w:tcW w:type="dxa" w:w="1872"/>
             <w:tcBorders>
               <w:top w:val="single" w:sz="6" w:color="666666"/>
               <w:bottom w:val="single" w:sz="6" w:color="666666"/>
@@ -24034,7 +24386,7 @@
             </w:pPr>
             <w:r/>
             <w:r>
-              <w:t>Rejected as the missing tuning mechanism; separation stayed at approximately 1 degree near the upper band edge. The topology corrections were kept, because they were made for source-fidelity reasons independent of their effect on tuning.</w:t>
+              <w:t>Rejected as the missing tuning mechanism; the branch did not recover meaningful tuning and separation stayed at approximately 1 degree near the upper band edge. Elements of the rebuild that are directly source-supported were retained; the layer-three bias-T placement remains the current reconstruction interpretation and is tracked as an unresolved source ambiguity.</w:t>
             </w:r>
           </w:p>
         </w:tc>
@@ -24112,7 +24464,7 @@
     </w:p>
     <w:p>
       <w:r>
-        <w:t>The stub dimensioning and orientation entries above were corrected against the dimensioned bias-T figure of the 2020 precursor paper, reproduced as Figure D.1. That figure shows the radial stub branching laterally from the bias line, with the ports defined so that the transformer length and the stub geometry can be read off directly. Its numerical dimensions belong to the 2020 element and are not the dimensions used in this reconstruction.</w:t>
+        <w:t>The stub orientation entries above were read against the dimensioned bias-T figure of the 2020 precursor paper, reproduced as Figure D.1. That figure was used as supporting evidence for the qualitative bias-T topology and for the lateral orientation of the radial stub, and for nothing else. Its numerical dimensions belong to the 2020 precursor element and were not transferred as dimensions of the 2022 cell reconstructed here.</w:t>
       </w:r>
     </w:p>
     <w:p>
@@ -24167,7 +24519,7 @@
         <w:t xml:space="preserve">Figure D.1. </w:t>
       </w:r>
       <w:r>
-        <w:t>Bias-T dimensions and port definitions for the 2020 precursor element. The radial stub branches laterally from the bias line rather than continuing along it, which is the reading that corrected the stub orientation and dimensioning in this reconstruction. Note that the numerical dimensions belong to the 2020 element and not to the element reconstructed here. Reproduced from Harz et al. [2], Fig. 5, under the Creative Commons Attribution 4.0 licence.</w:t>
+        <w:t>Bias-T dimensions and port definitions for the 2020 precursor element. The radial stub branches laterally from the bias line rather than continuing along it. The figure was used as supporting evidence for the qualitative bias-T topology and for the lateral orientation of the radial stub. Its numerical dimensions belong to the 2020 precursor element and were not transferred as dimensions of the 2022 cell reconstructed here. Reproduced from Harz et al. [2], Fig. 5, under the Creative Commons Attribution 4.0 licence.</w:t>
       </w:r>
     </w:p>
     <w:p>

--- a/deliverables/Varactor_Reflectarray_CST_Report_Working_Draft.docx
+++ b/deliverables/Varactor_Reflectarray_CST_Report_Working_Draft.docx
@@ -1053,7 +1053,7 @@
         <w:rPr>
           <w:sz w:val="20"/>
         </w:rPr>
-        <w:t>7.1  Endpoint reflection phase</w:t>
+        <w:t>7.1  Endpoint response over the widened sweep</w:t>
       </w:r>
       <w:r>
         <w:tab/>
@@ -1078,7 +1078,7 @@
         <w:rPr>
           <w:sz w:val="20"/>
         </w:rPr>
-        <w:t>7.2  Endpoint reflection magnitude</w:t>
+        <w:t>7.2  Preliminary geometry diagnostics</w:t>
       </w:r>
       <w:r>
         <w:tab/>
@@ -1087,7 +1087,7 @@
         <w:rPr>
           <w:sz w:val="20"/>
         </w:rPr>
-        <w:t>12</w:t>
+        <w:t>13</w:t>
       </w:r>
     </w:p>
     <w:p>
@@ -1103,7 +1103,7 @@
         <w:rPr>
           <w:sz w:val="20"/>
         </w:rPr>
-        <w:t>7.3  Preliminary geometry diagnostics</w:t>
+        <w:t>7.3  Surface-current distribution</w:t>
       </w:r>
       <w:r>
         <w:tab/>
@@ -1112,32 +1112,7 @@
         <w:rPr>
           <w:sz w:val="20"/>
         </w:rPr>
-        <w:t>12</w:t>
-      </w:r>
-    </w:p>
-    <w:p>
-      <w:pPr>
-        <w:tabs>
-          <w:tab w:pos="8646" w:val="right" w:leader="dot"/>
-        </w:tabs>
-        <w:spacing w:after="70" w:line="269" w:lineRule="auto"/>
-        <w:ind w:left="425"/>
-        <w:jc w:val="left"/>
-      </w:pPr>
-      <w:r>
-        <w:rPr>
-          <w:sz w:val="20"/>
-        </w:rPr>
-        <w:t>7.4  Surface-current distribution</w:t>
-      </w:r>
-      <w:r>
-        <w:tab/>
-      </w:r>
-      <w:r>
-        <w:rPr>
-          <w:sz w:val="20"/>
-        </w:rPr>
-        <w:t>13</w:t>
+        <w:t>14</w:t>
       </w:r>
     </w:p>
     <w:p>
@@ -1189,7 +1164,7 @@
         <w:rPr>
           <w:sz w:val="20"/>
         </w:rPr>
-        <w:t>14</w:t>
+        <w:t>15</w:t>
       </w:r>
     </w:p>
     <w:p>
@@ -1241,7 +1216,7 @@
         <w:rPr>
           <w:sz w:val="20"/>
         </w:rPr>
-        <w:t>15</w:t>
+        <w:t>16</w:t>
       </w:r>
     </w:p>
     <w:p>
@@ -1267,7 +1242,7 @@
         <w:rPr>
           <w:sz w:val="20"/>
         </w:rPr>
-        <w:t>16</w:t>
+        <w:t>17</w:t>
       </w:r>
     </w:p>
     <w:p>
@@ -1293,7 +1268,7 @@
         <w:rPr>
           <w:sz w:val="20"/>
         </w:rPr>
-        <w:t>19</w:t>
+        <w:t>21</w:t>
       </w:r>
     </w:p>
     <w:p>
@@ -1319,7 +1294,7 @@
         <w:rPr>
           <w:sz w:val="20"/>
         </w:rPr>
-        <w:t>20</w:t>
+        <w:t>21</w:t>
       </w:r>
     </w:p>
     <w:p>
@@ -1345,7 +1320,7 @@
         <w:rPr>
           <w:sz w:val="20"/>
         </w:rPr>
-        <w:t>21</w:t>
+        <w:t>22</w:t>
       </w:r>
     </w:p>
     <w:p>
@@ -1371,7 +1346,7 @@
         <w:rPr>
           <w:sz w:val="20"/>
         </w:rPr>
-        <w:t>23</w:t>
+        <w:t>24</w:t>
       </w:r>
     </w:p>
     <w:p>
@@ -1397,7 +1372,7 @@
         <w:rPr>
           <w:sz w:val="20"/>
         </w:rPr>
-        <w:t>24</w:t>
+        <w:t>25</w:t>
       </w:r>
     </w:p>
     <w:p>
@@ -1554,7 +1529,7 @@
           <w:b/>
           <w:sz w:val="21"/>
         </w:rPr>
-        <w:t>Figure 6  Endpoint reflection phase on the current geometry</w:t>
+        <w:t>Figure 6  Endpoint reflection magnitude, wide sweep</w:t>
       </w:r>
       <w:r>
         <w:tab/>
@@ -1580,7 +1555,7 @@
           <w:b/>
           <w:sz w:val="21"/>
         </w:rPr>
-        <w:t>Figure 7  Surface-current distribution at 26.104 GHz</w:t>
+        <w:t>Figure 7  Endpoint reflection phase, wide sweep</w:t>
       </w:r>
       <w:r>
         <w:tab/>
@@ -1606,6 +1581,32 @@
           <w:b/>
           <w:sz w:val="21"/>
         </w:rPr>
+        <w:t>Figure 8  Surface-current distribution at 26.104 GHz</w:t>
+      </w:r>
+      <w:r>
+        <w:tab/>
+      </w:r>
+      <w:r>
+        <w:rPr>
+          <w:sz w:val="20"/>
+        </w:rPr>
+        <w:t>14</w:t>
+      </w:r>
+    </w:p>
+    <w:p>
+      <w:pPr>
+        <w:tabs>
+          <w:tab w:pos="9071" w:val="right" w:leader="dot"/>
+        </w:tabs>
+        <w:spacing w:after="70" w:line="269" w:lineRule="auto"/>
+        <w:ind w:left="0"/>
+        <w:jc w:val="left"/>
+      </w:pPr>
+      <w:r>
+        <w:rPr>
+          <w:b/>
+          <w:sz w:val="21"/>
+        </w:rPr>
         <w:t>Figure C.1  Convergence records for diagnostic branches</w:t>
       </w:r>
       <w:r>
@@ -1615,7 +1616,7 @@
         <w:rPr>
           <w:sz w:val="20"/>
         </w:rPr>
-        <w:t>21</w:t>
+        <w:t>22</w:t>
       </w:r>
     </w:p>
     <w:p>
@@ -1641,7 +1642,7 @@
         <w:rPr>
           <w:sz w:val="20"/>
         </w:rPr>
-        <w:t>23</w:t>
+        <w:t>24</w:t>
       </w:r>
     </w:p>
     <w:p>
@@ -1667,7 +1668,7 @@
         <w:rPr>
           <w:sz w:val="20"/>
         </w:rPr>
-        <w:t>23</w:t>
+        <w:t>24</w:t>
       </w:r>
     </w:p>
     <w:p>
@@ -1693,7 +1694,7 @@
         <w:rPr>
           <w:sz w:val="20"/>
         </w:rPr>
-        <w:t>24</w:t>
+        <w:t>25</w:t>
       </w:r>
     </w:p>
     <w:p>
@@ -1885,7 +1886,7 @@
         <w:rPr>
           <w:sz w:val="20"/>
         </w:rPr>
-        <w:t>16</w:t>
+        <w:t>17</w:t>
       </w:r>
     </w:p>
     <w:p>
@@ -1911,7 +1912,7 @@
         <w:rPr>
           <w:sz w:val="20"/>
         </w:rPr>
-        <w:t>19</w:t>
+        <w:t>20</w:t>
       </w:r>
     </w:p>
     <w:p>
@@ -1937,7 +1938,7 @@
         <w:rPr>
           <w:sz w:val="20"/>
         </w:rPr>
-        <w:t>20</w:t>
+        <w:t>21</w:t>
       </w:r>
     </w:p>
     <w:p>
@@ -1963,7 +1964,7 @@
         <w:rPr>
           <w:sz w:val="20"/>
         </w:rPr>
-        <w:t>20</w:t>
+        <w:t>21</w:t>
       </w:r>
     </w:p>
     <w:p>
@@ -1989,7 +1990,7 @@
         <w:rPr>
           <w:sz w:val="20"/>
         </w:rPr>
-        <w:t>22</w:t>
+        <w:t>23</w:t>
       </w:r>
     </w:p>
     <w:p>
@@ -3608,7 +3609,7 @@
             </w:pPr>
             <w:r/>
             <w:r>
-              <w:t>2.225</w:t>
+              <w:t>2.30</w:t>
             </w:r>
           </w:p>
         </w:tc>
@@ -3650,7 +3651,7 @@
             </w:pPr>
             <w:r/>
             <w:r>
-              <w:t>Published (Pw)</w:t>
+              <w:t>Published (Pw); current diagnostic value</w:t>
             </w:r>
           </w:p>
         </w:tc>
@@ -8283,12 +8284,12 @@
         <w:pStyle w:val="Heading2"/>
       </w:pPr>
       <w:r>
-        <w:t>7.1  Endpoint reflection phase</w:t>
+        <w:t>7.1  Endpoint response over the widened sweep</w:t>
       </w:r>
     </w:p>
     <w:p>
       <w:r>
-        <w:t>Figure 6 overlays the reflection phase at the two capacitance endpoints on the current geometry. Both runs satisfy the convergence criterion of Section 5.3, so the comparison is between two numerically settled solutions rather than between two partially converged ones.</w:t>
+        <w:t>The endpoint pair was first run over the 25.6 to 26.6 GHz interval inherited from the source measurement, where the two capacitance states produced almost coincident reflection-phase curves. That interval was chosen by the source, not to find the element's capacitance-sensitive region, so the pair was re-run over approximately 25.5 to 28 GHz on unchanged geometry. Runs 17 and 18 are that diagnostic. In both figures below, red is varC = 0.19 pF and green is varC = 0.025 pF.</w:t>
       </w:r>
     </w:p>
     <w:p>
@@ -8356,7 +8357,7 @@
               <w:keepNext/>
             </w:pPr>
             <w:r>
-              <w:t>Overlay of the reflection phase of SZmax(1),Zmax(1) against frequency for varC = 0.025 pF and varC = 0.19 pF on the current geometry over approximately 25.6 to 26.6 GHz, with 26.104 GHz marked. Export the underlying numerical data at the same time so that the separation can be stated in degrees.</w:t>
+              <w:t>Overlay of the reflection magnitude of SZmax(1),Zmax(1) against frequency for varC = 0.025 pF and varC = 0.19 pF on the current geometry over approximately 25.5 to 28 GHz (runs 17 and 18). Save to figures/results/g04_reflection_magnitude.png.</w:t>
             </w:r>
           </w:p>
         </w:tc>
@@ -8386,7 +8387,7 @@
               <w:t xml:space="preserve">Figure 6. </w:t>
             </w:r>
             <w:r>
-              <w:t>Reflection phase of the co-polarised term SZmax(1),Zmax(1) at the two capacitance endpoints on the current geometry (lineV = 1.13 mm, slotW = 0.35 mm, slotL = 2.32 mm), over approximately 25.6 to 26.6 GHz. Both runs satisfy the convergence criterion of Section 5.3. The reference frequency 26.104 GHz is marked.</w:t>
+              <w:t>Reflection magnitude of SZmax(1),Zmax(1) at the two capacitance endpoints on the current diagnostic geometry, over approximately 25.5 to 28 GHz. Red is varC = 0.19 pF and green is varC = 0.025 pF. The magnitude dip near 26.8 GHz moves with capacitance, which is the clearest evidence in this project that the varactor reaches the resonance of the complete unit cell. The sweep extends beyond the declared Astra MT77 material fit range of 25.6 to 26.6 GHz, so this region is a diagnostic indication rather than a quantitative prediction.</w:t>
             </w:r>
           </w:p>
         </w:tc>
@@ -8394,12 +8395,118 @@
     </w:tbl>
     <w:p>
       <w:r>
-        <w:t>The two curves remain almost coincident across most of the simulated interval, and in particular at the 26.104 GHz reference frequency. Some additional separation is visually apparent toward the upper end of the interval, near 26.5 to 26.6 GHz. The current reconstruction therefore does not yet exhibit meaningful capacitance-dependent reflection-phase separation at the reference frequency.</w:t>
+        <w:t>The reflection magnitude stays close to 0 dB over most of the sweep, as expected of perfect conductors on a low-loss substrate. Near 26.8 GHz, however, a dip appears, and it moves with the varactor capacitance. That is the first result in this project showing the tuning element acting on the resonance of the complete unit cell rather than only on the impedance at its own terminals, and it is stronger evidence than the terminal check of Section 6.2, which validates the component and not the circuit around it.</w:t>
+      </w:r>
+    </w:p>
+    <w:p>
+      <w:pPr>
+        <w:keepNext/>
+        <w:spacing w:before="160" w:after="0" w:line="40" w:lineRule="exact"/>
+      </w:pPr>
+      <w:r>
+        <w:rPr>
+          <w:sz w:val="2"/>
+        </w:rPr>
+      </w:r>
+    </w:p>
+    <w:tbl>
+      <w:tblPr>
+        <w:tblW w:type="auto" w:w="0"/>
+        <w:jc w:val="center"/>
+        <w:tblLayout w:type="fixed"/>
+        <w:tblLook w:firstColumn="1" w:firstRow="1" w:lastColumn="0" w:lastRow="0" w:noHBand="0" w:noVBand="1" w:val="04A0"/>
+        <w:tblLayout w:type="fixed"/>
+      </w:tblPr>
+      <w:tblGrid>
+        <w:gridCol w:w="8496"/>
+      </w:tblGrid>
+      <w:tr>
+        <w:trPr>
+          <w:cantSplit/>
+          <w:trHeight w:val="4608"/>
+        </w:trPr>
+        <w:tc>
+          <w:tcPr>
+            <w:tcW w:type="dxa" w:w="8496"/>
+            <w:tcBorders>
+              <w:top w:val="single" w:sz="8" w:color="AAAAAA"/>
+              <w:bottom w:val="single" w:sz="8" w:color="AAAAAA"/>
+              <w:left w:val="single" w:sz="8" w:color="AAAAAA"/>
+              <w:right w:val="single" w:sz="8" w:color="AAAAAA"/>
+            </w:tcBorders>
+            <w:shd w:val="clear" w:color="auto" w:fill="FAFAFA"/>
+          </w:tcPr>
+          <w:p>
+            <w:pPr>
+              <w:pStyle w:val="PlaceholderLabel"/>
+              <w:keepNext/>
+            </w:pPr>
+            <w:r>
+              <w:t>FIGURE 7</w:t>
+            </w:r>
+          </w:p>
+          <w:p>
+            <w:pPr>
+              <w:pStyle w:val="PlaceholderBody"/>
+              <w:keepNext/>
+            </w:pPr>
+            <w:r>
+              <w:rPr>
+                <w:i/>
+              </w:rPr>
+              <w:t>Figure required. Not yet available.</w:t>
+            </w:r>
+          </w:p>
+          <w:p>
+            <w:pPr>
+              <w:pStyle w:val="PlaceholderBody"/>
+              <w:keepNext/>
+            </w:pPr>
+            <w:r>
+              <w:t>Overlay of the reflection phase of SZmax(1),Zmax(1) against frequency for varC = 0.025 pF and varC = 0.19 pF on the current geometry over approximately 25.5 to 28 GHz (runs 17 and 18), with 26.104 GHz marked. Save to figures/results/g04_reflection_phase.png. Export the underlying complex S-parameter data at the same time: the displayed phase is wrapped, so no tuning range in degrees can be taken from the plot.</w:t>
+            </w:r>
+          </w:p>
+        </w:tc>
+      </w:tr>
+      <w:tr>
+        <w:trPr>
+          <w:cantSplit/>
+        </w:trPr>
+        <w:tc>
+          <w:tcPr>
+            <w:tcW w:type="dxa" w:w="8496"/>
+            <w:tcBorders>
+              <w:top w:val="nil"/>
+              <w:bottom w:val="nil"/>
+              <w:left w:val="nil"/>
+              <w:right w:val="nil"/>
+            </w:tcBorders>
+          </w:tcPr>
+          <w:p>
+            <w:pPr>
+              <w:pStyle w:val="Caption"/>
+            </w:pPr>
+            <w:r>
+              <w:rPr>
+                <w:b/>
+              </w:rPr>
+              <w:t xml:space="preserve">Figure 7. </w:t>
+            </w:r>
+            <w:r>
+              <w:t>Reflection phase of the co-polarised term SZmax(1),Zmax(1) at the two capacitance endpoints on the current diagnostic geometry (patchW = 2.30 mm, slotL = 2.32 mm, slotW = 0.35 mm, lineV = 1.13 mm), over approximately 25.5 to 28 GHz. Red is varC = 0.19 pF and green is varC = 0.025 pF. Near the intended 26.104 GHz operating frequency the two responses remain close; a capacitance-dependent shift of the resonant feature appears near 26.8 GHz. The displayed phase wraps at plus or minus 180 degrees, so the tuning range has not been quantified from this plot.</w:t>
+            </w:r>
+          </w:p>
+        </w:tc>
+      </w:tr>
+    </w:tbl>
+    <w:p>
+      <w:r>
+        <w:t>The phase response carries the same feature: a rapid transition accompanying the magnitude dip, whose frequency moves with capacitance. Near the intended 26.104 GHz operating frequency the two curves remain close, as they did over the narrower interval. The capacitance-sensitive resonance therefore exists in this reconstruction but is displaced above the operating point the source design works at. The published tuning at 26.104 GHz is not reproduced.</w:t>
       </w:r>
     </w:p>
     <w:p>
       <w:r>
-        <w:t>The separation is not quantified in degrees here. The observation is a reading from overlaid plots, and the underlying S-parameter data have not been exported numerically; Section 9 gives that as an immediate task.</w:t>
+        <w:t>No tuning range in degrees is claimed from these figures, for two reasons. The phase displayed by CST wraps at plus or minus 180 degrees, so a phase excursion read from the plot is not a phase range. And the sweep extends past the Astra MT77 material fit range declared in the model, 25.6 to 26.6 GHz, so the 26.8 GHz region is a diagnostic indication of where the feature sits rather than a quantitative prediction. Section 9 gives the numerical export and phase unwrapping that would settle both points.</w:t>
       </w:r>
     </w:p>
     <w:p>
@@ -8407,20 +8514,7 @@
         <w:pStyle w:val="Heading2"/>
       </w:pPr>
       <w:r>
-        <w:t>7.2  Endpoint reflection magnitude</w:t>
-      </w:r>
-    </w:p>
-    <w:p>
-      <w:r>
-        <w:t>The reflection magnitude stays close to 0 dB across the interval in every converged branch, and the two endpoint curves differ by a few hundredths of a decibel. That is expected of perfect conductors on a low-loss substrate and serves only as a check that no unintended loss mechanism has entered the model. A low-loss resonant element can shift phase strongly while its reflection magnitude stays near unity, so the magnitude carries no evidence either way about a resonance. The overlay is Figure E.1.</w:t>
-      </w:r>
-    </w:p>
-    <w:p>
-      <w:pPr>
-        <w:pStyle w:val="Heading2"/>
-      </w:pPr>
-      <w:r>
-        <w:t>7.3  Preliminary geometry diagnostics</w:t>
+        <w:t>7.2  Preliminary geometry diagnostics</w:t>
       </w:r>
     </w:p>
     <w:p>
@@ -8841,7 +8935,7 @@
         <w:pStyle w:val="Heading2"/>
       </w:pPr>
       <w:r>
-        <w:t>7.4  Surface-current distribution</w:t>
+        <w:t>7.3  Surface-current distribution</w:t>
       </w:r>
     </w:p>
     <w:p>
@@ -8893,7 +8987,7 @@
               <w:keepNext/>
             </w:pPr>
             <w:r>
-              <w:t>FIGURE 7</w:t>
+              <w:t>FIGURE 8</w:t>
             </w:r>
           </w:p>
           <w:p>
@@ -8941,7 +9035,7 @@
               <w:rPr>
                 <w:b/>
               </w:rPr>
-              <w:t xml:space="preserve">Figure 7. </w:t>
+              <w:t xml:space="preserve">Figure 8. </w:t>
             </w:r>
             <w:r>
               <w:t>Surface-current magnitude at 26.104 GHz for varC = 0.025 pF, plotted on a fixed 0 to 5 A/m colour scale so that the resonant path is visible. The global maximum reported by the solver for this run is 392.368 A/m, located at approximately (1.138, -0.130, -0.254) mm, which is the layer-two level. The fixed scale saturates the aperture region by construction and the plot is therefore a qualitative distribution, not a calibrated field export.</w:t>
@@ -8970,17 +9064,17 @@
     </w:p>
     <w:p>
       <w:r>
-        <w:t>Four things are established. The baseline reconstruction implements all dimensions explicitly published for the 2022 reference element, and the model solves as a periodic unit-cell model with a defensible solver configuration; the current checkpoint departs from three of those dimensions by design. Accepted runs meet a stated convergence criterion that has excluded results in practice. The lumped varactor is electrically active and responds to the capacitance parameter as an ideal capacitor. On the current geometry, the two capacitance endpoints produce almost coincident reflection-phase curves at the reference frequency.</w:t>
+        <w:t>Five things are established. The baseline reconstruction implements all dimensions explicitly published for the 2022 reference element, and the model solves as a periodic unit-cell model with a defensible solver configuration; the current checkpoint departs from four of those dimensions by design. Accepted runs meet a stated convergence criterion that has excluded results in practice. The lumped varactor is electrically active and responds to the capacitance parameter as an ideal capacitor. Over a widened sweep the varactor is shown to act on the resonance of the complete unit cell, near 26.8 GHz. And at the intended 26.104 GHz operating frequency the two capacitance endpoints still produce almost coincident reflection-phase curves.</w:t>
       </w:r>
     </w:p>
     <w:p>
       <w:r>
-        <w:t>Three things are unresolved. The frequency region in which this element is most sensitive to capacitance has not been located, and the simulated interval so far has been the one inherited from the source measurement rather than one chosen to find that region. The reconstruction still contains unpublished quantities, listed in Table 3, whose influence has not been bounded. And it is not yet known whether the discrepancy originates in the coupling into the resonator, in the placement of the resonance, in one of those assumed quantities, or in some combination of them.</w:t>
+        <w:t>Three things are unresolved. Why the capacitance-sensitive feature sits near 26.8 GHz rather than at 26.104 GHz is not known. The reconstruction still contains unpublished quantities, listed in Table 3, whose influence has not been bounded, and four published dimensions are currently displaced by choice. And the tuning has not been quantified at all: the phase plots are wrapped and no numerical S-parameter export exists, so this project states no phase range in degrees.</w:t>
       </w:r>
     </w:p>
     <w:p>
       <w:r>
-        <w:t>The diagnostic branches carried out so far have not localised the discrepancy. Each rejects one hypothesis about the topology or one nearby geometry; none establishes that the feature it changed is electrically unimportant, and none has been tested outside the original 1 GHz interval.</w:t>
+        <w:t>The diagnostic branches carried out so far have not localised the discrepancy. Each rejects one hypothesis about the topology or one nearby geometry; none establishes that the feature it changed is electrically unimportant.</w:t>
       </w:r>
     </w:p>
     <w:p>
@@ -8993,22 +9087,22 @@
     </w:p>
     <w:p>
       <w:r>
-        <w:t>The immediate task is a wider-frequency endpoint diagnostic on the unchanged current geometry, run at both capacitance endpoints. Widening the sweep before changing the geometry again keeps the comparison against the existing result clean, and it directly addresses the possibility that the capacitance-sensitive region lies outside the interval examined so far. The new bounds have not been selected. Extending the interval also requires re-checking the material fit range, which is currently declared over 25.6 to 26.6 GHz, and the published material specification itself is quoted only to 20 GHz.</w:t>
+        <w:t>The wider-frequency diagnostic that this section previously listed as the immediate task has been carried out; it is Section 7 and runs 17 and 18. It located a capacitance-sensitive region near 26.8 GHz and so changed the problem: the question is no longer whether the varactor reaches the resonance, but why the resonance sits above the intended operating frequency.</w:t>
       </w:r>
     </w:p>
     <w:p>
       <w:r>
-        <w:t>Alongside that, the S-parameter results will be exported numerically rather than read from plots, so that endpoint separation can be stated in degrees and tracked between branches instead of being described qualitatively.</w:t>
+        <w:t>The immediate task is now the numerical one. The complex S-parameter data for both endpoints will be exported rather than read from plots, the phase will be unwrapped, and the phase difference between the two capacitance states will be computed at matched frequencies. Only then can this project state a tuning range in degrees, at a stated frequency, and compare it against the 337-degree simulated and 322-degree measured figures the source reports. Before any quantitative value is taken from the 26.8 GHz region, the Astra MT77 material fit range must be re-declared to cover the widened sweep; it is currently 25.6 to 26.6 GHz, and the published material specification itself is quoted only to 20 GHz.</w:t>
       </w:r>
     </w:p>
     <w:p>
       <w:r>
-        <w:t>Further work depends on what those two steps show. If a capacitance-sensitive region is found, the sequence is to characterise it, then to move it toward 26.104 GHz by targeted geometry changes, and only then to run a dense capacitance sweep. If no such region is found, the assumed quantities in Table 3 become the next candidates, starting with a sensitivity test of the via and clearance diameters and a field-monitor comparison between the two capacitance states on the same geometry.</w:t>
+        <w:t>After that, the reconstruction hypotheses are tested against the position of the feature. The sequence is a sensitivity test of the assumed via and ground-clearance diameters, a field-monitor comparison between the two capacitance states on the same geometry, and a return of the four displaced published dimensions toward their published values, each as a separate one-variable branch. A dense capacitance sweep is worth running only once the feature has been moved toward 26.104 GHz.</w:t>
       </w:r>
     </w:p>
     <w:p>
       <w:r>
-        <w:t>None of the work in this section has been carried out. Nothing in this report establishes that a resonance exists above the present upper simulation boundary.</w:t>
+        <w:t>None of the work in this section has been carried out. The 26.8 GHz feature is a plot reading taken partly outside the declared material fit range; this report does not treat its frequency as a settled value.</w:t>
       </w:r>
     </w:p>
     <w:p>
@@ -9021,17 +9115,22 @@
     </w:p>
     <w:p>
       <w:r>
-        <w:t>A parameterised six-layer reconstruction of the published element now exists in CST. Its baseline implements all dimensions explicitly published for the 2022 element, and the current diagnostic checkpoint departs from three of them by design. The solver configuration, the convergence behaviour and the internal connectivity have been checked, and the lumped varactor has been verified to be electrically active at both capacitance endpoints.</w:t>
+        <w:t>A parameterised six-layer reconstruction of the published element now exists in CST. Its baseline implements all dimensions explicitly published for the 2022 element, and the current diagnostic checkpoint departs from four of them by design. The solver configuration, the convergence behaviour and the internal connectivity have been checked, and the lumped varactor has been verified to be electrically active at both capacitance endpoints.</w:t>
       </w:r>
     </w:p>
     <w:p>
       <w:r>
-        <w:t>The behaviour that motivated the work has not been recovered. On the geometry tested so far, changing the varactor capacitance across its full range leaves the reflection phase at 26.104 GHz essentially unchanged, whereas the source reports a simulated phase shift of 337 degrees for its element and a measured phase-change range of 322 degrees at that frequency. Explaining that difference is the open problem, and this report does not claim to have reproduced the published behaviour. No hardware has been fabricated or measured in this project; every result reported here is from simulation.</w:t>
+        <w:t>The current reconstruction shows capacitance-dependent resonant behaviour, but the tunable resonant region is displaced above the intended 26.104 GHz operating point. The behaviour that motivated the work has therefore not been recovered at the frequency it is wanted. Changing the varactor capacitance across its full range leaves the reflection phase at 26.104 GHz essentially unchanged, whereas the source reports a simulated phase shift of 337 degrees for its element and a measured phase-change range of 322 degrees at that frequency. **This report does not claim to have reproduced the published response.**</w:t>
       </w:r>
     </w:p>
     <w:p>
       <w:r>
-        <w:t>The next step is the wider-frequency diagnostic described in Section 9, followed by numerical export of the endpoint data. This document is a working engineering report and will be revised as that work produces results. When the investigation reaches a conclusion, this section will be replaced by a proper discussion and conclusion, and the abstract will be written then.</w:t>
+        <w:t>What has changed is the shape of the open problem. The widened sweep shows that the varactor does move a resonance of the complete unit cell, near 26.8 GHz, so the mechanism the design depends on is present in the reconstruction and is simply at the wrong frequency. That is a more tractable question than the one this project started with. It is also not yet quantified: the phase plots are wrapped and no numerical export exists, so no tuning range in degrees is stated anywhere in this document. No hardware has been fabricated or measured; every result reported here is from simulation.</w:t>
+      </w:r>
+    </w:p>
+    <w:p>
+      <w:r>
+        <w:t>The next steps are the numerical export and unwrapped phase comparison described in Section 9, then targeted tests of the reconstruction assumptions. This document is a working engineering report and will be revised as that work produces results. When the investigation reaches a conclusion, this section will be replaced by a proper discussion and conclusion, and the abstract will be written then.</w:t>
       </w:r>
     </w:p>
     <w:p>
@@ -10169,32 +10268,32 @@
             </w:pPr>
             <w:r/>
             <w:r>
+              <w:t>independent</w:t>
+            </w:r>
+          </w:p>
+        </w:tc>
+        <w:tc>
+          <w:tcPr>
+            <w:tcW w:type="dxa" w:w="864"/>
+            <w:tcBorders>
+              <w:top w:val="single" w:sz="6" w:color="666666"/>
+              <w:bottom w:val="single" w:sz="6" w:color="666666"/>
+              <w:left w:val="nil"/>
+              <w:right w:val="nil"/>
+            </w:tcBorders>
+          </w:tcPr>
+          <w:p>
+            <w:pPr>
+              <w:pStyle w:val="TableBody"/>
+            </w:pPr>
+            <w:r/>
+            <w:r>
               <w:t>2.225</w:t>
             </w:r>
           </w:p>
         </w:tc>
         <w:tc>
           <w:tcPr>
-            <w:tcW w:type="dxa" w:w="864"/>
-            <w:tcBorders>
-              <w:top w:val="single" w:sz="6" w:color="666666"/>
-              <w:bottom w:val="single" w:sz="6" w:color="666666"/>
-              <w:left w:val="nil"/>
-              <w:right w:val="nil"/>
-            </w:tcBorders>
-          </w:tcPr>
-          <w:p>
-            <w:pPr>
-              <w:pStyle w:val="TableBody"/>
-            </w:pPr>
-            <w:r/>
-            <w:r>
-              <w:t>2.225</w:t>
-            </w:r>
-          </w:p>
-        </w:tc>
-        <w:tc>
-          <w:tcPr>
             <w:tcW w:type="dxa" w:w="1008"/>
             <w:tcBorders>
               <w:top w:val="single" w:sz="6" w:color="666666"/>
@@ -10209,7 +10308,7 @@
             </w:pPr>
             <w:r/>
             <w:r>
-              <w:t>2.225</w:t>
+              <w:t>2.30</w:t>
             </w:r>
           </w:p>
         </w:tc>
@@ -10269,7 +10368,7 @@
             </w:pPr>
             <w:r/>
             <w:r>
-              <w:t>Published (Pw) [3]</w:t>
+              <w:t>Published (Pw) [3]; currently displaced</w:t>
             </w:r>
           </w:p>
         </w:tc>
@@ -24795,7 +24894,7 @@
         <w:pStyle w:val="ListNumber"/>
       </w:pPr>
       <w:r>
-        <w:t>The substrate properties above 20 GHz. The published permittivity and loss factor are specified only to 20 GHz and are applied here at 26 GHz, following the source. Widening the simulated interval will extend this extrapolation further and requires the material fit range to be re-checked.</w:t>
+        <w:t>The substrate properties above 20 GHz. The published permittivity and loss factor are specified only to 20 GHz and are applied here at 26 GHz, following the source. The widened sweep of runs 17 and 18 extends that extrapolation further still, and the material fit range has not yet been re-checked against it.</w:t>
       </w:r>
     </w:p>
     <w:p>

--- a/deliverables/Varactor_Reflectarray_CST_Report_Working_Draft.docx
+++ b/deliverables/Varactor_Reflectarray_CST_Report_Working_Draft.docx
@@ -649,7 +649,7 @@
         <w:rPr>
           <w:sz w:val="20"/>
         </w:rPr>
-        <w:t>3.3  Layer-by-layer model</w:t>
+        <w:t>3.3  The conductor layers</w:t>
       </w:r>
       <w:r>
         <w:tab/>
@@ -709,7 +709,7 @@
         <w:rPr>
           <w:sz w:val="20"/>
         </w:rPr>
-        <w:t>7</w:t>
+        <w:t>8</w:t>
       </w:r>
     </w:p>
     <w:p>
@@ -734,7 +734,7 @@
         <w:rPr>
           <w:sz w:val="20"/>
         </w:rPr>
-        <w:t>7</w:t>
+        <w:t>8</w:t>
       </w:r>
     </w:p>
     <w:p>
@@ -759,7 +759,7 @@
         <w:rPr>
           <w:sz w:val="20"/>
         </w:rPr>
-        <w:t>8</w:t>
+        <w:t>9</w:t>
       </w:r>
     </w:p>
     <w:p>
@@ -784,7 +784,7 @@
         <w:rPr>
           <w:sz w:val="20"/>
         </w:rPr>
-        <w:t>8</w:t>
+        <w:t>9</w:t>
       </w:r>
     </w:p>
     <w:p>
@@ -810,7 +810,7 @@
         <w:rPr>
           <w:sz w:val="20"/>
         </w:rPr>
-        <w:t>8</w:t>
+        <w:t>9</w:t>
       </w:r>
     </w:p>
     <w:p>
@@ -835,7 +835,7 @@
         <w:rPr>
           <w:sz w:val="20"/>
         </w:rPr>
-        <w:t>8</w:t>
+        <w:t>9</w:t>
       </w:r>
     </w:p>
     <w:p>
@@ -860,7 +860,7 @@
         <w:rPr>
           <w:sz w:val="20"/>
         </w:rPr>
-        <w:t>9</w:t>
+        <w:t>10</w:t>
       </w:r>
     </w:p>
     <w:p>
@@ -885,7 +885,7 @@
         <w:rPr>
           <w:sz w:val="20"/>
         </w:rPr>
-        <w:t>9</w:t>
+        <w:t>10</w:t>
       </w:r>
     </w:p>
     <w:p>
@@ -910,7 +910,7 @@
         <w:rPr>
           <w:sz w:val="20"/>
         </w:rPr>
-        <w:t>10</w:t>
+        <w:t>11</w:t>
       </w:r>
     </w:p>
     <w:p>
@@ -936,7 +936,7 @@
         <w:rPr>
           <w:sz w:val="20"/>
         </w:rPr>
-        <w:t>10</w:t>
+        <w:t>11</w:t>
       </w:r>
     </w:p>
     <w:p>
@@ -961,7 +961,7 @@
         <w:rPr>
           <w:sz w:val="20"/>
         </w:rPr>
-        <w:t>10</w:t>
+        <w:t>11</w:t>
       </w:r>
     </w:p>
     <w:p>
@@ -986,7 +986,7 @@
         <w:rPr>
           <w:sz w:val="20"/>
         </w:rPr>
-        <w:t>11</w:t>
+        <w:t>12</w:t>
       </w:r>
     </w:p>
     <w:p>
@@ -1011,7 +1011,7 @@
         <w:rPr>
           <w:sz w:val="20"/>
         </w:rPr>
-        <w:t>11</w:t>
+        <w:t>12</w:t>
       </w:r>
     </w:p>
     <w:p>
@@ -1037,7 +1037,7 @@
         <w:rPr>
           <w:sz w:val="20"/>
         </w:rPr>
-        <w:t>11</w:t>
+        <w:t>12</w:t>
       </w:r>
     </w:p>
     <w:p>
@@ -1062,7 +1062,7 @@
         <w:rPr>
           <w:sz w:val="20"/>
         </w:rPr>
-        <w:t>11</w:t>
+        <w:t>12</w:t>
       </w:r>
     </w:p>
     <w:p>
@@ -1087,7 +1087,7 @@
         <w:rPr>
           <w:sz w:val="20"/>
         </w:rPr>
-        <w:t>13</w:t>
+        <w:t>14</w:t>
       </w:r>
     </w:p>
     <w:p>
@@ -1138,7 +1138,7 @@
         <w:rPr>
           <w:sz w:val="20"/>
         </w:rPr>
-        <w:t>14</w:t>
+        <w:t>15</w:t>
       </w:r>
     </w:p>
     <w:p>
@@ -1164,7 +1164,7 @@
         <w:rPr>
           <w:sz w:val="20"/>
         </w:rPr>
-        <w:t>15</w:t>
+        <w:t>16</w:t>
       </w:r>
     </w:p>
     <w:p>
@@ -1190,7 +1190,7 @@
         <w:rPr>
           <w:sz w:val="20"/>
         </w:rPr>
-        <w:t>15</w:t>
+        <w:t>16</w:t>
       </w:r>
     </w:p>
     <w:p>
@@ -1216,7 +1216,7 @@
         <w:rPr>
           <w:sz w:val="20"/>
         </w:rPr>
-        <w:t>16</w:t>
+        <w:t>17</w:t>
       </w:r>
     </w:p>
     <w:p>
@@ -1242,7 +1242,7 @@
         <w:rPr>
           <w:sz w:val="20"/>
         </w:rPr>
-        <w:t>17</w:t>
+        <w:t>18</w:t>
       </w:r>
     </w:p>
     <w:p>
@@ -1268,7 +1268,7 @@
         <w:rPr>
           <w:sz w:val="20"/>
         </w:rPr>
-        <w:t>21</w:t>
+        <w:t>22</w:t>
       </w:r>
     </w:p>
     <w:p>
@@ -1294,7 +1294,7 @@
         <w:rPr>
           <w:sz w:val="20"/>
         </w:rPr>
-        <w:t>21</w:t>
+        <w:t>22</w:t>
       </w:r>
     </w:p>
     <w:p>
@@ -1320,7 +1320,7 @@
         <w:rPr>
           <w:sz w:val="20"/>
         </w:rPr>
-        <w:t>22</w:t>
+        <w:t>23</w:t>
       </w:r>
     </w:p>
     <w:p>
@@ -1337,7 +1337,7 @@
           <w:b/>
           <w:sz w:val="21"/>
         </w:rPr>
-        <w:t>Appendix E  Additional electromagnetic plots</w:t>
+        <w:t>Appendix E  Additional model views and electromagnetic plots</w:t>
       </w:r>
       <w:r>
         <w:tab/>
@@ -1346,7 +1346,7 @@
         <w:rPr>
           <w:sz w:val="20"/>
         </w:rPr>
-        <w:t>24</w:t>
+        <w:t>25</w:t>
       </w:r>
     </w:p>
     <w:p>
@@ -1372,7 +1372,7 @@
         <w:rPr>
           <w:sz w:val="20"/>
         </w:rPr>
-        <w:t>25</w:t>
+        <w:t>27</w:t>
       </w:r>
     </w:p>
     <w:p>
@@ -1477,7 +1477,7 @@
           <w:b/>
           <w:sz w:val="21"/>
         </w:rPr>
-        <w:t>Figure 4  Layer-by-layer CST reconstruction</w:t>
+        <w:t>Figure 4  Conductor layers of the reconstruction, seen in depth</w:t>
       </w:r>
       <w:r>
         <w:tab/>
@@ -1503,7 +1503,7 @@
           <w:b/>
           <w:sz w:val="21"/>
         </w:rPr>
-        <w:t>Figure 5  Representative adaptive-mesh convergence</w:t>
+        <w:t>Figure 5  Blind via through the ground-plane clearance</w:t>
       </w:r>
       <w:r>
         <w:tab/>
@@ -1512,7 +1512,7 @@
         <w:rPr>
           <w:sz w:val="20"/>
         </w:rPr>
-        <w:t>10</w:t>
+        <w:t>7</w:t>
       </w:r>
     </w:p>
     <w:p>
@@ -1529,7 +1529,7 @@
           <w:b/>
           <w:sz w:val="21"/>
         </w:rPr>
-        <w:t>Figure 6  Endpoint reflection magnitude, wide sweep</w:t>
+        <w:t>Figure 6  Bias network with the surrounding layers hidden</w:t>
       </w:r>
       <w:r>
         <w:tab/>
@@ -1538,7 +1538,7 @@
         <w:rPr>
           <w:sz w:val="20"/>
         </w:rPr>
-        <w:t>12</w:t>
+        <w:t>7</w:t>
       </w:r>
     </w:p>
     <w:p>
@@ -1555,7 +1555,33 @@
           <w:b/>
           <w:sz w:val="21"/>
         </w:rPr>
-        <w:t>Figure 7  Endpoint reflection phase, wide sweep</w:t>
+        <w:t>Figure 7  Representative adaptive-mesh convergence</w:t>
+      </w:r>
+      <w:r>
+        <w:tab/>
+      </w:r>
+      <w:r>
+        <w:rPr>
+          <w:sz w:val="20"/>
+        </w:rPr>
+        <w:t>11</w:t>
+      </w:r>
+    </w:p>
+    <w:p>
+      <w:pPr>
+        <w:tabs>
+          <w:tab w:pos="9071" w:val="right" w:leader="dot"/>
+        </w:tabs>
+        <w:spacing w:after="70" w:line="269" w:lineRule="auto"/>
+        <w:ind w:left="0"/>
+        <w:jc w:val="left"/>
+      </w:pPr>
+      <w:r>
+        <w:rPr>
+          <w:b/>
+          <w:sz w:val="21"/>
+        </w:rPr>
+        <w:t>Figure 8  Endpoint reflection magnitude, wide sweep</w:t>
       </w:r>
       <w:r>
         <w:tab/>
@@ -1581,7 +1607,7 @@
           <w:b/>
           <w:sz w:val="21"/>
         </w:rPr>
-        <w:t>Figure 8  Surface-current distribution at 26.104 GHz</w:t>
+        <w:t>Figure 9  Endpoint reflection phase, wide sweep</w:t>
       </w:r>
       <w:r>
         <w:tab/>
@@ -1590,7 +1616,33 @@
         <w:rPr>
           <w:sz w:val="20"/>
         </w:rPr>
-        <w:t>14</w:t>
+        <w:t>13</w:t>
+      </w:r>
+    </w:p>
+    <w:p>
+      <w:pPr>
+        <w:tabs>
+          <w:tab w:pos="9071" w:val="right" w:leader="dot"/>
+        </w:tabs>
+        <w:spacing w:after="70" w:line="269" w:lineRule="auto"/>
+        <w:ind w:left="0"/>
+        <w:jc w:val="left"/>
+      </w:pPr>
+      <w:r>
+        <w:rPr>
+          <w:b/>
+          <w:sz w:val="21"/>
+        </w:rPr>
+        <w:t>Figure 10  Surface-current distribution at 26.104 GHz</w:t>
+      </w:r>
+      <w:r>
+        <w:tab/>
+      </w:r>
+      <w:r>
+        <w:rPr>
+          <w:sz w:val="20"/>
+        </w:rPr>
+        <w:t>15</w:t>
       </w:r>
     </w:p>
     <w:p>
@@ -1616,7 +1668,7 @@
         <w:rPr>
           <w:sz w:val="20"/>
         </w:rPr>
-        <w:t>22</w:t>
+        <w:t>23</w:t>
       </w:r>
     </w:p>
     <w:p>
@@ -1642,7 +1694,7 @@
         <w:rPr>
           <w:sz w:val="20"/>
         </w:rPr>
-        <w:t>24</w:t>
+        <w:t>25</w:t>
       </w:r>
     </w:p>
     <w:p>
@@ -1659,7 +1711,7 @@
           <w:b/>
           <w:sz w:val="21"/>
         </w:rPr>
-        <w:t>Figure E.1  Endpoint reflection magnitude</w:t>
+        <w:t>Figure E.1  Assembled cell seen from the side</w:t>
       </w:r>
       <w:r>
         <w:tab/>
@@ -1668,7 +1720,7 @@
         <w:rPr>
           <w:sz w:val="20"/>
         </w:rPr>
-        <w:t>24</w:t>
+        <w:t>25</w:t>
       </w:r>
     </w:p>
     <w:p>
@@ -1685,7 +1737,7 @@
           <w:b/>
           <w:sz w:val="21"/>
         </w:rPr>
-        <w:t>Figure E.2  Electric-field distribution at 26.104 GHz</w:t>
+        <w:t>Figure E.2  Front view of the model</w:t>
       </w:r>
       <w:r>
         <w:tab/>
@@ -1694,7 +1746,85 @@
         <w:rPr>
           <w:sz w:val="20"/>
         </w:rPr>
-        <w:t>25</w:t>
+        <w:t>26</w:t>
+      </w:r>
+    </w:p>
+    <w:p>
+      <w:pPr>
+        <w:tabs>
+          <w:tab w:pos="9071" w:val="right" w:leader="dot"/>
+        </w:tabs>
+        <w:spacing w:after="70" w:line="269" w:lineRule="auto"/>
+        <w:ind w:left="0"/>
+        <w:jc w:val="left"/>
+      </w:pPr>
+      <w:r>
+        <w:rPr>
+          <w:b/>
+          <w:sz w:val="21"/>
+        </w:rPr>
+        <w:t>Figure E.3  Back view of the model</w:t>
+      </w:r>
+      <w:r>
+        <w:tab/>
+      </w:r>
+      <w:r>
+        <w:rPr>
+          <w:sz w:val="20"/>
+        </w:rPr>
+        <w:t>26</w:t>
+      </w:r>
+    </w:p>
+    <w:p>
+      <w:pPr>
+        <w:tabs>
+          <w:tab w:pos="9071" w:val="right" w:leader="dot"/>
+        </w:tabs>
+        <w:spacing w:after="70" w:line="269" w:lineRule="auto"/>
+        <w:ind w:left="0"/>
+        <w:jc w:val="left"/>
+      </w:pPr>
+      <w:r>
+        <w:rPr>
+          <w:b/>
+          <w:sz w:val="21"/>
+        </w:rPr>
+        <w:t>Figure E.4  Bias network from a second angle</w:t>
+      </w:r>
+      <w:r>
+        <w:tab/>
+      </w:r>
+      <w:r>
+        <w:rPr>
+          <w:sz w:val="20"/>
+        </w:rPr>
+        <w:t>26</w:t>
+      </w:r>
+    </w:p>
+    <w:p>
+      <w:pPr>
+        <w:tabs>
+          <w:tab w:pos="9071" w:val="right" w:leader="dot"/>
+        </w:tabs>
+        <w:spacing w:after="70" w:line="269" w:lineRule="auto"/>
+        <w:ind w:left="0"/>
+        <w:jc w:val="left"/>
+      </w:pPr>
+      <w:r>
+        <w:rPr>
+          <w:b/>
+          <w:sz w:val="21"/>
+        </w:rPr>
+        <w:t>Figure E.5  Electric-field distribution at 26.104 GHz</w:t>
+      </w:r>
+      <w:r>
+        <w:tab/>
+      </w:r>
+      <w:r>
+        <w:rPr>
+          <w:sz w:val="20"/>
+        </w:rPr>
+        <w:t>27</w:t>
       </w:r>
     </w:p>
     <w:p>
@@ -1730,7 +1860,7 @@
         <w:rPr>
           <w:sz w:val="20"/>
         </w:rPr>
-        <w:t>7</w:t>
+        <w:t>8</w:t>
       </w:r>
     </w:p>
     <w:p>
@@ -1756,7 +1886,7 @@
         <w:rPr>
           <w:sz w:val="20"/>
         </w:rPr>
-        <w:t>8</w:t>
+        <w:t>9</w:t>
       </w:r>
     </w:p>
     <w:p>
@@ -1782,7 +1912,7 @@
         <w:rPr>
           <w:sz w:val="20"/>
         </w:rPr>
-        <w:t>8</w:t>
+        <w:t>9</w:t>
       </w:r>
     </w:p>
     <w:p>
@@ -1808,7 +1938,7 @@
         <w:rPr>
           <w:sz w:val="20"/>
         </w:rPr>
-        <w:t>9</w:t>
+        <w:t>10</w:t>
       </w:r>
     </w:p>
     <w:p>
@@ -1834,7 +1964,7 @@
         <w:rPr>
           <w:sz w:val="20"/>
         </w:rPr>
-        <w:t>11</w:t>
+        <w:t>12</w:t>
       </w:r>
     </w:p>
     <w:p>
@@ -1860,7 +1990,7 @@
         <w:rPr>
           <w:sz w:val="20"/>
         </w:rPr>
-        <w:t>13</w:t>
+        <w:t>14</w:t>
       </w:r>
     </w:p>
     <w:p>
@@ -1886,7 +2016,7 @@
         <w:rPr>
           <w:sz w:val="20"/>
         </w:rPr>
-        <w:t>17</w:t>
+        <w:t>18</w:t>
       </w:r>
     </w:p>
     <w:p>
@@ -1912,7 +2042,7 @@
         <w:rPr>
           <w:sz w:val="20"/>
         </w:rPr>
-        <w:t>20</w:t>
+        <w:t>21</w:t>
       </w:r>
     </w:p>
     <w:p>
@@ -1938,7 +2068,7 @@
         <w:rPr>
           <w:sz w:val="20"/>
         </w:rPr>
-        <w:t>21</w:t>
+        <w:t>22</w:t>
       </w:r>
     </w:p>
     <w:p>
@@ -1964,7 +2094,7 @@
         <w:rPr>
           <w:sz w:val="20"/>
         </w:rPr>
-        <w:t>21</w:t>
+        <w:t>22</w:t>
       </w:r>
     </w:p>
     <w:p>
@@ -1990,7 +2120,7 @@
         <w:rPr>
           <w:sz w:val="20"/>
         </w:rPr>
-        <w:t>23</w:t>
+        <w:t>24</w:t>
       </w:r>
     </w:p>
     <w:p>
@@ -2806,218 +2936,126 @@
     <w:p>
       <w:pPr>
         <w:keepNext/>
-        <w:spacing w:before="160" w:after="0" w:line="40" w:lineRule="exact"/>
+        <w:spacing w:before="180" w:after="0"/>
+        <w:jc w:val="center"/>
+      </w:pPr>
+      <w:r>
+        <w:drawing>
+          <wp:inline xmlns:a="http://schemas.openxmlformats.org/drawingml/2006/main" xmlns:pic="http://schemas.openxmlformats.org/drawingml/2006/picture">
+            <wp:extent cx="2893925" cy="2743200"/>
+            <wp:docPr id="3" name="Picture 3"/>
+            <wp:cNvGraphicFramePr>
+              <a:graphicFrameLocks noChangeAspect="1"/>
+            </wp:cNvGraphicFramePr>
+            <a:graphic>
+              <a:graphicData uri="http://schemas.openxmlformats.org/drawingml/2006/picture">
+                <pic:pic>
+                  <pic:nvPicPr>
+                    <pic:cNvPr id="0" name="model_isometric.png"/>
+                    <pic:cNvPicPr/>
+                  </pic:nvPicPr>
+                  <pic:blipFill>
+                    <a:blip r:embed="rId15"/>
+                    <a:stretch>
+                      <a:fillRect/>
+                    </a:stretch>
+                  </pic:blipFill>
+                  <pic:spPr>
+                    <a:xfrm>
+                      <a:off x="0" y="0"/>
+                      <a:ext cx="2893925" cy="2743200"/>
+                    </a:xfrm>
+                    <a:prstGeom prst="rect"/>
+                  </pic:spPr>
+                </pic:pic>
+              </a:graphicData>
+            </a:graphic>
+          </wp:inline>
+        </w:drawing>
+      </w:r>
+    </w:p>
+    <w:p>
+      <w:pPr>
+        <w:pStyle w:val="Caption"/>
       </w:pPr>
       <w:r>
         <w:rPr>
-          <w:sz w:val="2"/>
+          <w:b/>
         </w:rPr>
+        <w:t xml:space="preserve">Figure 3. </w:t>
+      </w:r>
+      <w:r>
+        <w:t>Reconstructed unit cell in CST Studio Suite 2023, shown inside the bounding box of the periodic simulation domain. The model is a 7 mm by 7 mm cell containing six perfect-electric-conductor layers separated by five Astra MT77 substrates, with an ideal lumped capacitor across the layer-six terminal pads representing the varactor. The substrates are drawn semi-transparent and the square layer-one patch is visible on the front face; the open space above and below the stack is the region through which the Floquet excitation enters and leaves.</w:t>
       </w:r>
     </w:p>
-    <w:tbl>
-      <w:tblPr>
-        <w:tblW w:type="auto" w:w="0"/>
-        <w:jc w:val="center"/>
-        <w:tblLayout w:type="fixed"/>
-        <w:tblLook w:firstColumn="1" w:firstRow="1" w:lastColumn="0" w:lastRow="0" w:noHBand="0" w:noVBand="1" w:val="04A0"/>
-        <w:tblLayout w:type="fixed"/>
-      </w:tblPr>
-      <w:tblGrid>
-        <w:gridCol w:w="8496"/>
-      </w:tblGrid>
-      <w:tr>
-        <w:trPr>
-          <w:cantSplit/>
-          <w:trHeight w:val="4752"/>
-        </w:trPr>
-        <w:tc>
-          <w:tcPr>
-            <w:tcW w:type="dxa" w:w="8496"/>
-            <w:tcBorders>
-              <w:top w:val="single" w:sz="8" w:color="AAAAAA"/>
-              <w:bottom w:val="single" w:sz="8" w:color="AAAAAA"/>
-              <w:left w:val="single" w:sz="8" w:color="AAAAAA"/>
-              <w:right w:val="single" w:sz="8" w:color="AAAAAA"/>
-            </w:tcBorders>
-            <w:shd w:val="clear" w:color="auto" w:fill="FAFAFA"/>
-          </w:tcPr>
-          <w:p>
-            <w:pPr>
-              <w:pStyle w:val="PlaceholderLabel"/>
-              <w:keepNext/>
-            </w:pPr>
-            <w:r>
-              <w:t>FIGURE 3</w:t>
-            </w:r>
-          </w:p>
-          <w:p>
-            <w:pPr>
-              <w:pStyle w:val="PlaceholderBody"/>
-              <w:keepNext/>
-            </w:pPr>
-            <w:r>
-              <w:rPr>
-                <w:i/>
-              </w:rPr>
-              <w:t>Figure required. Not yet available.</w:t>
-            </w:r>
-          </w:p>
-          <w:p>
-            <w:pPr>
-              <w:pStyle w:val="PlaceholderBody"/>
-              <w:keepNext/>
-            </w:pPr>
-            <w:r>
-              <w:t>Isometric view of the reconstructed unit cell in CST Studio Suite 2023, with the substrate stack shown semi-transparent so that all six conductor layers, the blind via and the varactor terminal pads are visible. Capture from the current geometry checkpoint (lineV = 1.13 mm, slotW = 0.35 mm, slotL = 2.32 mm).</w:t>
-            </w:r>
-          </w:p>
-        </w:tc>
-      </w:tr>
-      <w:tr>
-        <w:trPr>
-          <w:cantSplit/>
-        </w:trPr>
-        <w:tc>
-          <w:tcPr>
-            <w:tcW w:type="dxa" w:w="8496"/>
-            <w:tcBorders>
-              <w:top w:val="nil"/>
-              <w:bottom w:val="nil"/>
-              <w:left w:val="nil"/>
-              <w:right w:val="nil"/>
-            </w:tcBorders>
-          </w:tcPr>
-          <w:p>
-            <w:pPr>
-              <w:pStyle w:val="Caption"/>
-            </w:pPr>
-            <w:r>
-              <w:rPr>
-                <w:b/>
-              </w:rPr>
-              <w:t xml:space="preserve">Figure 3. </w:t>
-            </w:r>
-            <w:r>
-              <w:t>Reconstructed unit cell in CST Studio Suite 2023. The model is a 7 mm by 7 mm periodic cell containing six perfect-electric-conductor layers separated by five Astra MT77 substrates, with an ideal lumped capacitor across the layer-six terminal pads representing the varactor.</w:t>
-            </w:r>
-          </w:p>
-        </w:tc>
-      </w:tr>
-    </w:tbl>
     <w:p>
       <w:pPr>
         <w:pStyle w:val="Heading2"/>
       </w:pPr>
       <w:r>
-        <w:t>3.3  Layer-by-layer model</w:t>
+        <w:t>3.3  The conductor layers</w:t>
       </w:r>
     </w:p>
     <w:p>
       <w:r>
-        <w:t>Figure 4 separates the six conductor layers so that the reconstruction can be compared directly against the published layout of Figure 1.</w:t>
+        <w:t>Figure 4 views the same model close to edge-on, so that the six conductor layers are separated in depth and can be followed against the published layout of Figure 1 and the published stack of Figure 2.</w:t>
       </w:r>
     </w:p>
     <w:p>
       <w:pPr>
         <w:keepNext/>
-        <w:spacing w:before="160" w:after="0" w:line="40" w:lineRule="exact"/>
+        <w:spacing w:before="180" w:after="0"/>
+        <w:jc w:val="center"/>
+      </w:pPr>
+      <w:r>
+        <w:drawing>
+          <wp:inline xmlns:a="http://schemas.openxmlformats.org/drawingml/2006/main" xmlns:pic="http://schemas.openxmlformats.org/drawingml/2006/picture">
+            <wp:extent cx="2903974" cy="2743200"/>
+            <wp:docPr id="4" name="Picture 4"/>
+            <wp:cNvGraphicFramePr>
+              <a:graphicFrameLocks noChangeAspect="1"/>
+            </wp:cNvGraphicFramePr>
+            <a:graphic>
+              <a:graphicData uri="http://schemas.openxmlformats.org/drawingml/2006/picture">
+                <pic:pic>
+                  <pic:nvPicPr>
+                    <pic:cNvPr id="0" name="model_layer_stack.png"/>
+                    <pic:cNvPicPr/>
+                  </pic:nvPicPr>
+                  <pic:blipFill>
+                    <a:blip r:embed="rId16"/>
+                    <a:stretch>
+                      <a:fillRect/>
+                    </a:stretch>
+                  </pic:blipFill>
+                  <pic:spPr>
+                    <a:xfrm>
+                      <a:off x="0" y="0"/>
+                      <a:ext cx="2903974" cy="2743200"/>
+                    </a:xfrm>
+                    <a:prstGeom prst="rect"/>
+                  </pic:spPr>
+                </pic:pic>
+              </a:graphicData>
+            </a:graphic>
+          </wp:inline>
+        </w:drawing>
+      </w:r>
+    </w:p>
+    <w:p>
+      <w:pPr>
+        <w:pStyle w:val="Caption"/>
       </w:pPr>
       <w:r>
         <w:rPr>
-          <w:sz w:val="2"/>
+          <w:b/>
         </w:rPr>
+        <w:t xml:space="preserve">Figure 4. </w:t>
+      </w:r>
+      <w:r>
+        <w:t>The same model viewed close to edge-on, so that the conductor layers are separated in depth rather than superimposed. Reading downward: the square patch on L1, the L2 conductor interrupted by the rectangular coupling aperture, the L3 stripline with its bias-T branch and radial stub, the L4 ground plane with the circular clearance around the blind via, and the L5 and L6 routing carrying the lumped varactor, visible below the stack. This is a single oblique capture rather than a per-layer exploded set, so the layers are identified by their depth order, not shown in isolation.</w:t>
       </w:r>
     </w:p>
-    <w:tbl>
-      <w:tblPr>
-        <w:tblW w:type="auto" w:w="0"/>
-        <w:jc w:val="center"/>
-        <w:tblLayout w:type="fixed"/>
-        <w:tblLook w:firstColumn="1" w:firstRow="1" w:lastColumn="0" w:lastRow="0" w:noHBand="0" w:noVBand="1" w:val="04A0"/>
-        <w:tblLayout w:type="fixed"/>
-      </w:tblPr>
-      <w:tblGrid>
-        <w:gridCol w:w="8496"/>
-      </w:tblGrid>
-      <w:tr>
-        <w:trPr>
-          <w:cantSplit/>
-          <w:trHeight w:val="4968"/>
-        </w:trPr>
-        <w:tc>
-          <w:tcPr>
-            <w:tcW w:type="dxa" w:w="8496"/>
-            <w:tcBorders>
-              <w:top w:val="single" w:sz="8" w:color="AAAAAA"/>
-              <w:bottom w:val="single" w:sz="8" w:color="AAAAAA"/>
-              <w:left w:val="single" w:sz="8" w:color="AAAAAA"/>
-              <w:right w:val="single" w:sz="8" w:color="AAAAAA"/>
-            </w:tcBorders>
-            <w:shd w:val="clear" w:color="auto" w:fill="FAFAFA"/>
-          </w:tcPr>
-          <w:p>
-            <w:pPr>
-              <w:pStyle w:val="PlaceholderLabel"/>
-              <w:keepNext/>
-            </w:pPr>
-            <w:r>
-              <w:t>FIGURE 4</w:t>
-            </w:r>
-          </w:p>
-          <w:p>
-            <w:pPr>
-              <w:pStyle w:val="PlaceholderBody"/>
-              <w:keepNext/>
-            </w:pPr>
-            <w:r>
-              <w:rPr>
-                <w:i/>
-              </w:rPr>
-              <w:t>Figure required. Not yet available.</w:t>
-            </w:r>
-          </w:p>
-          <w:p>
-            <w:pPr>
-              <w:pStyle w:val="PlaceholderBody"/>
-              <w:keepNext/>
-            </w:pPr>
-            <w:r>
-              <w:t>Layer-by-layer or exploded composite view of the reconstruction, one panel per conductor layer L1 to L6, all at the same scale and camera orientation, so that the reconstruction can be compared panel by panel against Figure 1. Capture from the same checkpoint as Figure 3.</w:t>
-            </w:r>
-          </w:p>
-        </w:tc>
-      </w:tr>
-      <w:tr>
-        <w:trPr>
-          <w:cantSplit/>
-        </w:trPr>
-        <w:tc>
-          <w:tcPr>
-            <w:tcW w:type="dxa" w:w="8496"/>
-            <w:tcBorders>
-              <w:top w:val="nil"/>
-              <w:bottom w:val="nil"/>
-              <w:left w:val="nil"/>
-              <w:right w:val="nil"/>
-            </w:tcBorders>
-          </w:tcPr>
-          <w:p>
-            <w:pPr>
-              <w:pStyle w:val="Caption"/>
-            </w:pPr>
-            <w:r>
-              <w:rPr>
-                <w:b/>
-              </w:rPr>
-              <w:t xml:space="preserve">Figure 4. </w:t>
-            </w:r>
-            <w:r>
-              <w:t>Layer-by-layer view of the reconstruction. L1 carries the square patch, L2 is a conductor sheet interrupted by the rectangular coupling aperture, L3 carries the resonant stripline together with the bias-T branch and radial stub, L4 is the ground plane with a circular clearance around the blind via, L5 carries the DC supply trace, and L6 carries the varactor terminal pads.</w:t>
-            </w:r>
-          </w:p>
-        </w:tc>
-      </w:tr>
-    </w:tbl>
     <w:p>
       <w:r>
         <w:t>The layer-two conductor is built from four rectangular solids rather than as a sheet with a cut, leaving a rectangular aperture of width slotW and length slotL between them. Layer three carries a single stripline solid spanning from -lineV to +lineS in y, so that the blind via at the origin divides it into exactly the two published lengths. Layer four is a full ground plane with a circular clearance centred on the via. Layers five and six carry the DC supply trace and the varactor terminal pads respectively.</w:t>
@@ -3033,12 +3071,122 @@
     </w:p>
     <w:p>
       <w:r>
-        <w:t>The radio-frequency path runs from the patch, through the aperture, along the layer-three stripline, down the blind via, and onto the layer-six pad pair that carries the varactor. The via passes through the ground-plane clearance without touching it, so the resonant path reaches the diode without shorting to ground.</w:t>
+        <w:t>The radio-frequency path runs from the patch, through the aperture, along the layer-three stripline, down the blind via, and onto the layer-six pad pair that carries the varactor. The via passes through the ground-plane clearance without touching it, so the resonant path reaches the diode without shorting to ground. Figure 5 shows that crossing.</w:t>
+      </w:r>
+    </w:p>
+    <w:p>
+      <w:pPr>
+        <w:keepNext/>
+        <w:spacing w:before="180" w:after="0"/>
+        <w:jc w:val="center"/>
+      </w:pPr>
+      <w:r>
+        <w:drawing>
+          <wp:inline xmlns:a="http://schemas.openxmlformats.org/drawingml/2006/main" xmlns:pic="http://schemas.openxmlformats.org/drawingml/2006/picture">
+            <wp:extent cx="2741347" cy="2651760"/>
+            <wp:docPr id="5" name="Picture 5"/>
+            <wp:cNvGraphicFramePr>
+              <a:graphicFrameLocks noChangeAspect="1"/>
+            </wp:cNvGraphicFramePr>
+            <a:graphic>
+              <a:graphicData uri="http://schemas.openxmlformats.org/drawingml/2006/picture">
+                <pic:pic>
+                  <pic:nvPicPr>
+                    <pic:cNvPr id="0" name="model_via_detail.png"/>
+                    <pic:cNvPicPr/>
+                  </pic:nvPicPr>
+                  <pic:blipFill>
+                    <a:blip r:embed="rId17"/>
+                    <a:stretch>
+                      <a:fillRect/>
+                    </a:stretch>
+                  </pic:blipFill>
+                  <pic:spPr>
+                    <a:xfrm>
+                      <a:off x="0" y="0"/>
+                      <a:ext cx="2741347" cy="2651760"/>
+                    </a:xfrm>
+                    <a:prstGeom prst="rect"/>
+                  </pic:spPr>
+                </pic:pic>
+              </a:graphicData>
+            </a:graphic>
+          </wp:inline>
+        </w:drawing>
+      </w:r>
+    </w:p>
+    <w:p>
+      <w:pPr>
+        <w:pStyle w:val="Caption"/>
+      </w:pPr>
+      <w:r>
+        <w:rPr>
+          <w:b/>
+        </w:rPr>
+        <w:t xml:space="preserve">Figure 5. </w:t>
+      </w:r>
+      <w:r>
+        <w:t>The blind via crossing the layer-four ground plane. The circular clearance around the via, drawn here as the light ring, is what keeps the resonant path isolated from the ground plane as it passes through it. The lumped element representing the varactor is the darker collar on the lower part of the via, at the layer-six terminal pads. The clearance diameter is not published and is a reconstruction assumption; see Appendix F.</w:t>
       </w:r>
     </w:p>
     <w:p>
       <w:r>
         <w:t>The bias path is modelled as a branch leaving the same layer-three junction. The quarter-wavelength transformer and the radial stub together present an open circuit at the junction at the operating frequency, which is what keeps the DC feed from loading the resonator; the source reports 36 dB of decoupling for this arrangement [3]. The DC side then continues to the layer-five supply trace through a local interlayer via and reaches the isolated DC pad on layer six.</w:t>
+      </w:r>
+    </w:p>
+    <w:p>
+      <w:pPr>
+        <w:keepNext/>
+        <w:spacing w:before="180" w:after="0"/>
+        <w:jc w:val="center"/>
+      </w:pPr>
+      <w:r>
+        <w:drawing>
+          <wp:inline xmlns:a="http://schemas.openxmlformats.org/drawingml/2006/main" xmlns:pic="http://schemas.openxmlformats.org/drawingml/2006/picture">
+            <wp:extent cx="5471770" cy="2011680"/>
+            <wp:docPr id="6" name="Picture 6"/>
+            <wp:cNvGraphicFramePr>
+              <a:graphicFrameLocks noChangeAspect="1"/>
+            </wp:cNvGraphicFramePr>
+            <a:graphic>
+              <a:graphicData uri="http://schemas.openxmlformats.org/drawingml/2006/picture">
+                <pic:pic>
+                  <pic:nvPicPr>
+                    <pic:cNvPr id="0" name="model_bias_network_detail_2.png"/>
+                    <pic:cNvPicPr/>
+                  </pic:nvPicPr>
+                  <pic:blipFill>
+                    <a:blip r:embed="rId18"/>
+                    <a:stretch>
+                      <a:fillRect/>
+                    </a:stretch>
+                  </pic:blipFill>
+                  <pic:spPr>
+                    <a:xfrm>
+                      <a:off x="0" y="0"/>
+                      <a:ext cx="5471770" cy="2011680"/>
+                    </a:xfrm>
+                    <a:prstGeom prst="rect"/>
+                  </pic:spPr>
+                </pic:pic>
+              </a:graphicData>
+            </a:graphic>
+          </wp:inline>
+        </w:drawing>
+      </w:r>
+    </w:p>
+    <w:p>
+      <w:pPr>
+        <w:pStyle w:val="Caption"/>
+      </w:pPr>
+      <w:r>
+        <w:rPr>
+          <w:b/>
+        </w:rPr>
+        <w:t xml:space="preserve">Figure 6. </w:t>
+      </w:r>
+      <w:r>
+        <w:t>The bias network with the substrates and the sheet conductors hidden, so that the routing can be followed. The blind via descends from the layer-three stripline, through its ground-plane clearance, to the terminal pads carrying the lumped varactor; the bias line continues away from the junction and the radial stub branches laterally from it. This lateral branching, rather than a stub continuing along the bias line, is the reading taken from Figure 1 and supported by Figure D.1.</w:t>
       </w:r>
     </w:p>
     <w:p>
@@ -7748,7 +7896,7 @@
               <w:keepNext/>
             </w:pPr>
             <w:r>
-              <w:t>FIGURE 5</w:t>
+              <w:t>FIGURE 7</w:t>
             </w:r>
           </w:p>
           <w:p>
@@ -7796,7 +7944,7 @@
               <w:rPr>
                 <w:b/>
               </w:rPr>
-              <w:t xml:space="preserve">Figure 5. </w:t>
+              <w:t xml:space="preserve">Figure 7. </w:t>
             </w:r>
             <w:r>
               <w:t>Representative adaptive tetrahedral mesh convergence for one accepted endpoint run on the current geometry. The horizontal axis is the refinement pass number, not frequency. The acceptance criterion used throughout this project is a final Maximum Delta All S-Parameters of approximately 0.01 or below.</w:t>
@@ -7807,7 +7955,7 @@
     </w:tbl>
     <w:p>
       <w:r>
-        <w:t>Figure 5 shows a representative convergence record. Frequency-domain results are presented separately in Section 7.</w:t>
+        <w:t>Figure 7 shows a representative convergence record. Frequency-domain results are presented separately in Section 7.</w:t>
       </w:r>
     </w:p>
     <w:p>
@@ -8295,104 +8443,58 @@
     <w:p>
       <w:pPr>
         <w:keepNext/>
-        <w:spacing w:before="160" w:after="0" w:line="40" w:lineRule="exact"/>
+        <w:spacing w:before="180" w:after="0"/>
+        <w:jc w:val="center"/>
+      </w:pPr>
+      <w:r>
+        <w:drawing>
+          <wp:inline xmlns:a="http://schemas.openxmlformats.org/drawingml/2006/main" xmlns:pic="http://schemas.openxmlformats.org/drawingml/2006/picture">
+            <wp:extent cx="5715356" cy="2148840"/>
+            <wp:docPr id="7" name="Picture 7"/>
+            <wp:cNvGraphicFramePr>
+              <a:graphicFrameLocks noChangeAspect="1"/>
+            </wp:cNvGraphicFramePr>
+            <a:graphic>
+              <a:graphicData uri="http://schemas.openxmlformats.org/drawingml/2006/picture">
+                <pic:pic>
+                  <pic:nvPicPr>
+                    <pic:cNvPr id="0" name="g04_reflection_magnitude.png"/>
+                    <pic:cNvPicPr/>
+                  </pic:nvPicPr>
+                  <pic:blipFill>
+                    <a:blip r:embed="rId19"/>
+                    <a:stretch>
+                      <a:fillRect/>
+                    </a:stretch>
+                  </pic:blipFill>
+                  <pic:spPr>
+                    <a:xfrm>
+                      <a:off x="0" y="0"/>
+                      <a:ext cx="5715356" cy="2148840"/>
+                    </a:xfrm>
+                    <a:prstGeom prst="rect"/>
+                  </pic:spPr>
+                </pic:pic>
+              </a:graphicData>
+            </a:graphic>
+          </wp:inline>
+        </w:drawing>
+      </w:r>
+    </w:p>
+    <w:p>
+      <w:pPr>
+        <w:pStyle w:val="Caption"/>
       </w:pPr>
       <w:r>
         <w:rPr>
-          <w:sz w:val="2"/>
+          <w:b/>
         </w:rPr>
+        <w:t xml:space="preserve">Figure 8. </w:t>
+      </w:r>
+      <w:r>
+        <w:t>Reflection magnitude of SZmax(1),Zmax(1) at the two capacitance endpoints on the current diagnostic geometry, over approximately 25.5 to 28 GHz. Red is varC = 0.19 pF (run 17) and green is varC = 0.025 pF (run 18). A single resonant dip appears near 26.8 GHz and moves with capacitance: approximately 26.86 GHz and -3.3 dB at 0.19 pF against approximately 26.78 GHz and -3.6 dB at 0.025 pF, a shift of roughly 0.08 GHz. This is the clearest evidence in this project that the varactor reaches the resonance of the complete unit cell. Both figures are read from the plot rather than exported from the solver, and the sweep extends beyond the declared Astra MT77 material fit range of 25.6 to 26.6 GHz, so the region is a diagnostic indication rather than a quantitative prediction.</w:t>
       </w:r>
     </w:p>
-    <w:tbl>
-      <w:tblPr>
-        <w:tblW w:type="auto" w:w="0"/>
-        <w:jc w:val="center"/>
-        <w:tblLayout w:type="fixed"/>
-        <w:tblLook w:firstColumn="1" w:firstRow="1" w:lastColumn="0" w:lastRow="0" w:noHBand="0" w:noVBand="1" w:val="04A0"/>
-        <w:tblLayout w:type="fixed"/>
-      </w:tblPr>
-      <w:tblGrid>
-        <w:gridCol w:w="8496"/>
-      </w:tblGrid>
-      <w:tr>
-        <w:trPr>
-          <w:cantSplit/>
-          <w:trHeight w:val="4608"/>
-        </w:trPr>
-        <w:tc>
-          <w:tcPr>
-            <w:tcW w:type="dxa" w:w="8496"/>
-            <w:tcBorders>
-              <w:top w:val="single" w:sz="8" w:color="AAAAAA"/>
-              <w:bottom w:val="single" w:sz="8" w:color="AAAAAA"/>
-              <w:left w:val="single" w:sz="8" w:color="AAAAAA"/>
-              <w:right w:val="single" w:sz="8" w:color="AAAAAA"/>
-            </w:tcBorders>
-            <w:shd w:val="clear" w:color="auto" w:fill="FAFAFA"/>
-          </w:tcPr>
-          <w:p>
-            <w:pPr>
-              <w:pStyle w:val="PlaceholderLabel"/>
-              <w:keepNext/>
-            </w:pPr>
-            <w:r>
-              <w:t>FIGURE 6</w:t>
-            </w:r>
-          </w:p>
-          <w:p>
-            <w:pPr>
-              <w:pStyle w:val="PlaceholderBody"/>
-              <w:keepNext/>
-            </w:pPr>
-            <w:r>
-              <w:rPr>
-                <w:i/>
-              </w:rPr>
-              <w:t>Figure required. Not yet available.</w:t>
-            </w:r>
-          </w:p>
-          <w:p>
-            <w:pPr>
-              <w:pStyle w:val="PlaceholderBody"/>
-              <w:keepNext/>
-            </w:pPr>
-            <w:r>
-              <w:t>Overlay of the reflection magnitude of SZmax(1),Zmax(1) against frequency for varC = 0.025 pF and varC = 0.19 pF on the current geometry over approximately 25.5 to 28 GHz (runs 17 and 18). Save to figures/results/g04_reflection_magnitude.png.</w:t>
-            </w:r>
-          </w:p>
-        </w:tc>
-      </w:tr>
-      <w:tr>
-        <w:trPr>
-          <w:cantSplit/>
-        </w:trPr>
-        <w:tc>
-          <w:tcPr>
-            <w:tcW w:type="dxa" w:w="8496"/>
-            <w:tcBorders>
-              <w:top w:val="nil"/>
-              <w:bottom w:val="nil"/>
-              <w:left w:val="nil"/>
-              <w:right w:val="nil"/>
-            </w:tcBorders>
-          </w:tcPr>
-          <w:p>
-            <w:pPr>
-              <w:pStyle w:val="Caption"/>
-            </w:pPr>
-            <w:r>
-              <w:rPr>
-                <w:b/>
-              </w:rPr>
-              <w:t xml:space="preserve">Figure 6. </w:t>
-            </w:r>
-            <w:r>
-              <w:t>Reflection magnitude of SZmax(1),Zmax(1) at the two capacitance endpoints on the current diagnostic geometry, over approximately 25.5 to 28 GHz. Red is varC = 0.19 pF and green is varC = 0.025 pF. The magnitude dip near 26.8 GHz moves with capacitance, which is the clearest evidence in this project that the varactor reaches the resonance of the complete unit cell. The sweep extends beyond the declared Astra MT77 material fit range of 25.6 to 26.6 GHz, so this region is a diagnostic indication rather than a quantitative prediction.</w:t>
-            </w:r>
-          </w:p>
-        </w:tc>
-      </w:tr>
-    </w:tbl>
     <w:p>
       <w:r>
         <w:t>The reflection magnitude stays close to 0 dB over most of the sweep, as expected of perfect conductors on a low-loss substrate. Near 26.8 GHz, however, a dip appears, and it moves with the varactor capacitance. That is the first result in this project showing the tuning element acting on the resonance of the complete unit cell rather than only on the impedance at its own terminals, and it is stronger evidence than the terminal check of Section 6.2, which validates the component and not the circuit around it.</w:t>
@@ -8401,104 +8503,58 @@
     <w:p>
       <w:pPr>
         <w:keepNext/>
-        <w:spacing w:before="160" w:after="0" w:line="40" w:lineRule="exact"/>
+        <w:spacing w:before="180" w:after="0"/>
+        <w:jc w:val="center"/>
+      </w:pPr>
+      <w:r>
+        <w:drawing>
+          <wp:inline xmlns:a="http://schemas.openxmlformats.org/drawingml/2006/main" xmlns:pic="http://schemas.openxmlformats.org/drawingml/2006/picture">
+            <wp:extent cx="5599013" cy="2148840"/>
+            <wp:docPr id="8" name="Picture 8"/>
+            <wp:cNvGraphicFramePr>
+              <a:graphicFrameLocks noChangeAspect="1"/>
+            </wp:cNvGraphicFramePr>
+            <a:graphic>
+              <a:graphicData uri="http://schemas.openxmlformats.org/drawingml/2006/picture">
+                <pic:pic>
+                  <pic:nvPicPr>
+                    <pic:cNvPr id="0" name="g04_reflection_phase.png"/>
+                    <pic:cNvPicPr/>
+                  </pic:nvPicPr>
+                  <pic:blipFill>
+                    <a:blip r:embed="rId20"/>
+                    <a:stretch>
+                      <a:fillRect/>
+                    </a:stretch>
+                  </pic:blipFill>
+                  <pic:spPr>
+                    <a:xfrm>
+                      <a:off x="0" y="0"/>
+                      <a:ext cx="5599013" cy="2148840"/>
+                    </a:xfrm>
+                    <a:prstGeom prst="rect"/>
+                  </pic:spPr>
+                </pic:pic>
+              </a:graphicData>
+            </a:graphic>
+          </wp:inline>
+        </w:drawing>
+      </w:r>
+    </w:p>
+    <w:p>
+      <w:pPr>
+        <w:pStyle w:val="Caption"/>
       </w:pPr>
       <w:r>
         <w:rPr>
-          <w:sz w:val="2"/>
+          <w:b/>
         </w:rPr>
+        <w:t xml:space="preserve">Figure 9. </w:t>
+      </w:r>
+      <w:r>
+        <w:t>Reflection phase of the co-polarised term SZmax(1),Zmax(1) at the two capacitance endpoints on the current diagnostic geometry (patchW = 2.30 mm, slotL = 2.32 mm, slotW = 0.35 mm, lineV = 1.13 mm), over approximately 25.5 to 28 GHz. Red is varC = 0.19 pF and green is varC = 0.025 pF. Near the intended 26.104 GHz operating frequency the two traces are drawn on top of one another at approximately -24 degrees and no separation is measurable. They become distinguishable at about 26.3 GHz and reach roughly 7 degrees apart at 26.5 GHz and 13 degrees at 26.6 GHz, before each wraps through the rapid transition that accompanies its own resonance: near 26.85 GHz at 0.19 pF and near 26.77 GHz at 0.025 pF. The displayed phase wraps at plus or minus 180 degrees, so the apparent excursion between the two wrap points is an artefact of the display and no tuning range in degrees is quantified from this plot.</w:t>
       </w:r>
     </w:p>
-    <w:tbl>
-      <w:tblPr>
-        <w:tblW w:type="auto" w:w="0"/>
-        <w:jc w:val="center"/>
-        <w:tblLayout w:type="fixed"/>
-        <w:tblLook w:firstColumn="1" w:firstRow="1" w:lastColumn="0" w:lastRow="0" w:noHBand="0" w:noVBand="1" w:val="04A0"/>
-        <w:tblLayout w:type="fixed"/>
-      </w:tblPr>
-      <w:tblGrid>
-        <w:gridCol w:w="8496"/>
-      </w:tblGrid>
-      <w:tr>
-        <w:trPr>
-          <w:cantSplit/>
-          <w:trHeight w:val="4608"/>
-        </w:trPr>
-        <w:tc>
-          <w:tcPr>
-            <w:tcW w:type="dxa" w:w="8496"/>
-            <w:tcBorders>
-              <w:top w:val="single" w:sz="8" w:color="AAAAAA"/>
-              <w:bottom w:val="single" w:sz="8" w:color="AAAAAA"/>
-              <w:left w:val="single" w:sz="8" w:color="AAAAAA"/>
-              <w:right w:val="single" w:sz="8" w:color="AAAAAA"/>
-            </w:tcBorders>
-            <w:shd w:val="clear" w:color="auto" w:fill="FAFAFA"/>
-          </w:tcPr>
-          <w:p>
-            <w:pPr>
-              <w:pStyle w:val="PlaceholderLabel"/>
-              <w:keepNext/>
-            </w:pPr>
-            <w:r>
-              <w:t>FIGURE 7</w:t>
-            </w:r>
-          </w:p>
-          <w:p>
-            <w:pPr>
-              <w:pStyle w:val="PlaceholderBody"/>
-              <w:keepNext/>
-            </w:pPr>
-            <w:r>
-              <w:rPr>
-                <w:i/>
-              </w:rPr>
-              <w:t>Figure required. Not yet available.</w:t>
-            </w:r>
-          </w:p>
-          <w:p>
-            <w:pPr>
-              <w:pStyle w:val="PlaceholderBody"/>
-              <w:keepNext/>
-            </w:pPr>
-            <w:r>
-              <w:t>Overlay of the reflection phase of SZmax(1),Zmax(1) against frequency for varC = 0.025 pF and varC = 0.19 pF on the current geometry over approximately 25.5 to 28 GHz (runs 17 and 18), with 26.104 GHz marked. Save to figures/results/g04_reflection_phase.png. Export the underlying complex S-parameter data at the same time: the displayed phase is wrapped, so no tuning range in degrees can be taken from the plot.</w:t>
-            </w:r>
-          </w:p>
-        </w:tc>
-      </w:tr>
-      <w:tr>
-        <w:trPr>
-          <w:cantSplit/>
-        </w:trPr>
-        <w:tc>
-          <w:tcPr>
-            <w:tcW w:type="dxa" w:w="8496"/>
-            <w:tcBorders>
-              <w:top w:val="nil"/>
-              <w:bottom w:val="nil"/>
-              <w:left w:val="nil"/>
-              <w:right w:val="nil"/>
-            </w:tcBorders>
-          </w:tcPr>
-          <w:p>
-            <w:pPr>
-              <w:pStyle w:val="Caption"/>
-            </w:pPr>
-            <w:r>
-              <w:rPr>
-                <w:b/>
-              </w:rPr>
-              <w:t xml:space="preserve">Figure 7. </w:t>
-            </w:r>
-            <w:r>
-              <w:t>Reflection phase of the co-polarised term SZmax(1),Zmax(1) at the two capacitance endpoints on the current diagnostic geometry (patchW = 2.30 mm, slotL = 2.32 mm, slotW = 0.35 mm, lineV = 1.13 mm), over approximately 25.5 to 28 GHz. Red is varC = 0.19 pF and green is varC = 0.025 pF. Near the intended 26.104 GHz operating frequency the two responses remain close; a capacitance-dependent shift of the resonant feature appears near 26.8 GHz. The displayed phase wraps at plus or minus 180 degrees, so the tuning range has not been quantified from this plot.</w:t>
-            </w:r>
-          </w:p>
-        </w:tc>
-      </w:tr>
-    </w:tbl>
     <w:p>
       <w:r>
         <w:t>The phase response carries the same feature: a rapid transition accompanying the magnitude dip, whose frequency moves with capacitance. Near the intended 26.104 GHz operating frequency the two curves remain close, as they did over the narrower interval. The capacitance-sensitive resonance therefore exists in this reconstruction but is displaced above the operating point the source design works at. The published tuning at 26.104 GHz is not reproduced.</w:t>
@@ -8940,7 +8996,7 @@
     </w:p>
     <w:p>
       <w:r>
-        <w:t>A field monitor at the reference frequency was used to see where current concentrates in the structure. Figure 7 shows the surface-current magnitude for the low-capacitance state.</w:t>
+        <w:t>A field monitor at the reference frequency was used to see where current concentrates in the structure. Figure 10 shows the surface-current magnitude for the low-capacitance state.</w:t>
       </w:r>
     </w:p>
     <w:p>
@@ -8987,7 +9043,7 @@
               <w:keepNext/>
             </w:pPr>
             <w:r>
-              <w:t>FIGURE 8</w:t>
+              <w:t>FIGURE 10</w:t>
             </w:r>
           </w:p>
           <w:p>
@@ -9035,7 +9091,7 @@
               <w:rPr>
                 <w:b/>
               </w:rPr>
-              <w:t xml:space="preserve">Figure 8. </w:t>
+              <w:t xml:space="preserve">Figure 10. </w:t>
             </w:r>
             <w:r>
               <w:t>Surface-current magnitude at 26.104 GHz for varC = 0.025 pF, plotted on a fixed 0 to 5 A/m colour scale so that the resonant path is visible. The global maximum reported by the solver for this run is 392.368 A/m, located at approximately (1.138, -0.130, -0.254) mm, which is the layer-two level. The fixed scale saturates the aperture region by construction and the plot is therefore a qualitative distribution, not a calibrated field export.</w:t>
@@ -24576,7 +24632,7 @@
         <w:drawing>
           <wp:inline xmlns:a="http://schemas.openxmlformats.org/drawingml/2006/main" xmlns:pic="http://schemas.openxmlformats.org/drawingml/2006/picture">
             <wp:extent cx="3030716" cy="3017520"/>
-            <wp:docPr id="3" name="Picture 3"/>
+            <wp:docPr id="9" name="Picture 9"/>
             <wp:cNvGraphicFramePr>
               <a:graphicFrameLocks noChangeAspect="1"/>
             </wp:cNvGraphicFramePr>
@@ -24588,7 +24644,7 @@
                     <pic:cNvPicPr/>
                   </pic:nvPicPr>
                   <pic:blipFill>
-                    <a:blip r:embed="rId15"/>
+                    <a:blip r:embed="rId21"/>
                     <a:stretch>
                       <a:fillRect/>
                     </a:stretch>
@@ -24626,12 +24682,232 @@
         <w:pStyle w:val="Heading1"/>
       </w:pPr>
       <w:r>
-        <w:t>Appendix E  Additional electromagnetic plots</w:t>
+        <w:t>Appendix E  Additional model views and electromagnetic plots</w:t>
       </w:r>
     </w:p>
     <w:p>
       <w:r>
-        <w:t>The plots listed here support the main text but are not needed to follow it. Figure E.1 is the endpoint reflection-magnitude overlay discussed in Section 7.2, and Figure E.2 is the electric-field distribution at the reference frequency. Neither has yet been exported from the solver.</w:t>
+        <w:t>The views collected here show the same model as Figures 3 to 6 from other directions. They are not needed to follow the main text and are included so that the reconstruction can be checked rather than taken on trust. Figures E.1 to E.4 are captures of the CST model; Figure E.5 is a field plot that has not yet been exported in a usable form.</w:t>
+      </w:r>
+    </w:p>
+    <w:p>
+      <w:pPr>
+        <w:keepNext/>
+        <w:spacing w:before="180" w:after="0"/>
+        <w:jc w:val="center"/>
+      </w:pPr>
+      <w:r>
+        <w:drawing>
+          <wp:inline xmlns:a="http://schemas.openxmlformats.org/drawingml/2006/main" xmlns:pic="http://schemas.openxmlformats.org/drawingml/2006/picture">
+            <wp:extent cx="2402154" cy="2468880"/>
+            <wp:docPr id="10" name="Picture 10"/>
+            <wp:cNvGraphicFramePr>
+              <a:graphicFrameLocks noChangeAspect="1"/>
+            </wp:cNvGraphicFramePr>
+            <a:graphic>
+              <a:graphicData uri="http://schemas.openxmlformats.org/drawingml/2006/picture">
+                <pic:pic>
+                  <pic:nvPicPr>
+                    <pic:cNvPr id="0" name="model_side_view.png"/>
+                    <pic:cNvPicPr/>
+                  </pic:nvPicPr>
+                  <pic:blipFill>
+                    <a:blip r:embed="rId22"/>
+                    <a:stretch>
+                      <a:fillRect/>
+                    </a:stretch>
+                  </pic:blipFill>
+                  <pic:spPr>
+                    <a:xfrm>
+                      <a:off x="0" y="0"/>
+                      <a:ext cx="2402154" cy="2468880"/>
+                    </a:xfrm>
+                    <a:prstGeom prst="rect"/>
+                  </pic:spPr>
+                </pic:pic>
+              </a:graphicData>
+            </a:graphic>
+          </wp:inline>
+        </w:drawing>
+      </w:r>
+    </w:p>
+    <w:p>
+      <w:pPr>
+        <w:pStyle w:val="Caption"/>
+      </w:pPr>
+      <w:r>
+        <w:rPr>
+          <w:b/>
+        </w:rPr>
+        <w:t xml:space="preserve">Figure E.1. </w:t>
+      </w:r>
+      <w:r>
+        <w:t>The assembled cell viewed from the side within its simulation domain. The five substrates and the conductor layers are seen in section, with the lumped varactor on the far side of the ground plane.</w:t>
+      </w:r>
+    </w:p>
+    <w:p>
+      <w:pPr>
+        <w:keepNext/>
+        <w:spacing w:before="180" w:after="0"/>
+        <w:jc w:val="center"/>
+      </w:pPr>
+      <w:r>
+        <w:drawing>
+          <wp:inline xmlns:a="http://schemas.openxmlformats.org/drawingml/2006/main" xmlns:pic="http://schemas.openxmlformats.org/drawingml/2006/picture">
+            <wp:extent cx="2385312" cy="2377440"/>
+            <wp:docPr id="11" name="Picture 11"/>
+            <wp:cNvGraphicFramePr>
+              <a:graphicFrameLocks noChangeAspect="1"/>
+            </wp:cNvGraphicFramePr>
+            <a:graphic>
+              <a:graphicData uri="http://schemas.openxmlformats.org/drawingml/2006/picture">
+                <pic:pic>
+                  <pic:nvPicPr>
+                    <pic:cNvPr id="0" name="model_front.png"/>
+                    <pic:cNvPicPr/>
+                  </pic:nvPicPr>
+                  <pic:blipFill>
+                    <a:blip r:embed="rId23"/>
+                    <a:stretch>
+                      <a:fillRect/>
+                    </a:stretch>
+                  </pic:blipFill>
+                  <pic:spPr>
+                    <a:xfrm>
+                      <a:off x="0" y="0"/>
+                      <a:ext cx="2385312" cy="2377440"/>
+                    </a:xfrm>
+                    <a:prstGeom prst="rect"/>
+                  </pic:spPr>
+                </pic:pic>
+              </a:graphicData>
+            </a:graphic>
+          </wp:inline>
+        </w:drawing>
+      </w:r>
+    </w:p>
+    <w:p>
+      <w:pPr>
+        <w:pStyle w:val="Caption"/>
+      </w:pPr>
+      <w:r>
+        <w:rPr>
+          <w:b/>
+        </w:rPr>
+        <w:t xml:space="preserve">Figure E.2. </w:t>
+      </w:r>
+      <w:r>
+        <w:t>Front view, looking into the stack along the propagation axis. The layer-three stripline, the blind via, the lumped varactor and the laterally branching radial stub are visible through the semi-transparent conductors. The view label is part of the original screen capture.</w:t>
+      </w:r>
+    </w:p>
+    <w:p>
+      <w:pPr>
+        <w:keepNext/>
+        <w:spacing w:before="180" w:after="0"/>
+        <w:jc w:val="center"/>
+      </w:pPr>
+      <w:r>
+        <w:drawing>
+          <wp:inline xmlns:a="http://schemas.openxmlformats.org/drawingml/2006/main" xmlns:pic="http://schemas.openxmlformats.org/drawingml/2006/picture">
+            <wp:extent cx="2385312" cy="2377440"/>
+            <wp:docPr id="12" name="Picture 12"/>
+            <wp:cNvGraphicFramePr>
+              <a:graphicFrameLocks noChangeAspect="1"/>
+            </wp:cNvGraphicFramePr>
+            <a:graphic>
+              <a:graphicData uri="http://schemas.openxmlformats.org/drawingml/2006/picture">
+                <pic:pic>
+                  <pic:nvPicPr>
+                    <pic:cNvPr id="0" name="model_back.png"/>
+                    <pic:cNvPicPr/>
+                  </pic:nvPicPr>
+                  <pic:blipFill>
+                    <a:blip r:embed="rId24"/>
+                    <a:stretch>
+                      <a:fillRect/>
+                    </a:stretch>
+                  </pic:blipFill>
+                  <pic:spPr>
+                    <a:xfrm>
+                      <a:off x="0" y="0"/>
+                      <a:ext cx="2385312" cy="2377440"/>
+                    </a:xfrm>
+                    <a:prstGeom prst="rect"/>
+                  </pic:spPr>
+                </pic:pic>
+              </a:graphicData>
+            </a:graphic>
+          </wp:inline>
+        </w:drawing>
+      </w:r>
+    </w:p>
+    <w:p>
+      <w:pPr>
+        <w:pStyle w:val="Caption"/>
+      </w:pPr>
+      <w:r>
+        <w:rPr>
+          <w:b/>
+        </w:rPr>
+        <w:t xml:space="preserve">Figure E.3. </w:t>
+      </w:r>
+      <w:r>
+        <w:t>Back view along the same axis, showing the lower conductor layers and the pad pair that carries the varactor. The view label is part of the original screen capture.</w:t>
+      </w:r>
+    </w:p>
+    <w:p>
+      <w:pPr>
+        <w:keepNext/>
+        <w:spacing w:before="180" w:after="0"/>
+        <w:jc w:val="center"/>
+      </w:pPr>
+      <w:r>
+        <w:drawing>
+          <wp:inline xmlns:a="http://schemas.openxmlformats.org/drawingml/2006/main" xmlns:pic="http://schemas.openxmlformats.org/drawingml/2006/picture">
+            <wp:extent cx="4234590" cy="1920240"/>
+            <wp:docPr id="13" name="Picture 13"/>
+            <wp:cNvGraphicFramePr>
+              <a:graphicFrameLocks noChangeAspect="1"/>
+            </wp:cNvGraphicFramePr>
+            <a:graphic>
+              <a:graphicData uri="http://schemas.openxmlformats.org/drawingml/2006/picture">
+                <pic:pic>
+                  <pic:nvPicPr>
+                    <pic:cNvPr id="0" name="model_bias_network_detail_1.png"/>
+                    <pic:cNvPicPr/>
+                  </pic:nvPicPr>
+                  <pic:blipFill>
+                    <a:blip r:embed="rId25"/>
+                    <a:stretch>
+                      <a:fillRect/>
+                    </a:stretch>
+                  </pic:blipFill>
+                  <pic:spPr>
+                    <a:xfrm>
+                      <a:off x="0" y="0"/>
+                      <a:ext cx="4234590" cy="1920240"/>
+                    </a:xfrm>
+                    <a:prstGeom prst="rect"/>
+                  </pic:spPr>
+                </pic:pic>
+              </a:graphicData>
+            </a:graphic>
+          </wp:inline>
+        </w:drawing>
+      </w:r>
+    </w:p>
+    <w:p>
+      <w:pPr>
+        <w:pStyle w:val="Caption"/>
+      </w:pPr>
+      <w:r>
+        <w:rPr>
+          <w:b/>
+        </w:rPr>
+        <w:t xml:space="preserve">Figure E.4. </w:t>
+      </w:r>
+      <w:r>
+        <w:t>The bias network of Figure 6 from a second angle, with the ground-plane clearance ring around the blind via more clearly separated from the radial stub.</w:t>
       </w:r>
     </w:p>
     <w:p>
@@ -24678,7 +24954,7 @@
               <w:keepNext/>
             </w:pPr>
             <w:r>
-              <w:t>FIGURE E.1</w:t>
+              <w:t>FIGURE E.5</w:t>
             </w:r>
           </w:p>
           <w:p>
@@ -24699,7 +24975,7 @@
               <w:keepNext/>
             </w:pPr>
             <w:r>
-              <w:t>Overlay of the reflection magnitude of SZmax(1),Zmax(1) against frequency at varC = 0.025 pF and 0.19 pF on the current geometry, same runs as Figure 6.</w:t>
+              <w:t>Electric-field magnitude at 26.104 GHz on a fixed non-saturating scale, starting near 0 to 10000 V/m, with the same camera position as Figure 10. The existing capture saturates and carries no information, so it must be regenerated before use.</w:t>
             </w:r>
           </w:p>
         </w:tc>
@@ -24726,108 +25002,7 @@
               <w:rPr>
                 <w:b/>
               </w:rPr>
-              <w:t xml:space="preserve">Figure E.1. </w:t>
-            </w:r>
-            <w:r>
-              <w:t>Reflection magnitude at the two capacitance endpoints on the current geometry, same runs as Figure 6. Discussed in Section 7.2.</w:t>
-            </w:r>
-          </w:p>
-        </w:tc>
-      </w:tr>
-    </w:tbl>
-    <w:p>
-      <w:pPr>
-        <w:keepNext/>
-        <w:spacing w:before="160" w:after="0" w:line="40" w:lineRule="exact"/>
-      </w:pPr>
-      <w:r>
-        <w:rPr>
-          <w:sz w:val="2"/>
-        </w:rPr>
-      </w:r>
-    </w:p>
-    <w:tbl>
-      <w:tblPr>
-        <w:tblW w:type="auto" w:w="0"/>
-        <w:jc w:val="center"/>
-        <w:tblLayout w:type="fixed"/>
-        <w:tblLook w:firstColumn="1" w:firstRow="1" w:lastColumn="0" w:lastRow="0" w:noHBand="0" w:noVBand="1" w:val="04A0"/>
-        <w:tblLayout w:type="fixed"/>
-      </w:tblPr>
-      <w:tblGrid>
-        <w:gridCol w:w="8496"/>
-      </w:tblGrid>
-      <w:tr>
-        <w:trPr>
-          <w:cantSplit/>
-          <w:trHeight w:val="3312"/>
-        </w:trPr>
-        <w:tc>
-          <w:tcPr>
-            <w:tcW w:type="dxa" w:w="8496"/>
-            <w:tcBorders>
-              <w:top w:val="single" w:sz="8" w:color="AAAAAA"/>
-              <w:bottom w:val="single" w:sz="8" w:color="AAAAAA"/>
-              <w:left w:val="single" w:sz="8" w:color="AAAAAA"/>
-              <w:right w:val="single" w:sz="8" w:color="AAAAAA"/>
-            </w:tcBorders>
-            <w:shd w:val="clear" w:color="auto" w:fill="FAFAFA"/>
-          </w:tcPr>
-          <w:p>
-            <w:pPr>
-              <w:pStyle w:val="PlaceholderLabel"/>
-              <w:keepNext/>
-            </w:pPr>
-            <w:r>
-              <w:t>FIGURE E.2</w:t>
-            </w:r>
-          </w:p>
-          <w:p>
-            <w:pPr>
-              <w:pStyle w:val="PlaceholderBody"/>
-              <w:keepNext/>
-            </w:pPr>
-            <w:r>
-              <w:rPr>
-                <w:i/>
-              </w:rPr>
-              <w:t>Figure required. Not yet available.</w:t>
-            </w:r>
-          </w:p>
-          <w:p>
-            <w:pPr>
-              <w:pStyle w:val="PlaceholderBody"/>
-              <w:keepNext/>
-            </w:pPr>
-            <w:r>
-              <w:t>Electric-field magnitude at 26.104 GHz on a fixed non-saturating scale, starting near 0 to 10000 V/m, with the same camera position as Figure 7. The existing capture saturates and carries no information, so it must be regenerated before use.</w:t>
-            </w:r>
-          </w:p>
-        </w:tc>
-      </w:tr>
-      <w:tr>
-        <w:trPr>
-          <w:cantSplit/>
-        </w:trPr>
-        <w:tc>
-          <w:tcPr>
-            <w:tcW w:type="dxa" w:w="8496"/>
-            <w:tcBorders>
-              <w:top w:val="nil"/>
-              <w:bottom w:val="nil"/>
-              <w:left w:val="nil"/>
-              <w:right w:val="nil"/>
-            </w:tcBorders>
-          </w:tcPr>
-          <w:p>
-            <w:pPr>
-              <w:pStyle w:val="Caption"/>
-            </w:pPr>
-            <w:r>
-              <w:rPr>
-                <w:b/>
-              </w:rPr>
-              <w:t xml:space="preserve">Figure E.2. </w:t>
+              <w:t xml:space="preserve">Figure E.5. </w:t>
             </w:r>
             <w:r>
               <w:t>Electric-field magnitude at 26.104 GHz for varC = 0.025 pF on a fixed non-saturating colour scale.</w:t>
